--- a/Lapshin_Aleksandr_lb1/Лапшин_Александр_4343_отчет_1лб.docx
+++ b/Lapshin_Aleksandr_lb1/Лапшин_Александр_4343_отчет_1лб.docx
@@ -191,51 +191,27 @@
           <w:b/>
           <w:bCs/>
         </w:rPr>
-        <w:t>по лабораторной работе №</w:t>
-      </w:r>
-      <w:r>
+        <w:t>по лабораторной работе №1</w:t>
+      </w:r>
+    </w:p>
+    <w:p>
+      <w:pPr>
+        <w:pStyle w:val="Standard"/>
+        <w:ind w:firstLine="0"/>
+        <w:jc w:val="center"/>
         <w:rPr>
           <w:rFonts w:eastAsia="Times New Roman"/>
           <w:b/>
           <w:bCs/>
         </w:rPr>
-        <w:t>1</w:t>
-      </w:r>
-    </w:p>
-    <w:p>
-      <w:pPr>
-        <w:pStyle w:val="Standard"/>
-        <w:ind w:firstLine="0"/>
-        <w:jc w:val="center"/>
+      </w:pPr>
+      <w:r>
         <w:rPr>
           <w:rFonts w:eastAsia="Times New Roman"/>
           <w:b/>
           <w:bCs/>
         </w:rPr>
-      </w:pPr>
-      <w:r>
-        <w:rPr>
-          <w:rFonts w:eastAsia="Times New Roman"/>
-          <w:b/>
-          <w:bCs/>
-        </w:rPr>
-        <w:t>по дисциплине «</w:t>
-      </w:r>
-      <w:r>
-        <w:rPr>
-          <w:rFonts w:eastAsia="Times New Roman"/>
-          <w:b/>
-          <w:bCs/>
-        </w:rPr>
-        <w:t>Построение и анализ алгоритмов</w:t>
-      </w:r>
-      <w:r>
-        <w:rPr>
-          <w:rFonts w:eastAsia="Times New Roman"/>
-          <w:b/>
-          <w:bCs/>
-        </w:rPr>
-        <w:t>»</w:t>
+        <w:t>по дисциплине «Построение и анализ алгоритмов»</w:t>
       </w:r>
     </w:p>
     <w:p>
@@ -479,47 +455,13 @@
                 <w:bCs/>
               </w:rPr>
             </w:pPr>
-            <w:proofErr w:type="spellStart"/>
             <w:r>
               <w:rPr>
                 <w:rFonts w:eastAsia="Times New Roman"/>
                 <w:b/>
                 <w:bCs/>
               </w:rPr>
-              <w:t>Жангиров</w:t>
-            </w:r>
-            <w:proofErr w:type="spellEnd"/>
-            <w:r>
-              <w:rPr>
-                <w:rFonts w:eastAsia="Times New Roman"/>
-                <w:b/>
-                <w:bCs/>
-              </w:rPr>
-              <w:t xml:space="preserve"> </w:t>
-            </w:r>
-            <w:r>
-              <w:rPr>
-                <w:rFonts w:eastAsia="Times New Roman"/>
-                <w:b/>
-                <w:bCs/>
-              </w:rPr>
-              <w:t>Т</w:t>
-            </w:r>
-            <w:r>
-              <w:rPr>
-                <w:rFonts w:eastAsia="Times New Roman"/>
-                <w:b/>
-                <w:bCs/>
-              </w:rPr>
-              <w:t>.</w:t>
-            </w:r>
-            <w:r>
-              <w:rPr>
-                <w:rFonts w:eastAsia="Times New Roman"/>
-                <w:b/>
-                <w:bCs/>
-              </w:rPr>
-              <w:t>Р.</w:t>
+              <w:t>Жангиров Т.Р.</w:t>
             </w:r>
           </w:p>
         </w:tc>
@@ -582,35 +524,19 @@
           <w:b/>
           <w:bCs/>
         </w:rPr>
-        <w:t>202</w:t>
-      </w:r>
-      <w:r>
+        <w:t>2026 г.</w:t>
+      </w:r>
+    </w:p>
+    <w:p>
+      <w:pPr>
+        <w:pStyle w:val="Standard"/>
+        <w:ind w:firstLine="0"/>
+        <w:jc w:val="center"/>
         <w:rPr>
           <w:rFonts w:eastAsia="Times New Roman"/>
           <w:b/>
           <w:bCs/>
         </w:rPr>
-        <w:t>6</w:t>
-      </w:r>
-      <w:r>
-        <w:rPr>
-          <w:rFonts w:eastAsia="Times New Roman"/>
-          <w:b/>
-          <w:bCs/>
-        </w:rPr>
-        <w:t xml:space="preserve"> г.</w:t>
-      </w:r>
-    </w:p>
-    <w:p>
-      <w:pPr>
-        <w:pStyle w:val="Standard"/>
-        <w:ind w:firstLine="0"/>
-        <w:jc w:val="center"/>
-        <w:rPr>
-          <w:rFonts w:eastAsia="Times New Roman"/>
-          <w:b/>
-          <w:bCs/>
-        </w:rPr>
       </w:pPr>
     </w:p>
     <w:p>
@@ -624,15 +550,7 @@
     </w:p>
     <w:p>
       <w:r>
-        <w:t xml:space="preserve">Вар. 3и. Итеративный </w:t>
-      </w:r>
-      <w:proofErr w:type="spellStart"/>
-      <w:r>
-        <w:t>бэктрекинг</w:t>
-      </w:r>
-      <w:proofErr w:type="spellEnd"/>
-      <w:r>
-        <w:t>. Исследование кол-ва операций от размера квадрата</w:t>
+        <w:t>Вар. 3и. Итеративный бэктрекинг. Исследование кол-ва операций от размера квадрата</w:t>
       </w:r>
     </w:p>
     <w:p>
@@ -788,13 +706,7 @@
         <w:rPr>
           <w:bdr w:val="none" w:sz="0" w:space="0" w:color="auto" w:frame="1"/>
         </w:rPr>
-        <w:t>2≤N≤2</w:t>
-      </w:r>
-      <w:r>
-        <w:rPr>
-          <w:bdr w:val="none" w:sz="0" w:space="0" w:color="auto" w:frame="1"/>
-        </w:rPr>
-        <w:t>0</w:t>
+        <w:t>2≤N≤20</w:t>
       </w:r>
       <w:r>
         <w:t>).</w:t>
@@ -820,19 +732,7 @@
         <w:t>K</w:t>
       </w:r>
       <w:r>
-        <w:t>, задающее минимальное количество обрезков(квадратов), из которых можно построить</w:t>
-      </w:r>
-      <w:r>
-        <w:t xml:space="preserve"> </w:t>
-      </w:r>
-      <w:r>
-        <w:t>столешницу</w:t>
-      </w:r>
-      <w:r>
-        <w:t xml:space="preserve"> </w:t>
-      </w:r>
-      <w:r>
-        <w:t>(квадрат) заданного размера </w:t>
+        <w:t>, задающее минимальное количество обрезков(квадратов), из которых можно построить столешницу (квадрат) заданного размера </w:t>
       </w:r>
       <w:r>
         <w:rPr>
@@ -856,19 +756,7 @@
         <w:rPr>
           <w:bdr w:val="none" w:sz="0" w:space="0" w:color="auto" w:frame="1"/>
         </w:rPr>
-        <w:t>x,</w:t>
-      </w:r>
-      <w:r>
-        <w:rPr>
-          <w:bdr w:val="none" w:sz="0" w:space="0" w:color="auto" w:frame="1"/>
-        </w:rPr>
-        <w:t xml:space="preserve"> </w:t>
-      </w:r>
-      <w:r>
-        <w:rPr>
-          <w:bdr w:val="none" w:sz="0" w:space="0" w:color="auto" w:frame="1"/>
-        </w:rPr>
-        <w:t>y</w:t>
+        <w:t>x, y</w:t>
       </w:r>
       <w:r>
         <w:rPr>
@@ -893,85 +781,10 @@
         <w:rPr>
           <w:bdr w:val="none" w:sz="0" w:space="0" w:color="auto" w:frame="1"/>
         </w:rPr>
-        <w:t>1</w:t>
-      </w:r>
-      <w:r>
-        <w:rPr>
-          <w:bdr w:val="none" w:sz="0" w:space="0" w:color="auto" w:frame="1"/>
-        </w:rPr>
-        <w:t xml:space="preserve"> </w:t>
-      </w:r>
-      <w:r>
-        <w:rPr>
-          <w:bdr w:val="none" w:sz="0" w:space="0" w:color="auto" w:frame="1"/>
-        </w:rPr>
-        <w:t>≤</w:t>
-      </w:r>
-      <w:r>
-        <w:rPr>
-          <w:bdr w:val="none" w:sz="0" w:space="0" w:color="auto" w:frame="1"/>
-        </w:rPr>
-        <w:t xml:space="preserve"> </w:t>
-      </w:r>
-      <w:r>
-        <w:rPr>
-          <w:bdr w:val="none" w:sz="0" w:space="0" w:color="auto" w:frame="1"/>
-        </w:rPr>
-        <w:t>x,</w:t>
-      </w:r>
-      <w:r>
-        <w:rPr>
-          <w:bdr w:val="none" w:sz="0" w:space="0" w:color="auto" w:frame="1"/>
-        </w:rPr>
-        <w:t xml:space="preserve"> </w:t>
-      </w:r>
-      <w:r>
-        <w:rPr>
-          <w:bdr w:val="none" w:sz="0" w:space="0" w:color="auto" w:frame="1"/>
-        </w:rPr>
-        <w:t>y</w:t>
-      </w:r>
-      <w:r>
-        <w:rPr>
-          <w:bdr w:val="none" w:sz="0" w:space="0" w:color="auto" w:frame="1"/>
-        </w:rPr>
-        <w:t xml:space="preserve"> </w:t>
-      </w:r>
-      <w:r>
-        <w:rPr>
-          <w:bdr w:val="none" w:sz="0" w:space="0" w:color="auto" w:frame="1"/>
-        </w:rPr>
-        <w:t>≤</w:t>
-      </w:r>
-      <w:r>
-        <w:rPr>
-          <w:bdr w:val="none" w:sz="0" w:space="0" w:color="auto" w:frame="1"/>
-        </w:rPr>
-        <w:t xml:space="preserve"> </w:t>
-      </w:r>
-      <w:r>
-        <w:rPr>
-          <w:bdr w:val="none" w:sz="0" w:space="0" w:color="auto" w:frame="1"/>
-        </w:rPr>
-        <w:t>N</w:t>
-      </w:r>
-      <w:r>
-        <w:rPr>
-          <w:bdr w:val="none" w:sz="0" w:space="0" w:color="auto" w:frame="1"/>
-        </w:rPr>
-        <w:t xml:space="preserve">, </w:t>
-      </w:r>
-      <w:r>
-        <w:t>1</w:t>
-      </w:r>
-      <w:r>
-        <w:t xml:space="preserve"> </w:t>
-      </w:r>
-      <w:r>
-        <w:t>≤</w:t>
-      </w:r>
-      <w:r>
-        <w:t xml:space="preserve"> </w:t>
+        <w:t xml:space="preserve">1 ≤ x, y ≤ N, </w:t>
+      </w:r>
+      <w:r>
+        <w:t xml:space="preserve">1 ≤ </w:t>
       </w:r>
       <w:r>
         <w:rPr>
@@ -981,36 +794,23 @@
         <w:t>x</w:t>
       </w:r>
       <w:r>
-        <w:t>,</w:t>
-      </w:r>
-      <w:r>
-        <w:t xml:space="preserve"> </w:t>
+        <w:t xml:space="preserve">, </w:t>
       </w:r>
       <w:r>
         <w:rPr>
           <w:i/>
           <w:iCs/>
         </w:rPr>
-        <w:t>y</w:t>
+        <w:t xml:space="preserve">y </w:t>
+      </w:r>
+      <w:r>
+        <w:t xml:space="preserve">≤ </w:t>
       </w:r>
       <w:r>
         <w:rPr>
           <w:i/>
           <w:iCs/>
         </w:rPr>
-        <w:t xml:space="preserve"> </w:t>
-      </w:r>
-      <w:r>
-        <w:t>≤</w:t>
-      </w:r>
-      <w:r>
-        <w:t xml:space="preserve"> </w:t>
-      </w:r>
-      <w:r>
-        <w:rPr>
-          <w:i/>
-          <w:iCs/>
-        </w:rPr>
         <w:t>N</w:t>
       </w:r>
       <w:r>
@@ -1107,7 +907,6 @@
       </w:r>
     </w:p>
     <w:p>
-      <w:proofErr w:type="spellStart"/>
       <w:r>
         <w:rPr>
           <w:b/>
@@ -1118,92 +917,38 @@
         </w:rPr>
         <w:t>board</w:t>
       </w:r>
-      <w:proofErr w:type="spellEnd"/>
       <w:r>
         <w:t xml:space="preserve">: Двумерный вектор </w:t>
       </w:r>
-      <w:proofErr w:type="spellStart"/>
       <w:r>
         <w:rPr>
           <w:i/>
           <w:iCs/>
         </w:rPr>
-        <w:t>vector</w:t>
-      </w:r>
-      <w:proofErr w:type="spellEnd"/>
+        <w:t>vector&lt;vector&lt;int&gt;&gt;,</w:t>
+      </w:r>
+      <w:r>
+        <w:t xml:space="preserve"> представляющий собой сетку размера </w:t>
+      </w:r>
       <w:r>
         <w:rPr>
           <w:i/>
           <w:iCs/>
         </w:rPr>
-        <w:t>&lt;</w:t>
-      </w:r>
-      <w:proofErr w:type="spellStart"/>
+        <w:t>N x N</w:t>
+      </w:r>
+      <w:r>
+        <w:t xml:space="preserve">. Ячейка </w:t>
+      </w:r>
       <w:r>
         <w:rPr>
           <w:i/>
           <w:iCs/>
         </w:rPr>
-        <w:t>vector</w:t>
-      </w:r>
-      <w:proofErr w:type="spellEnd"/>
-      <w:r>
-        <w:rPr>
-          <w:i/>
-          <w:iCs/>
-        </w:rPr>
-        <w:t>&lt;</w:t>
-      </w:r>
-      <w:proofErr w:type="spellStart"/>
-      <w:r>
-        <w:rPr>
-          <w:i/>
-          <w:iCs/>
-        </w:rPr>
-        <w:t>int</w:t>
-      </w:r>
-      <w:proofErr w:type="spellEnd"/>
-      <w:r>
-        <w:rPr>
-          <w:i/>
-          <w:iCs/>
-        </w:rPr>
-        <w:t>&gt;&gt;,</w:t>
-      </w:r>
-      <w:r>
-        <w:t xml:space="preserve"> представляющий собой сетку размера </w:t>
-      </w:r>
-      <w:r>
-        <w:rPr>
-          <w:i/>
-          <w:iCs/>
-        </w:rPr>
-        <w:t>N x N</w:t>
-      </w:r>
-      <w:r>
-        <w:t xml:space="preserve">. Ячейка </w:t>
-      </w:r>
-      <w:proofErr w:type="spellStart"/>
-      <w:r>
-        <w:rPr>
-          <w:i/>
-          <w:iCs/>
-        </w:rPr>
-        <w:t>board</w:t>
-      </w:r>
-      <w:proofErr w:type="spellEnd"/>
-      <w:r>
-        <w:rPr>
-          <w:i/>
-          <w:iCs/>
-        </w:rPr>
-        <w:t>[i][j]</w:t>
-      </w:r>
-      <w:r>
-        <w:t xml:space="preserve"> равна</w:t>
-      </w:r>
-      <w:r>
-        <w:t xml:space="preserve"> 1, если ячейка уже занята каким-либо квадратом, и 0</w:t>
+        <w:t>board[i][j]</w:t>
+      </w:r>
+      <w:r>
+        <w:t xml:space="preserve"> равна 1, если ячейка уже занята каким-либо квадратом, и 0</w:t>
       </w:r>
       <w:r>
         <w:t>,</w:t>
@@ -1231,40 +976,23 @@
           <w:i/>
           <w:iCs/>
         </w:rPr>
-        <w:t>x,</w:t>
+        <w:t>x, y</w:t>
+      </w:r>
+      <w:r>
+        <w:t>) и размер (</w:t>
       </w:r>
       <w:r>
         <w:rPr>
           <w:i/>
           <w:iCs/>
         </w:rPr>
-        <w:t xml:space="preserve"> </w:t>
-      </w:r>
-      <w:r>
-        <w:rPr>
-          <w:i/>
-          <w:iCs/>
-        </w:rPr>
-        <w:t>y</w:t>
-      </w:r>
-      <w:r>
-        <w:t>) и размер (</w:t>
-      </w:r>
-      <w:proofErr w:type="spellStart"/>
-      <w:r>
-        <w:rPr>
-          <w:i/>
-          <w:iCs/>
-        </w:rPr>
         <w:t>size</w:t>
       </w:r>
-      <w:proofErr w:type="spellEnd"/>
       <w:r>
         <w:t>) установленного квадрата.</w:t>
       </w:r>
     </w:p>
     <w:p>
-      <w:proofErr w:type="spellStart"/>
       <w:r>
         <w:rPr>
           <w:b/>
@@ -1275,11 +1003,9 @@
         </w:rPr>
         <w:t>StateBoard</w:t>
       </w:r>
-      <w:proofErr w:type="spellEnd"/>
       <w:r>
         <w:t>: Структура, хранящая состояние доски (</w:t>
       </w:r>
-      <w:proofErr w:type="spellStart"/>
       <w:r>
         <w:rPr>
           <w:i/>
@@ -1287,11 +1013,9 @@
         </w:rPr>
         <w:t>board</w:t>
       </w:r>
-      <w:proofErr w:type="spellEnd"/>
       <w:r>
         <w:t>) и список уже установленных квадратов (</w:t>
       </w:r>
-      <w:proofErr w:type="spellStart"/>
       <w:r>
         <w:rPr>
           <w:i/>
@@ -1299,13 +1023,11 @@
         </w:rPr>
         <w:t>placed_sq</w:t>
       </w:r>
-      <w:proofErr w:type="spellEnd"/>
       <w:r>
         <w:t>) для конкретного узла в дереве поиска.</w:t>
       </w:r>
     </w:p>
     <w:p>
-      <w:proofErr w:type="spellStart"/>
       <w:r>
         <w:rPr>
           <w:b/>
@@ -1314,40 +1036,7 @@
           <w:iCs/>
           <w:u w:val="single"/>
         </w:rPr>
-        <w:t>stack</w:t>
-      </w:r>
-      <w:proofErr w:type="spellEnd"/>
-      <w:r>
-        <w:rPr>
-          <w:b/>
-          <w:bCs/>
-          <w:i/>
-          <w:iCs/>
-          <w:u w:val="single"/>
-        </w:rPr>
-        <w:t>&lt;</w:t>
-      </w:r>
-      <w:proofErr w:type="spellStart"/>
-      <w:r>
-        <w:rPr>
-          <w:b/>
-          <w:bCs/>
-          <w:i/>
-          <w:iCs/>
-          <w:u w:val="single"/>
-        </w:rPr>
-        <w:t>StateBoard</w:t>
-      </w:r>
-      <w:proofErr w:type="spellEnd"/>
-      <w:r>
-        <w:rPr>
-          <w:b/>
-          <w:bCs/>
-          <w:i/>
-          <w:iCs/>
-          <w:u w:val="single"/>
-        </w:rPr>
-        <w:t>&gt;</w:t>
+        <w:t>stack&lt;StateBoard&gt;</w:t>
       </w:r>
       <w:r>
         <w:t>: Стек для хранения состояний, которые нужно обработать.</w:t>
@@ -1363,15 +1052,7 @@
     </w:p>
     <w:p>
       <w:r>
-        <w:t xml:space="preserve">Для решения задачи был использован метод итеративного </w:t>
-      </w:r>
-      <w:proofErr w:type="spellStart"/>
-      <w:r>
-        <w:t>бэктрекинга</w:t>
-      </w:r>
-      <w:proofErr w:type="spellEnd"/>
-      <w:r>
-        <w:t xml:space="preserve"> (поиска с возвратом).</w:t>
+        <w:t>Для решения задачи был использован метод итеративного бэктрекинга (поиска с возвратом).</w:t>
       </w:r>
     </w:p>
     <w:p>
@@ -1436,47 +1117,14 @@
         </w:rPr>
       </w:pPr>
       <w:r>
-        <w:t xml:space="preserve">Если число четное, то очевидно, что </w:t>
-      </w:r>
-      <w:proofErr w:type="spellStart"/>
-      <w:r>
-        <w:t>науличшее</w:t>
-      </w:r>
-      <w:proofErr w:type="spellEnd"/>
-      <w:r>
-        <w:t xml:space="preserve"> решение, это заполнить квадрат 4-мя одинаковыми квадратами, для этого вызывается функция </w:t>
-      </w:r>
-      <w:proofErr w:type="spellStart"/>
+        <w:t xml:space="preserve">Если число четное, то очевидно, что науличшее решение, это заполнить квадрат 4-мя одинаковыми квадратами, для этого вызывается функция </w:t>
+      </w:r>
       <w:r>
         <w:rPr>
           <w:i/>
           <w:iCs/>
         </w:rPr>
-        <w:t>FormedSolution</w:t>
-      </w:r>
-      <w:proofErr w:type="spellEnd"/>
-      <w:r>
-        <w:rPr>
-          <w:i/>
-          <w:iCs/>
-        </w:rPr>
-        <w:t>(</w:t>
-      </w:r>
-      <w:proofErr w:type="spellStart"/>
-      <w:r>
-        <w:rPr>
-          <w:i/>
-          <w:iCs/>
-        </w:rPr>
-        <w:t>EvenSolution</w:t>
-      </w:r>
-      <w:proofErr w:type="spellEnd"/>
-      <w:r>
-        <w:rPr>
-          <w:i/>
-          <w:iCs/>
-        </w:rPr>
-        <w:t>(N), N)</w:t>
+        <w:t>FormedSolution(EvenSolution(N), N)</w:t>
       </w:r>
       <w:r>
         <w:t xml:space="preserve">, которая формирует итоговый ответ для данного размера </w:t>
@@ -1504,11 +1152,9 @@
       <w:r>
         <w:t xml:space="preserve"> </w:t>
       </w:r>
-      <w:proofErr w:type="spellStart"/>
       <w:r>
         <w:t>start</w:t>
       </w:r>
-      <w:proofErr w:type="spellEnd"/>
       <w:r>
         <w:t xml:space="preserve"> </w:t>
       </w:r>
@@ -1535,15 +1181,7 @@
         </w:numPr>
       </w:pPr>
       <w:r>
-        <w:t>Генерируется начальное "наилучшее" решение (</w:t>
-      </w:r>
-      <w:proofErr w:type="spellStart"/>
-      <w:r>
-        <w:t>InitBestSolution</w:t>
-      </w:r>
-      <w:proofErr w:type="spellEnd"/>
-      <w:r>
-        <w:t>), чтобы алгоритм не тратил время на поиск решений, заведомо худших, чем это тривиальное. Для нечетных N это квадрат (N-1) в углу и полоска из единичных квадратов вдоль двух сторон.</w:t>
+        <w:t>Генерируется начальное "наилучшее" решение (InitBestSolution), чтобы алгоритм не тратил время на поиск решений, заведомо худших, чем это тривиальное. Для нечетных N это квадрат (N-1) в углу и полоска из единичных квадратов вдоль двух сторон.</w:t>
       </w:r>
     </w:p>
     <w:p>
@@ -1573,15 +1211,7 @@
         </w:numPr>
       </w:pPr>
       <w:r>
-        <w:t xml:space="preserve">Из стека извлекается текущее состояние </w:t>
-      </w:r>
-      <w:proofErr w:type="spellStart"/>
-      <w:r>
-        <w:t>current</w:t>
-      </w:r>
-      <w:proofErr w:type="spellEnd"/>
-      <w:r>
-        <w:t>.</w:t>
+        <w:t>Из стека извлекается текущее состояние current.</w:t>
       </w:r>
     </w:p>
     <w:p>
@@ -1595,39 +1225,7 @@
         <w:t xml:space="preserve">Оптимизация </w:t>
       </w:r>
       <w:r>
-        <w:t xml:space="preserve"> 1 (по </w:t>
-      </w:r>
-      <w:r>
-        <w:t>уже использованным квадратам</w:t>
-      </w:r>
-      <w:r>
-        <w:t xml:space="preserve">): Поиск первой пустой клетки: Вызывается функция </w:t>
-      </w:r>
-      <w:proofErr w:type="spellStart"/>
-      <w:r>
-        <w:t>FullBoard</w:t>
-      </w:r>
-      <w:proofErr w:type="spellEnd"/>
-      <w:r>
-        <w:t xml:space="preserve">, которая находит первую свободную клетку (x, y) слева направо, сверху вниз. Если свободных клеток нет, значит, решение найдено. Если количество квадратов в этом решении </w:t>
-      </w:r>
-      <w:r>
-        <w:t>больше или равно</w:t>
-      </w:r>
-      <w:r>
-        <w:t xml:space="preserve"> текущего лучшего</w:t>
-      </w:r>
-      <w:r>
-        <w:t xml:space="preserve"> варианта размещения квадратов</w:t>
-      </w:r>
-      <w:r>
-        <w:t>,</w:t>
-      </w:r>
-      <w:r>
-        <w:t xml:space="preserve"> то это состояние отбрасывается</w:t>
-      </w:r>
-      <w:r>
-        <w:t>.</w:t>
+        <w:t xml:space="preserve"> 1 (по уже использованным квадратам): Поиск первой пустой клетки: Вызывается функция FullBoard, которая находит первую свободную клетку (x, y) слева направо, сверху вниз. Если свободных клеток нет, значит, решение найдено. Если количество квадратов в этом решении больше или равно текущего лучшего варианта размещения квадратов, то это состояние отбрасывается.</w:t>
       </w:r>
     </w:p>
     <w:p>
@@ -1653,13 +1251,7 @@
         <w:t>больше или равно</w:t>
       </w:r>
       <w:r>
-        <w:t xml:space="preserve"> лучшего решения, состояние отсекается. Это помогает отбрасывать бесперспективные вет</w:t>
-      </w:r>
-      <w:r>
-        <w:t>ки решений</w:t>
-      </w:r>
-      <w:r>
-        <w:t xml:space="preserve"> на ранних этапах.</w:t>
+        <w:t xml:space="preserve"> лучшего решения, состояние отсекается. Это помогает отбрасывать бесперспективные ветки решений на ранних этапах.</w:t>
       </w:r>
       <w:r>
         <w:t xml:space="preserve"> </w:t>
@@ -1679,33 +1271,14 @@
         <w:t xml:space="preserve">3 (определение минимальных и максимальных квадратов, которые мы будем использовать для заполнения квадрата) </w:t>
       </w:r>
       <w:r>
-        <w:t>Определение максимального размера квадрата: Определяется максимально возможный размер квадрата, который можно поместить в свободное место, начиная с позиции (x, y). Он не может превышать N - x и N - y, а также быть больше N-2. Затем размер уменьшается до тех пор, пока не будет найден такой, который можно разместить в пустой области (</w:t>
-      </w:r>
-      <w:proofErr w:type="spellStart"/>
-      <w:r>
-        <w:t>CanPlace</w:t>
-      </w:r>
-      <w:proofErr w:type="spellEnd"/>
-      <w:r>
-        <w:t>).</w:t>
+        <w:t>Определение максимального размера квадрата: Определяется максимально возможный размер квадрата, который можно поместить в свободное место, начиная с позиции (x, y). Он не может превышать N - x и N - y, а также быть больше N-2. Затем размер уменьшается до тех пор, пока не будет найден такой, который можно разместить в пустой области (CanPlace).</w:t>
       </w:r>
       <w:r>
         <w:t xml:space="preserve"> </w:t>
       </w:r>
       <w:r>
         <w:br/>
-      </w:r>
-      <w:r>
-        <w:t>Определение</w:t>
-      </w:r>
-      <w:r>
-        <w:t xml:space="preserve"> минимального</w:t>
-      </w:r>
-      <w:r>
-        <w:t xml:space="preserve"> размера квадрата:</w:t>
-      </w:r>
-      <w:r>
-        <w:t xml:space="preserve"> Если мы не поставили ни одного квадрата, то будем начинать с квадрата размером </w:t>
+        <w:t xml:space="preserve">Определение минимального размера квадрата: Если мы не поставили ни одного квадрата, то будем начинать с квадрата размером </w:t>
       </w:r>
       <w:r>
         <w:rPr>
@@ -1754,50 +1327,10 @@
         <w:t xml:space="preserve">Оптимизация </w:t>
       </w:r>
       <w:r>
-        <w:t xml:space="preserve">4 (в лучшем решении есть некая </w:t>
-      </w:r>
-      <w:proofErr w:type="spellStart"/>
-      <w:r>
-        <w:t>закномерность</w:t>
-      </w:r>
-      <w:proofErr w:type="spellEnd"/>
-      <w:r>
-        <w:t>, можно заметить, что, как минимум первые 3 квадрата, будут стоять в углу с определенным размером):</w:t>
-      </w:r>
-      <w:r>
-        <w:t xml:space="preserve"> Если текущее состояние было начальным (</w:t>
-      </w:r>
-      <w:proofErr w:type="spellStart"/>
-      <w:r>
-        <w:t>current.placed_sq.empty</w:t>
-      </w:r>
-      <w:proofErr w:type="spellEnd"/>
-      <w:r>
-        <w:t xml:space="preserve">()), то для размера первого квадрата </w:t>
-      </w:r>
-      <w:proofErr w:type="spellStart"/>
-      <w:r>
-        <w:t>size</w:t>
-      </w:r>
-      <w:proofErr w:type="spellEnd"/>
-      <w:r>
-        <w:t xml:space="preserve"> также генерируется состояние new_state2, в котором сразу же размещаются три квадрата: первый (</w:t>
-      </w:r>
-      <w:proofErr w:type="spellStart"/>
-      <w:r>
-        <w:t>size</w:t>
-      </w:r>
-      <w:proofErr w:type="spellEnd"/>
-      <w:r>
-        <w:t>), и два квадрата размером N-</w:t>
-      </w:r>
-      <w:proofErr w:type="spellStart"/>
-      <w:r>
-        <w:t>size</w:t>
-      </w:r>
-      <w:proofErr w:type="spellEnd"/>
-      <w:r>
-        <w:t xml:space="preserve"> в оставшихся углах. Это позволяет быстрее находить хорошие решения и сокращает перебор.</w:t>
+        <w:t>4 (в лучшем решении есть некая закномерность, можно заметить, что, как минимум первые 3 квадрата, будут стоять в углу с определенным размером):</w:t>
+      </w:r>
+      <w:r>
+        <w:t xml:space="preserve"> Если текущее состояние было начальным (current.placed_sq.empty()), то для размера первого квадрата size также генерируется состояние new_state2, в котором сразу же размещаются три квадрата: первый (size), и два квадрата размером N-size в оставшихся углах. Это позволяет быстрее находить хорошие решения и сокращает перебор.</w:t>
       </w:r>
     </w:p>
     <w:p>
@@ -1827,16 +1360,9 @@
           <w:ilvl w:val="1"/>
           <w:numId w:val="6"/>
         </w:numPr>
-        <w:rPr>
-          <w:b/>
-          <w:bCs/>
-        </w:rPr>
-      </w:pPr>
-      <w:r>
-        <w:t>Временная сложность</w:t>
-      </w:r>
-      <w:r>
-        <w:t xml:space="preserve"> </w:t>
+      </w:pPr>
+      <w:r>
+        <w:t xml:space="preserve">Временная сложность </w:t>
       </w:r>
       <w:r>
         <w:t>составляет</w:t>
@@ -1860,27 +1386,72 @@
               <w:rPr>
                 <w:rFonts w:ascii="Cambria Math" w:hAnsi="Cambria Math"/>
                 <w:b/>
-                <w:bCs/>
                 <w:i/>
                 <w:lang w:val="en-US"/>
               </w:rPr>
             </m:ctrlPr>
           </m:sSupPr>
           <m:e>
-            <m:r>
-              <m:rPr>
-                <m:sty m:val="bi"/>
-              </m:rPr>
-              <w:rPr>
-                <w:rFonts w:ascii="Cambria Math" w:hAnsi="Cambria Math"/>
-              </w:rPr>
-              <m:t>N</m:t>
-            </m:r>
+            <m:d>
+              <m:dPr>
+                <m:ctrlPr>
+                  <w:rPr>
+                    <w:rFonts w:ascii="Cambria Math" w:hAnsi="Cambria Math"/>
+                    <w:b/>
+                    <w:i/>
+                  </w:rPr>
+                </m:ctrlPr>
+              </m:dPr>
+              <m:e>
+                <m:sSup>
+                  <m:sSupPr>
+                    <m:ctrlPr>
+                      <w:rPr>
+                        <w:rFonts w:ascii="Cambria Math" w:hAnsi="Cambria Math"/>
+                        <w:b/>
+                        <w:bCs/>
+                        <w:i/>
+                        <w:lang w:val="en-US"/>
+                      </w:rPr>
+                    </m:ctrlPr>
+                  </m:sSupPr>
+                  <m:e>
+                    <m:r>
+                      <m:rPr>
+                        <m:sty m:val="bi"/>
+                      </m:rPr>
+                      <w:rPr>
+                        <w:rFonts w:ascii="Cambria Math" w:hAnsi="Cambria Math"/>
+                      </w:rPr>
+                      <m:t>N</m:t>
+                    </m:r>
+                    <m:ctrlPr>
+                      <w:rPr>
+                        <w:rFonts w:ascii="Cambria Math" w:hAnsi="Cambria Math"/>
+                        <w:b/>
+                        <w:bCs/>
+                        <w:i/>
+                      </w:rPr>
+                    </m:ctrlPr>
+                  </m:e>
+                  <m:sup>
+                    <m:r>
+                      <m:rPr>
+                        <m:sty m:val="bi"/>
+                      </m:rPr>
+                      <w:rPr>
+                        <w:rFonts w:ascii="Cambria Math" w:hAnsi="Cambria Math"/>
+                      </w:rPr>
+                      <m:t>3</m:t>
+                    </m:r>
+                  </m:sup>
+                </m:sSup>
+              </m:e>
+            </m:d>
             <m:ctrlPr>
               <w:rPr>
                 <w:rFonts w:ascii="Cambria Math" w:hAnsi="Cambria Math"/>
                 <w:b/>
-                <w:bCs/>
                 <w:i/>
               </w:rPr>
             </m:ctrlPr>
@@ -1908,7 +1479,70 @@
         </m:r>
       </m:oMath>
       <w:r>
-        <w:t xml:space="preserve">, где D </w:t>
+        <w:t xml:space="preserve">, </w:t>
+      </w:r>
+      <w:r>
+        <w:t xml:space="preserve">так как ячеек под квадраты </w:t>
+      </w:r>
+      <m:oMath>
+        <m:sSup>
+          <m:sSupPr>
+            <m:ctrlPr>
+              <w:rPr>
+                <w:rFonts w:ascii="Cambria Math" w:hAnsi="Cambria Math"/>
+                <w:i/>
+              </w:rPr>
+            </m:ctrlPr>
+          </m:sSupPr>
+          <m:e>
+            <m:r>
+              <w:rPr>
+                <w:rFonts w:ascii="Cambria Math" w:hAnsi="Cambria Math"/>
+                <w:lang w:val="en-US"/>
+              </w:rPr>
+              <m:t>N</m:t>
+            </m:r>
+            <m:ctrlPr>
+              <w:rPr>
+                <w:rFonts w:ascii="Cambria Math" w:hAnsi="Cambria Math"/>
+                <w:i/>
+                <w:lang w:val="en-US"/>
+              </w:rPr>
+            </m:ctrlPr>
+          </m:e>
+          <m:sup>
+            <m:r>
+              <w:rPr>
+                <w:rFonts w:ascii="Cambria Math" w:hAnsi="Cambria Math"/>
+              </w:rPr>
+              <m:t>2</m:t>
+            </m:r>
+          </m:sup>
+        </m:sSup>
+      </m:oMath>
+      <w:r>
+        <w:t xml:space="preserve">, а размеры от 1 до </w:t>
+      </w:r>
+      <m:oMath>
+        <m:r>
+          <w:rPr>
+            <w:rFonts w:ascii="Cambria Math" w:hAnsi="Cambria Math"/>
+            <w:lang w:val="en-US"/>
+          </w:rPr>
+          <m:t>N</m:t>
+        </m:r>
+        <m:r>
+          <w:rPr>
+            <w:rFonts w:ascii="Cambria Math" w:hAnsi="Cambria Math"/>
+          </w:rPr>
+          <m:t xml:space="preserve"> – 1</m:t>
+        </m:r>
+      </m:oMath>
+      <w:r>
+        <w:t xml:space="preserve">, </w:t>
+      </w:r>
+      <w:r>
+        <w:t xml:space="preserve">где D </w:t>
       </w:r>
       <w:r>
         <w:t xml:space="preserve">- </w:t>
@@ -1917,71 +1551,34 @@
         <w:t>глубина стека</w:t>
       </w:r>
       <w:r>
-        <w:t>, но б</w:t>
-      </w:r>
-      <w:r>
-        <w:t xml:space="preserve">лагодаря </w:t>
-      </w:r>
-      <w:r>
-        <w:t>используемым оптимизациям</w:t>
-      </w:r>
-      <w:r>
-        <w:t>, сложность на практике значительно снижается</w:t>
-      </w:r>
-      <w:r>
-        <w:t xml:space="preserve"> и не достигает данного значения</w:t>
-      </w:r>
-      <w:r>
-        <w:t>.</w:t>
-      </w:r>
-      <w:r>
-        <w:t xml:space="preserve"> </w:t>
-      </w:r>
-    </w:p>
-    <w:p>
-      <w:pPr>
-        <w:ind w:left="720" w:firstLine="0"/>
-      </w:pPr>
-      <w:r>
-        <w:rPr>
-          <w:b/>
-          <w:bCs/>
-        </w:rPr>
-        <w:t>Пространственная сложность:</w:t>
-      </w:r>
-    </w:p>
-    <w:p>
-      <w:pPr>
-        <w:numPr>
-          <w:ilvl w:val="1"/>
-          <w:numId w:val="6"/>
-        </w:numPr>
-      </w:pPr>
-      <w:r>
-        <w:t>Основной расход памяти приходится на хранение стека состояний. Каждое состояние хранит копию доски (</w:t>
+        <w:t>. Так как м</w:t>
+      </w:r>
+      <w:r>
+        <w:t xml:space="preserve">аксимальная глубина </w:t>
+      </w:r>
+      <w:r>
+        <w:t xml:space="preserve">стека </w:t>
       </w:r>
       <m:oMath>
         <m:r>
           <w:rPr>
             <w:rFonts w:ascii="Cambria Math" w:hAnsi="Cambria Math"/>
           </w:rPr>
-          <m:t>N²</m:t>
+          <m:t>D ≤ N²</m:t>
         </m:r>
       </m:oMath>
       <w:r>
-        <w:t xml:space="preserve"> </w:t>
-      </w:r>
-      <w:r>
-        <w:lastRenderedPageBreak/>
-        <w:t>элементов).</w:t>
-      </w:r>
-      <w:r>
-        <w:t xml:space="preserve"> </w:t>
-      </w:r>
-      <w:r>
-        <w:t>Таким образом, пространственная сложность составляет</w:t>
-      </w:r>
-      <w:r>
+        <w:t xml:space="preserve"> (в худшем случае все квадраты размера 1)</w:t>
+      </w:r>
+      <w:r>
+        <w:t>, то сложность получается</w:t>
+      </w:r>
+      <w:r>
+        <w:rPr>
+          <w:rFonts w:ascii="Cambria Math" w:hAnsi="Cambria Math"/>
+          <w:b/>
+          <w:i/>
+        </w:rPr>
         <w:t xml:space="preserve"> </w:t>
       </w:r>
       <m:oMath>
@@ -1994,6 +1591,121 @@
           </w:rPr>
           <m:t>O(</m:t>
         </m:r>
+        <m:sSup>
+          <m:sSupPr>
+            <m:ctrlPr>
+              <w:rPr>
+                <w:rFonts w:ascii="Cambria Math" w:hAnsi="Cambria Math"/>
+                <w:b/>
+                <w:i/>
+                <w:lang w:val="en-US"/>
+              </w:rPr>
+            </m:ctrlPr>
+          </m:sSupPr>
+          <m:e>
+            <m:d>
+              <m:dPr>
+                <m:ctrlPr>
+                  <w:rPr>
+                    <w:rFonts w:ascii="Cambria Math" w:hAnsi="Cambria Math"/>
+                    <w:b/>
+                    <w:i/>
+                  </w:rPr>
+                </m:ctrlPr>
+              </m:dPr>
+              <m:e>
+                <m:sSup>
+                  <m:sSupPr>
+                    <m:ctrlPr>
+                      <w:rPr>
+                        <w:rFonts w:ascii="Cambria Math" w:hAnsi="Cambria Math"/>
+                        <w:b/>
+                        <w:bCs/>
+                        <w:i/>
+                        <w:lang w:val="en-US"/>
+                      </w:rPr>
+                    </m:ctrlPr>
+                  </m:sSupPr>
+                  <m:e>
+                    <m:r>
+                      <m:rPr>
+                        <m:sty m:val="bi"/>
+                      </m:rPr>
+                      <w:rPr>
+                        <w:rFonts w:ascii="Cambria Math" w:hAnsi="Cambria Math"/>
+                      </w:rPr>
+                      <m:t>N</m:t>
+                    </m:r>
+                    <m:ctrlPr>
+                      <w:rPr>
+                        <w:rFonts w:ascii="Cambria Math" w:hAnsi="Cambria Math"/>
+                        <w:b/>
+                        <w:bCs/>
+                        <w:i/>
+                      </w:rPr>
+                    </m:ctrlPr>
+                  </m:e>
+                  <m:sup>
+                    <m:r>
+                      <m:rPr>
+                        <m:sty m:val="bi"/>
+                      </m:rPr>
+                      <w:rPr>
+                        <w:rFonts w:ascii="Cambria Math" w:hAnsi="Cambria Math"/>
+                      </w:rPr>
+                      <m:t>3</m:t>
+                    </m:r>
+                  </m:sup>
+                </m:sSup>
+              </m:e>
+            </m:d>
+            <m:ctrlPr>
+              <w:rPr>
+                <w:rFonts w:ascii="Cambria Math" w:hAnsi="Cambria Math"/>
+                <w:b/>
+                <w:i/>
+              </w:rPr>
+            </m:ctrlPr>
+          </m:e>
+          <m:sup>
+            <m:sSup>
+              <m:sSupPr>
+                <m:ctrlPr>
+                  <w:rPr>
+                    <w:rFonts w:ascii="Cambria Math" w:hAnsi="Cambria Math"/>
+                    <w:b/>
+                    <w:i/>
+                    <w:lang w:val="en-US"/>
+                  </w:rPr>
+                </m:ctrlPr>
+              </m:sSupPr>
+              <m:e>
+                <m:r>
+                  <m:rPr>
+                    <m:sty m:val="bi"/>
+                  </m:rPr>
+                  <w:rPr>
+                    <w:rFonts w:ascii="Cambria Math" w:hAnsi="Cambria Math"/>
+                    <w:lang w:val="en-US"/>
+                  </w:rPr>
+                  <m:t>N</m:t>
+                </m:r>
+              </m:e>
+              <m:sup>
+                <m:r>
+                  <m:rPr>
+                    <m:sty m:val="bi"/>
+                  </m:rPr>
+                  <w:rPr>
+                    <w:rFonts w:ascii="Cambria Math" w:hAnsi="Cambria Math"/>
+                    <w:lang w:val="en-US"/>
+                  </w:rPr>
+                  <m:t>2</m:t>
+                </m:r>
+              </m:sup>
+            </m:sSup>
+          </m:sup>
+        </m:sSup>
         <m:r>
           <m:rPr>
             <m:sty m:val="bi"/>
@@ -2001,8 +1713,77 @@
           <w:rPr>
             <w:rFonts w:ascii="Cambria Math" w:hAnsi="Cambria Math"/>
           </w:rPr>
-          <m:t>D</m:t>
+          <m:t>)</m:t>
         </m:r>
+      </m:oMath>
+      <w:r>
+        <w:t>,</w:t>
+      </w:r>
+      <w:r>
+        <w:t xml:space="preserve"> но б</w:t>
+      </w:r>
+      <w:r>
+        <w:t xml:space="preserve">лагодаря </w:t>
+      </w:r>
+      <w:r>
+        <w:t>используемым оптимизациям</w:t>
+      </w:r>
+      <w:r>
+        <w:t>, сложность на практике значительно снижается</w:t>
+      </w:r>
+      <w:r>
+        <w:t xml:space="preserve"> и не достигает данного значения</w:t>
+      </w:r>
+      <w:r>
+        <w:t>.</w:t>
+      </w:r>
+      <w:r>
+        <w:t xml:space="preserve"> </w:t>
+      </w:r>
+    </w:p>
+    <w:p>
+      <w:pPr>
+        <w:ind w:left="720" w:firstLine="0"/>
+      </w:pPr>
+      <w:r>
+        <w:rPr>
+          <w:b/>
+          <w:bCs/>
+        </w:rPr>
+        <w:t>Пространственная сложность:</w:t>
+      </w:r>
+    </w:p>
+    <w:p>
+      <w:pPr>
+        <w:numPr>
+          <w:ilvl w:val="1"/>
+          <w:numId w:val="6"/>
+        </w:numPr>
+      </w:pPr>
+      <w:r>
+        <w:t>Основной расход памяти приходится на хранение стека состояний. Каждое состояние хранит копию доски (</w:t>
+      </w:r>
+      <m:oMath>
+        <m:r>
+          <w:rPr>
+            <w:rFonts w:ascii="Cambria Math" w:hAnsi="Cambria Math"/>
+          </w:rPr>
+          <m:t>N²</m:t>
+        </m:r>
+      </m:oMath>
+      <w:r>
+        <w:t xml:space="preserve"> элементов).</w:t>
+      </w:r>
+      <w:r>
+        <w:t xml:space="preserve"> </w:t>
+      </w:r>
+      <w:r>
+        <w:t>Таким образом, пространственная сложность составляет</w:t>
+      </w:r>
+      <w:r>
+        <w:t xml:space="preserve"> </w:t>
+      </w:r>
+      <m:oMath>
         <m:r>
           <m:rPr>
             <m:sty m:val="bi"/>
@@ -2010,7 +1791,7 @@
           <w:rPr>
             <w:rFonts w:ascii="Cambria Math" w:hAnsi="Cambria Math"/>
           </w:rPr>
-          <m:t>N²)</m:t>
+          <m:t>O(DN²)</m:t>
         </m:r>
       </m:oMath>
       <w:r>
@@ -2022,6 +1803,94 @@
       <w:r>
         <w:t>глубина стека</w:t>
       </w:r>
+      <w:r>
+        <w:t xml:space="preserve">. </w:t>
+      </w:r>
+      <w:r>
+        <w:t>Так как м</w:t>
+      </w:r>
+      <w:r>
+        <w:t xml:space="preserve">аксимальная глубина </w:t>
+      </w:r>
+      <w:r>
+        <w:t xml:space="preserve">стека </w:t>
+      </w:r>
+      <m:oMath>
+        <m:r>
+          <w:rPr>
+            <w:rFonts w:ascii="Cambria Math" w:hAnsi="Cambria Math"/>
+          </w:rPr>
+          <m:t>D ≤ N²</m:t>
+        </m:r>
+      </m:oMath>
+      <w:r>
+        <w:t xml:space="preserve"> (в худшем случае все квадраты размера 1)</w:t>
+      </w:r>
+      <w:r>
+        <w:t>, то сложность получается</w:t>
+      </w:r>
+      <w:r>
+        <w:t xml:space="preserve"> </w:t>
+      </w:r>
+      <m:oMath>
+        <m:r>
+          <m:rPr>
+            <m:sty m:val="bi"/>
+          </m:rPr>
+          <w:rPr>
+            <w:rFonts w:ascii="Cambria Math" w:hAnsi="Cambria Math"/>
+          </w:rPr>
+          <m:t>O(</m:t>
+        </m:r>
+        <m:sSup>
+          <m:sSupPr>
+            <m:ctrlPr>
+              <w:rPr>
+                <w:rFonts w:ascii="Cambria Math" w:hAnsi="Cambria Math"/>
+                <w:b/>
+                <w:i/>
+              </w:rPr>
+            </m:ctrlPr>
+          </m:sSupPr>
+          <m:e>
+            <m:r>
+              <m:rPr>
+                <m:sty m:val="bi"/>
+              </m:rPr>
+              <w:rPr>
+                <w:rFonts w:ascii="Cambria Math" w:hAnsi="Cambria Math"/>
+              </w:rPr>
+              <m:t>N</m:t>
+            </m:r>
+          </m:e>
+          <m:sup>
+            <m:r>
+              <m:rPr>
+                <m:sty m:val="bi"/>
+              </m:rPr>
+              <w:rPr>
+                <w:rFonts w:ascii="Cambria Math" w:hAnsi="Cambria Math"/>
+              </w:rPr>
+              <m:t>4</m:t>
+            </m:r>
+          </m:sup>
+        </m:sSup>
+        <m:r>
+          <m:rPr>
+            <m:sty m:val="bi"/>
+          </m:rPr>
+          <w:rPr>
+            <w:rFonts w:ascii="Cambria Math" w:hAnsi="Cambria Math"/>
+          </w:rPr>
+          <m:t>)</m:t>
+        </m:r>
+      </m:oMath>
+      <w:r>
+        <w:rPr>
+          <w:b/>
+        </w:rPr>
+        <w:t>.</w:t>
+      </w:r>
     </w:p>
     <w:p>
       <w:pPr>
@@ -2056,14 +1925,12 @@
       <w:r>
         <w:t>.</w:t>
       </w:r>
-      <w:proofErr w:type="spellStart"/>
       <w:r>
         <w:rPr>
           <w:lang w:val="en-US"/>
         </w:rPr>
         <w:t>sh</w:t>
       </w:r>
-      <w:proofErr w:type="spellEnd"/>
       <w:r>
         <w:t xml:space="preserve">, который </w:t>
       </w:r>
@@ -2074,15 +1941,7 @@
         <w:t>2</w:t>
       </w:r>
       <w:r>
-        <w:t xml:space="preserve"> до 20 запускал алгоритм, и с помощью глобальной переменной </w:t>
-      </w:r>
-      <w:proofErr w:type="spellStart"/>
-      <w:r>
-        <w:t>operations_count</w:t>
-      </w:r>
-      <w:proofErr w:type="spellEnd"/>
-      <w:r>
-        <w:t> подсчитывалось количество элементарных операций</w:t>
+        <w:t xml:space="preserve"> до 20 запускал алгоритм, и с помощью глобальной переменной operations_count подсчитывалось количество элементарных операций</w:t>
       </w:r>
       <w:r>
         <w:t>, р</w:t>
@@ -2097,7 +1956,11 @@
         <w:t xml:space="preserve">в файл results.csv и затем </w:t>
       </w:r>
       <w:r>
-        <w:t xml:space="preserve">для этих данных вызывался </w:t>
+        <w:t xml:space="preserve">для этих </w:t>
+      </w:r>
+      <w:r>
+        <w:lastRenderedPageBreak/>
+        <w:t xml:space="preserve">данных вызывался </w:t>
       </w:r>
       <w:r>
         <w:t xml:space="preserve">Python </w:t>
@@ -2115,6 +1978,171 @@
         <w:t>.</w:t>
       </w:r>
     </w:p>
+    <w:p>
+      <w:r>
+        <w:t>В программе</w:t>
+      </w:r>
+      <w:r>
+        <w:t xml:space="preserve"> </w:t>
+      </w:r>
+      <w:r>
+        <w:t>элементарн</w:t>
+      </w:r>
+      <w:r>
+        <w:t>ой</w:t>
+      </w:r>
+      <w:r>
+        <w:t xml:space="preserve"> </w:t>
+      </w:r>
+      <w:r>
+        <w:t>операци</w:t>
+      </w:r>
+      <w:r>
+        <w:t>ей считается</w:t>
+      </w:r>
+      <w:r>
+        <w:t xml:space="preserve"> любое элементарное действие, выполняемое алгоритмом в процессе поиска решения</w:t>
+      </w:r>
+      <w:r>
+        <w:t xml:space="preserve"> (не учитывается формирование ответа и отладочная информация)</w:t>
+      </w:r>
+      <w:r>
+        <w:t>. К таким действиям относятся:</w:t>
+      </w:r>
+    </w:p>
+    <w:p>
+      <w:pPr>
+        <w:numPr>
+          <w:ilvl w:val="0"/>
+          <w:numId w:val="8"/>
+        </w:numPr>
+      </w:pPr>
+      <w:r>
+        <w:t>Проверка ячейки</w:t>
+      </w:r>
+      <w:r>
+        <w:t xml:space="preserve"> </w:t>
+      </w:r>
+      <w:r>
+        <w:t>в циклах обхода доски (в</w:t>
+      </w:r>
+      <w:r>
+        <w:t xml:space="preserve"> </w:t>
+      </w:r>
+      <w:r>
+        <w:t>функциях</w:t>
+      </w:r>
+      <w:r>
+        <w:t xml:space="preserve"> </w:t>
+      </w:r>
+      <w:r>
+        <w:rPr>
+          <w:i/>
+          <w:iCs/>
+        </w:rPr>
+        <w:t>CountEmptyCell</w:t>
+      </w:r>
+      <w:r>
+        <w:t>,</w:t>
+      </w:r>
+      <w:r>
+        <w:t xml:space="preserve"> </w:t>
+      </w:r>
+      <w:r>
+        <w:rPr>
+          <w:i/>
+          <w:iCs/>
+        </w:rPr>
+        <w:t>FullBoard</w:t>
+      </w:r>
+      <w:r>
+        <w:t>,</w:t>
+      </w:r>
+      <w:r>
+        <w:t xml:space="preserve"> </w:t>
+      </w:r>
+      <w:r>
+        <w:rPr>
+          <w:i/>
+          <w:iCs/>
+        </w:rPr>
+        <w:t>CanPlace</w:t>
+      </w:r>
+      <w:r>
+        <w:t>)</w:t>
+      </w:r>
+    </w:p>
+    <w:p>
+      <w:pPr>
+        <w:numPr>
+          <w:ilvl w:val="0"/>
+          <w:numId w:val="8"/>
+        </w:numPr>
+      </w:pPr>
+      <w:r>
+        <w:t>Установка квадрата</w:t>
+      </w:r>
+      <w:r>
+        <w:t xml:space="preserve"> </w:t>
+      </w:r>
+      <w:r>
+        <w:t>(в</w:t>
+      </w:r>
+      <w:r>
+        <w:t xml:space="preserve"> </w:t>
+      </w:r>
+      <w:r>
+        <w:rPr>
+          <w:i/>
+          <w:iCs/>
+        </w:rPr>
+        <w:t>PlaceSquare</w:t>
+      </w:r>
+      <w:r>
+        <w:t xml:space="preserve"> </w:t>
+      </w:r>
+      <w:r>
+        <w:t>при заполнении каждой ячейки)</w:t>
+      </w:r>
+    </w:p>
+    <w:p>
+      <w:pPr>
+        <w:numPr>
+          <w:ilvl w:val="0"/>
+          <w:numId w:val="8"/>
+        </w:numPr>
+      </w:pPr>
+      <w:r>
+        <w:t>Проверка условий отсечения</w:t>
+      </w:r>
+      <w:r>
+        <w:t xml:space="preserve"> плохих веток событий</w:t>
+      </w:r>
+    </w:p>
+    <w:p>
+      <w:pPr>
+        <w:numPr>
+          <w:ilvl w:val="0"/>
+          <w:numId w:val="8"/>
+        </w:numPr>
+      </w:pPr>
+      <w:r>
+        <w:t>Создание нового состояния</w:t>
+      </w:r>
+      <w:r>
+        <w:t xml:space="preserve"> </w:t>
+      </w:r>
+      <w:r>
+        <w:t>и помещение его в стек</w:t>
+      </w:r>
+      <w:r>
+        <w:t>, а также и</w:t>
+      </w:r>
+      <w:r>
+        <w:t>звлечение состояния из стека</w:t>
+      </w:r>
+    </w:p>
+    <w:p/>
     <w:p>
       <w:pPr>
         <w:spacing w:line="240" w:lineRule="auto"/>
@@ -2122,8 +2150,12 @@
         <w:jc w:val="center"/>
       </w:pPr>
       <w:r>
+        <w:rPr>
+          <w:noProof/>
+        </w:rPr>
+        <w:lastRenderedPageBreak/>
         <w:drawing>
-          <wp:inline distT="0" distB="0" distL="0" distR="0" wp14:anchorId="3EDA65C0" wp14:editId="11314345">
+          <wp:inline distT="0" distB="0" distL="0" distR="0" wp14:anchorId="09BEDECE" wp14:editId="7A763A1C">
             <wp:extent cx="5939790" cy="3712210"/>
             <wp:effectExtent l="0" t="0" r="3810" b="2540"/>
             <wp:docPr id="1" name="Рисунок 1"/>
@@ -2168,6 +2200,173 @@
       <w:r>
         <w:t>График зависимости размера квадрата от количества операций</w:t>
       </w:r>
+      <w:r>
+        <w:t xml:space="preserve"> (логарифмическая шкала </w:t>
+      </w:r>
+      <w:r>
+        <w:rPr>
+          <w:lang w:val="en-US"/>
+        </w:rPr>
+        <w:t>Y</w:t>
+      </w:r>
+      <w:r>
+        <w:t>)</w:t>
+      </w:r>
+    </w:p>
+    <w:p>
+      <w:pPr>
+        <w:spacing w:line="240" w:lineRule="auto"/>
+        <w:ind w:firstLine="0"/>
+        <w:jc w:val="center"/>
+      </w:pPr>
+    </w:p>
+    <w:p>
+      <w:pPr>
+        <w:spacing w:line="240" w:lineRule="auto"/>
+        <w:ind w:firstLine="0"/>
+        <w:jc w:val="center"/>
+      </w:pPr>
+      <w:r>
+        <w:drawing>
+          <wp:inline distT="0" distB="0" distL="0" distR="0" wp14:anchorId="5A1CE524" wp14:editId="46361295">
+            <wp:extent cx="5939790" cy="3712210"/>
+            <wp:effectExtent l="0" t="0" r="3810" b="2540"/>
+            <wp:docPr id="7" name="Рисунок 7"/>
+            <wp:cNvGraphicFramePr>
+              <a:graphicFrameLocks xmlns:a="http://schemas.openxmlformats.org/drawingml/2006/main" noChangeAspect="1"/>
+            </wp:cNvGraphicFramePr>
+            <a:graphic xmlns:a="http://schemas.openxmlformats.org/drawingml/2006/main">
+              <a:graphicData uri="http://schemas.openxmlformats.org/drawingml/2006/picture">
+                <pic:pic xmlns:pic="http://schemas.openxmlformats.org/drawingml/2006/picture">
+                  <pic:nvPicPr>
+                    <pic:cNvPr id="1" name=""/>
+                    <pic:cNvPicPr/>
+                  </pic:nvPicPr>
+                  <pic:blipFill>
+                    <a:blip r:embed="rId10"/>
+                    <a:stretch>
+                      <a:fillRect/>
+                    </a:stretch>
+                  </pic:blipFill>
+                  <pic:spPr>
+                    <a:xfrm>
+                      <a:off x="0" y="0"/>
+                      <a:ext cx="5939790" cy="3712210"/>
+                    </a:xfrm>
+                    <a:prstGeom prst="rect">
+                      <a:avLst/>
+                    </a:prstGeom>
+                  </pic:spPr>
+                </pic:pic>
+              </a:graphicData>
+            </a:graphic>
+          </wp:inline>
+        </w:drawing>
+      </w:r>
+    </w:p>
+    <w:p>
+      <w:pPr>
+        <w:spacing w:line="240" w:lineRule="auto"/>
+        <w:ind w:firstLine="0"/>
+        <w:jc w:val="center"/>
+      </w:pPr>
+      <w:r>
+        <w:t>График зависимости размера квадрата от количества операций</w:t>
+      </w:r>
+      <w:r>
+        <w:t xml:space="preserve"> (логарифмическая шкала </w:t>
+      </w:r>
+      <w:r>
+        <w:rPr>
+          <w:lang w:val="en-US"/>
+        </w:rPr>
+        <w:t>Y</w:t>
+      </w:r>
+      <w:r>
+        <w:t>, без четных размеров сторон</w:t>
+      </w:r>
+      <w:r>
+        <w:t>)</w:t>
+      </w:r>
+    </w:p>
+    <w:p>
+      <w:pPr>
+        <w:spacing w:line="240" w:lineRule="auto"/>
+        <w:ind w:firstLine="0"/>
+        <w:jc w:val="center"/>
+      </w:pPr>
+    </w:p>
+    <w:p>
+      <w:pPr>
+        <w:spacing w:line="240" w:lineRule="auto"/>
+        <w:ind w:firstLine="0"/>
+        <w:jc w:val="center"/>
+      </w:pPr>
+      <w:r>
+        <w:drawing>
+          <wp:inline distT="0" distB="0" distL="0" distR="0" wp14:anchorId="0AA1906D" wp14:editId="4359FBA0">
+            <wp:extent cx="5939790" cy="3712210"/>
+            <wp:effectExtent l="0" t="0" r="3810" b="2540"/>
+            <wp:docPr id="8" name="Рисунок 8"/>
+            <wp:cNvGraphicFramePr>
+              <a:graphicFrameLocks xmlns:a="http://schemas.openxmlformats.org/drawingml/2006/main" noChangeAspect="1"/>
+            </wp:cNvGraphicFramePr>
+            <a:graphic xmlns:a="http://schemas.openxmlformats.org/drawingml/2006/main">
+              <a:graphicData uri="http://schemas.openxmlformats.org/drawingml/2006/picture">
+                <pic:pic xmlns:pic="http://schemas.openxmlformats.org/drawingml/2006/picture">
+                  <pic:nvPicPr>
+                    <pic:cNvPr id="1" name=""/>
+                    <pic:cNvPicPr/>
+                  </pic:nvPicPr>
+                  <pic:blipFill>
+                    <a:blip r:embed="rId11"/>
+                    <a:stretch>
+                      <a:fillRect/>
+                    </a:stretch>
+                  </pic:blipFill>
+                  <pic:spPr>
+                    <a:xfrm>
+                      <a:off x="0" y="0"/>
+                      <a:ext cx="5939790" cy="3712210"/>
+                    </a:xfrm>
+                    <a:prstGeom prst="rect">
+                      <a:avLst/>
+                    </a:prstGeom>
+                  </pic:spPr>
+                </pic:pic>
+              </a:graphicData>
+            </a:graphic>
+          </wp:inline>
+        </w:drawing>
+      </w:r>
+    </w:p>
+    <w:p>
+      <w:pPr>
+        <w:spacing w:line="240" w:lineRule="auto"/>
+        <w:ind w:firstLine="0"/>
+        <w:jc w:val="center"/>
+      </w:pPr>
+      <w:r>
+        <w:t>График зависимости размера квадрата от количества операций</w:t>
+      </w:r>
+      <w:r>
+        <w:t xml:space="preserve"> (</w:t>
+      </w:r>
+      <w:r>
+        <w:t xml:space="preserve">не </w:t>
+      </w:r>
+      <w:r>
+        <w:t xml:space="preserve">логарифмическая шкала </w:t>
+      </w:r>
+      <w:r>
+        <w:rPr>
+          <w:lang w:val="en-US"/>
+        </w:rPr>
+        <w:t>Y</w:t>
+      </w:r>
+      <w:r>
+        <w:t>, без четных размеров сторон)</w:t>
+      </w:r>
     </w:p>
     <w:p>
       <w:pPr>
@@ -2193,15 +2392,7 @@
         <w:t xml:space="preserve"> </w:t>
       </w:r>
       <w:r>
-        <w:t>Для четных N задача решается тривиально (</w:t>
-      </w:r>
-      <w:proofErr w:type="spellStart"/>
-      <w:r>
-        <w:t>EvenSolution</w:t>
-      </w:r>
-      <w:proofErr w:type="spellEnd"/>
-      <w:r>
-        <w:t>) за константное время O(1). На графике это видно по очень низким значениям</w:t>
+        <w:t>Для четных N задача решается тривиально (EvenSolution) за константное время O(1). На графике это видно по очень низким значениям</w:t>
       </w:r>
       <w:r>
         <w:t>, так как требуется 5 операций</w:t>
@@ -2226,11 +2417,7 @@
         <w:t xml:space="preserve"> </w:t>
       </w:r>
       <w:r>
-        <w:t xml:space="preserve">Для нечетных N задача является NP-трудной, и алгоритму приходится перебирать огромное количество комбинаций, </w:t>
-      </w:r>
-      <w:r>
-        <w:lastRenderedPageBreak/>
-        <w:t>чтобы доказать оптимальность решения. Это приводит к экспоненциальному росту числа операций.</w:t>
+        <w:t>Для нечетных N задача является NP-трудной, и алгоритму приходится перебирать огромное количество комбинаций, чтобы доказать оптимальность решения. Это приводит к экспоненциальному росту числа операций.</w:t>
       </w:r>
     </w:p>
     <w:p>
@@ -2256,10 +2443,7 @@
         <w:ind w:left="0" w:firstLine="709"/>
       </w:pPr>
       <w:r>
-        <w:t>Входные данные:</w:t>
-      </w:r>
-      <w:r>
-        <w:t xml:space="preserve"> 2</w:t>
+        <w:t>Входные данные: 2</w:t>
       </w:r>
     </w:p>
     <w:p>
@@ -2268,8 +2452,6 @@
       </w:pPr>
       <w:r>
         <w:tab/>
-      </w:r>
-      <w:r>
         <w:t>Выходные данные:</w:t>
       </w:r>
     </w:p>
@@ -2408,10 +2590,7 @@
         <w:ind w:left="0" w:firstLine="709"/>
       </w:pPr>
       <w:r>
-        <w:t xml:space="preserve">Входные данные: </w:t>
-      </w:r>
-      <w:r>
-        <w:t>3</w:t>
+        <w:t>Входные данные: 3</w:t>
       </w:r>
     </w:p>
     <w:p>
@@ -2556,10 +2735,7 @@
         <w:ind w:left="0" w:firstLine="709"/>
       </w:pPr>
       <w:r>
-        <w:t xml:space="preserve">Входные данные: </w:t>
-      </w:r>
-      <w:r>
-        <w:t>4</w:t>
+        <w:t>Входные данные: 4</w:t>
       </w:r>
     </w:p>
     <w:p>
@@ -2691,10 +2867,7 @@
         <w:ind w:left="0" w:firstLine="709"/>
       </w:pPr>
       <w:r>
-        <w:t xml:space="preserve">Входные данные: </w:t>
-      </w:r>
-      <w:r>
-        <w:t>5</w:t>
+        <w:t>Входные данные: 5</w:t>
       </w:r>
     </w:p>
     <w:p>
@@ -2867,10 +3040,7 @@
         <w:ind w:left="0" w:firstLine="709"/>
       </w:pPr>
       <w:r>
-        <w:t xml:space="preserve">Входные данные: </w:t>
-      </w:r>
-      <w:r>
-        <w:t>6</w:t>
+        <w:t>Входные данные: 6</w:t>
       </w:r>
     </w:p>
     <w:p>
@@ -3023,10 +3193,7 @@
         <w:ind w:left="0" w:firstLine="709"/>
       </w:pPr>
       <w:r>
-        <w:t xml:space="preserve">Входные данные: </w:t>
-      </w:r>
-      <w:r>
-        <w:t>7</w:t>
+        <w:t>Входные данные: 7</w:t>
       </w:r>
     </w:p>
     <w:p>
@@ -3242,10 +3409,7 @@
         <w:ind w:left="0" w:firstLine="709"/>
       </w:pPr>
       <w:r>
-        <w:t xml:space="preserve">Входные данные: </w:t>
-      </w:r>
-      <w:r>
-        <w:t>8</w:t>
+        <w:t>Входные данные: 8</w:t>
       </w:r>
     </w:p>
     <w:p>
@@ -3420,10 +3584,7 @@
         <w:ind w:left="0" w:firstLine="709"/>
       </w:pPr>
       <w:r>
-        <w:t xml:space="preserve">Входные данные: </w:t>
-      </w:r>
-      <w:r>
-        <w:t>9</w:t>
+        <w:t>Входные данные: 9</w:t>
       </w:r>
     </w:p>
     <w:p>
@@ -3621,10 +3782,7 @@
         <w:ind w:left="0" w:firstLine="709"/>
       </w:pPr>
       <w:r>
-        <w:t xml:space="preserve">Входные данные: </w:t>
-      </w:r>
-      <w:r>
-        <w:t>10</w:t>
+        <w:t>Входные данные: 10</w:t>
       </w:r>
     </w:p>
     <w:p>
@@ -3815,10 +3973,7 @@
         <w:ind w:left="0" w:firstLine="709"/>
       </w:pPr>
       <w:r>
-        <w:t xml:space="preserve">Входные данные: </w:t>
-      </w:r>
-      <w:r>
-        <w:t>11</w:t>
+        <w:t>Входные данные: 11</w:t>
       </w:r>
     </w:p>
     <w:p>
@@ -4072,13 +4227,7 @@
         <w:ind w:left="0" w:firstLine="709"/>
       </w:pPr>
       <w:r>
-        <w:t xml:space="preserve">Входные данные: </w:t>
-      </w:r>
-      <w:r>
-        <w:t>1</w:t>
-      </w:r>
-      <w:r>
-        <w:t>2</w:t>
+        <w:t>Входные данные: 12</w:t>
       </w:r>
     </w:p>
     <w:p>
@@ -4284,10 +4433,7 @@
         <w:ind w:left="0" w:firstLine="709"/>
       </w:pPr>
       <w:r>
-        <w:t xml:space="preserve">Входные данные: </w:t>
-      </w:r>
-      <w:r>
-        <w:t>13</w:t>
+        <w:t>Входные данные: 13</w:t>
       </w:r>
     </w:p>
     <w:p>
@@ -4557,10 +4703,7 @@
         <w:ind w:left="0" w:firstLine="709"/>
       </w:pPr>
       <w:r>
-        <w:t xml:space="preserve">Входные данные: </w:t>
-      </w:r>
-      <w:r>
-        <w:t>14</w:t>
+        <w:t>Входные данные: 14</w:t>
       </w:r>
     </w:p>
     <w:p>
@@ -4782,10 +4925,7 @@
         <w:ind w:left="0" w:firstLine="709"/>
       </w:pPr>
       <w:r>
-        <w:t xml:space="preserve">Входные данные: </w:t>
-      </w:r>
-      <w:r>
-        <w:t>15</w:t>
+        <w:t>Входные данные: 15</w:t>
       </w:r>
     </w:p>
     <w:p>
@@ -5031,10 +5171,7 @@
         <w:ind w:left="0" w:firstLine="709"/>
       </w:pPr>
       <w:r>
-        <w:t xml:space="preserve">Входные данные: </w:t>
-      </w:r>
-      <w:r>
-        <w:t>16</w:t>
+        <w:t>Входные данные: 16</w:t>
       </w:r>
     </w:p>
     <w:p>
@@ -5272,10 +5409,7 @@
         <w:ind w:left="0" w:firstLine="709"/>
       </w:pPr>
       <w:r>
-        <w:t xml:space="preserve">Входные данные: </w:t>
-      </w:r>
-      <w:r>
-        <w:t>17</w:t>
+        <w:t>Входные данные: 17</w:t>
       </w:r>
     </w:p>
     <w:p>
@@ -5771,10 +5905,7 @@
         <w:ind w:left="0" w:firstLine="709"/>
       </w:pPr>
       <w:r>
-        <w:t xml:space="preserve">Входные данные: </w:t>
-      </w:r>
-      <w:r>
-        <w:t>18</w:t>
+        <w:t>Входные данные: 18</w:t>
       </w:r>
     </w:p>
     <w:p>
@@ -6029,10 +6160,7 @@
         <w:ind w:left="0" w:firstLine="709"/>
       </w:pPr>
       <w:r>
-        <w:t xml:space="preserve">Входные данные: </w:t>
-      </w:r>
-      <w:r>
-        <w:t>19</w:t>
+        <w:t>Входные данные: 19</w:t>
       </w:r>
     </w:p>
     <w:p>
@@ -6366,10 +6494,7 @@
         <w:ind w:left="0" w:firstLine="709"/>
       </w:pPr>
       <w:r>
-        <w:t xml:space="preserve">Входные данные: </w:t>
-      </w:r>
-      <w:r>
-        <w:t>20</w:t>
+        <w:t>Входные данные: 20</w:t>
       </w:r>
     </w:p>
     <w:p>
@@ -6710,15 +6835,7 @@
         <w:pStyle w:val="ae"/>
       </w:pPr>
       <w:r>
-        <w:t>#include &lt;</w:t>
-      </w:r>
-      <w:proofErr w:type="spellStart"/>
-      <w:r>
-        <w:t>fstream</w:t>
-      </w:r>
-      <w:proofErr w:type="spellEnd"/>
-      <w:r>
-        <w:t>&gt;</w:t>
+        <w:t>#include &lt;fstream&gt;</w:t>
       </w:r>
     </w:p>
     <w:p>
@@ -6744,60 +6861,28 @@
         <w:pStyle w:val="ae"/>
       </w:pPr>
       <w:r>
-        <w:t xml:space="preserve">long </w:t>
-      </w:r>
-      <w:proofErr w:type="spellStart"/>
-      <w:r>
-        <w:t>long</w:t>
-      </w:r>
-      <w:proofErr w:type="spellEnd"/>
-      <w:r>
-        <w:t xml:space="preserve"> </w:t>
-      </w:r>
-      <w:proofErr w:type="spellStart"/>
-      <w:r>
-        <w:t>operations_count</w:t>
-      </w:r>
-      <w:proofErr w:type="spellEnd"/>
-      <w:r>
-        <w:t xml:space="preserve"> = 0;</w:t>
-      </w:r>
-    </w:p>
-    <w:p>
-      <w:pPr>
-        <w:pStyle w:val="ae"/>
-      </w:pPr>
-    </w:p>
-    <w:p>
-      <w:pPr>
-        <w:pStyle w:val="ae"/>
-      </w:pPr>
-      <w:r>
-        <w:t xml:space="preserve">int </w:t>
-      </w:r>
-      <w:proofErr w:type="spellStart"/>
-      <w:r>
-        <w:t>CountEmptyCell</w:t>
-      </w:r>
-      <w:proofErr w:type="spellEnd"/>
-      <w:r>
-        <w:t>(vector&lt;vector&lt;int&gt;&gt;&amp; board) {</w:t>
-      </w:r>
-    </w:p>
-    <w:p>
-      <w:pPr>
-        <w:pStyle w:val="ae"/>
-      </w:pPr>
-      <w:r>
-        <w:t xml:space="preserve">    int N = </w:t>
-      </w:r>
-      <w:proofErr w:type="spellStart"/>
-      <w:r>
-        <w:t>board.size</w:t>
-      </w:r>
-      <w:proofErr w:type="spellEnd"/>
-      <w:r>
-        <w:t>();</w:t>
+        <w:t>long long operations_count = 0;</w:t>
+      </w:r>
+    </w:p>
+    <w:p>
+      <w:pPr>
+        <w:pStyle w:val="ae"/>
+      </w:pPr>
+    </w:p>
+    <w:p>
+      <w:pPr>
+        <w:pStyle w:val="ae"/>
+      </w:pPr>
+      <w:r>
+        <w:t>int CountEmptyCell(vector&lt;vector&lt;int&gt;&gt;&amp; board) {</w:t>
+      </w:r>
+    </w:p>
+    <w:p>
+      <w:pPr>
+        <w:pStyle w:val="ae"/>
+      </w:pPr>
+      <w:r>
+        <w:t>    int N = board.size();</w:t>
       </w:r>
     </w:p>
     <w:p>
@@ -6818,63 +6903,23 @@
         <w:pStyle w:val="ae"/>
       </w:pPr>
       <w:r>
-        <w:t xml:space="preserve">    for (int </w:t>
-      </w:r>
-      <w:proofErr w:type="spellStart"/>
-      <w:r>
-        <w:t>i</w:t>
-      </w:r>
-      <w:proofErr w:type="spellEnd"/>
-      <w:r>
-        <w:t xml:space="preserve"> = 0; </w:t>
-      </w:r>
-      <w:proofErr w:type="spellStart"/>
-      <w:r>
-        <w:t>i</w:t>
-      </w:r>
-      <w:proofErr w:type="spellEnd"/>
-      <w:r>
-        <w:t xml:space="preserve"> &lt; N; </w:t>
-      </w:r>
-      <w:proofErr w:type="spellStart"/>
-      <w:r>
-        <w:t>i</w:t>
-      </w:r>
-      <w:proofErr w:type="spellEnd"/>
-      <w:r>
-        <w:t>++) {</w:t>
-      </w:r>
-    </w:p>
-    <w:p>
-      <w:pPr>
-        <w:pStyle w:val="ae"/>
-      </w:pPr>
-      <w:r>
-        <w:t xml:space="preserve">        for (int j = 0; j &lt; N; </w:t>
-      </w:r>
-      <w:proofErr w:type="spellStart"/>
-      <w:r>
-        <w:t>j++</w:t>
-      </w:r>
-      <w:proofErr w:type="spellEnd"/>
-      <w:r>
-        <w:t>) {</w:t>
-      </w:r>
-    </w:p>
-    <w:p>
-      <w:pPr>
-        <w:pStyle w:val="ae"/>
-      </w:pPr>
-      <w:r>
-        <w:t>            if (board[</w:t>
-      </w:r>
-      <w:proofErr w:type="spellStart"/>
-      <w:r>
-        <w:t>i</w:t>
-      </w:r>
-      <w:proofErr w:type="spellEnd"/>
-      <w:r>
-        <w:t>][j] == 0) {</w:t>
+        <w:t>    for (int i = 0; i &lt; N; i++) {</w:t>
+      </w:r>
+    </w:p>
+    <w:p>
+      <w:pPr>
+        <w:pStyle w:val="ae"/>
+      </w:pPr>
+      <w:r>
+        <w:t>        for (int j = 0; j &lt; N; j++) {</w:t>
+      </w:r>
+    </w:p>
+    <w:p>
+      <w:pPr>
+        <w:pStyle w:val="ae"/>
+      </w:pPr>
+      <w:r>
+        <w:t>            if (board[i][j] == 0) {</w:t>
       </w:r>
     </w:p>
     <w:p>
@@ -6898,15 +6943,7 @@
         <w:pStyle w:val="ae"/>
       </w:pPr>
       <w:r>
-        <w:t xml:space="preserve">            </w:t>
-      </w:r>
-      <w:proofErr w:type="spellStart"/>
-      <w:r>
-        <w:t>operations_count</w:t>
-      </w:r>
-      <w:proofErr w:type="spellEnd"/>
-      <w:r>
-        <w:t>++;</w:t>
+        <w:t>            operations_count++;</w:t>
       </w:r>
     </w:p>
     <w:p>
@@ -6951,15 +6988,7 @@
         <w:pStyle w:val="ae"/>
       </w:pPr>
       <w:r>
-        <w:t xml:space="preserve">bool </w:t>
-      </w:r>
-      <w:proofErr w:type="spellStart"/>
-      <w:r>
-        <w:t>FullBoard</w:t>
-      </w:r>
-      <w:proofErr w:type="spellEnd"/>
-      <w:r>
-        <w:t xml:space="preserve">(vector&lt;vector&lt;int&gt;&gt;&amp; </w:t>
+        <w:t xml:space="preserve">bool FullBoard(vector&lt;vector&lt;int&gt;&gt;&amp; </w:t>
       </w:r>
       <w:r>
         <w:rPr>
@@ -6999,7 +7028,6 @@
       <w:r>
         <w:t xml:space="preserve">    int N = </w:t>
       </w:r>
-      <w:proofErr w:type="spellStart"/>
       <w:r>
         <w:rPr>
           <w:i/>
@@ -7008,80 +7036,36 @@
         <w:t>board</w:t>
       </w:r>
       <w:r>
-        <w:t>.size</w:t>
-      </w:r>
-      <w:proofErr w:type="spellEnd"/>
-      <w:r>
-        <w:t>();</w:t>
-      </w:r>
-    </w:p>
-    <w:p>
-      <w:pPr>
-        <w:pStyle w:val="ae"/>
-      </w:pPr>
-    </w:p>
-    <w:p>
-      <w:pPr>
-        <w:pStyle w:val="ae"/>
-      </w:pPr>
-      <w:r>
-        <w:t xml:space="preserve">    for (int </w:t>
-      </w:r>
-      <w:proofErr w:type="spellStart"/>
-      <w:r>
-        <w:t>i</w:t>
-      </w:r>
-      <w:proofErr w:type="spellEnd"/>
-      <w:r>
-        <w:t xml:space="preserve"> = 0; </w:t>
-      </w:r>
-      <w:proofErr w:type="spellStart"/>
-      <w:r>
-        <w:t>i</w:t>
-      </w:r>
-      <w:proofErr w:type="spellEnd"/>
-      <w:r>
-        <w:t xml:space="preserve"> &lt; N; </w:t>
-      </w:r>
-      <w:proofErr w:type="spellStart"/>
-      <w:r>
-        <w:t>i</w:t>
-      </w:r>
-      <w:proofErr w:type="spellEnd"/>
-      <w:r>
-        <w:t>++) {</w:t>
-      </w:r>
-    </w:p>
-    <w:p>
-      <w:pPr>
-        <w:pStyle w:val="ae"/>
-      </w:pPr>
-      <w:r>
-        <w:t xml:space="preserve">        for (int j = 0; j &lt; N; </w:t>
-      </w:r>
-      <w:proofErr w:type="spellStart"/>
-      <w:r>
-        <w:t>j++</w:t>
-      </w:r>
-      <w:proofErr w:type="spellEnd"/>
-      <w:r>
-        <w:t>) {</w:t>
-      </w:r>
-    </w:p>
-    <w:p>
-      <w:pPr>
-        <w:pStyle w:val="ae"/>
-      </w:pPr>
-      <w:r>
-        <w:t xml:space="preserve">            </w:t>
-      </w:r>
-      <w:proofErr w:type="spellStart"/>
-      <w:r>
-        <w:t>operations_count</w:t>
-      </w:r>
-      <w:proofErr w:type="spellEnd"/>
-      <w:r>
-        <w:t>++;</w:t>
+        <w:t>.size();</w:t>
+      </w:r>
+    </w:p>
+    <w:p>
+      <w:pPr>
+        <w:pStyle w:val="ae"/>
+      </w:pPr>
+    </w:p>
+    <w:p>
+      <w:pPr>
+        <w:pStyle w:val="ae"/>
+      </w:pPr>
+      <w:r>
+        <w:t>    for (int i = 0; i &lt; N; i++) {</w:t>
+      </w:r>
+    </w:p>
+    <w:p>
+      <w:pPr>
+        <w:pStyle w:val="ae"/>
+      </w:pPr>
+      <w:r>
+        <w:t>        for (int j = 0; j &lt; N; j++) {</w:t>
+      </w:r>
+    </w:p>
+    <w:p>
+      <w:pPr>
+        <w:pStyle w:val="ae"/>
+      </w:pPr>
+      <w:r>
+        <w:t>            operations_count++;</w:t>
       </w:r>
     </w:p>
     <w:p>
@@ -7099,15 +7083,7 @@
         <w:t>board</w:t>
       </w:r>
       <w:r>
-        <w:t>[</w:t>
-      </w:r>
-      <w:proofErr w:type="spellStart"/>
-      <w:r>
-        <w:t>i</w:t>
-      </w:r>
-      <w:proofErr w:type="spellEnd"/>
-      <w:r>
-        <w:t>][j] == 0) {</w:t>
+        <w:t>[i][j] == 0) {</w:t>
       </w:r>
     </w:p>
     <w:p>
@@ -7125,15 +7101,7 @@
         <w:t>x</w:t>
       </w:r>
       <w:r>
-        <w:t xml:space="preserve"> = </w:t>
-      </w:r>
-      <w:proofErr w:type="spellStart"/>
-      <w:r>
-        <w:t>i</w:t>
-      </w:r>
-      <w:proofErr w:type="spellEnd"/>
-      <w:r>
-        <w:t>;</w:t>
+        <w:t xml:space="preserve"> = i;</w:t>
       </w:r>
     </w:p>
     <w:p>
@@ -7212,15 +7180,7 @@
         <w:pStyle w:val="ae"/>
       </w:pPr>
       <w:r>
-        <w:t xml:space="preserve">bool </w:t>
-      </w:r>
-      <w:proofErr w:type="spellStart"/>
-      <w:r>
-        <w:t>CanPlace</w:t>
-      </w:r>
-      <w:proofErr w:type="spellEnd"/>
-      <w:r>
-        <w:t xml:space="preserve">(vector&lt;vector&lt;int&gt;&gt;&amp; </w:t>
+        <w:t xml:space="preserve">bool CanPlace(vector&lt;vector&lt;int&gt;&gt;&amp; </w:t>
       </w:r>
       <w:r>
         <w:rPr>
@@ -7270,7 +7230,6 @@
       <w:r>
         <w:t xml:space="preserve">    int N = </w:t>
       </w:r>
-      <w:proofErr w:type="spellStart"/>
       <w:r>
         <w:rPr>
           <w:i/>
@@ -7279,27 +7238,15 @@
         <w:t>board</w:t>
       </w:r>
       <w:r>
-        <w:t>.size</w:t>
-      </w:r>
-      <w:proofErr w:type="spellEnd"/>
-      <w:r>
-        <w:t>();</w:t>
-      </w:r>
-    </w:p>
-    <w:p>
-      <w:pPr>
-        <w:pStyle w:val="ae"/>
-      </w:pPr>
-      <w:r>
-        <w:t xml:space="preserve">    </w:t>
-      </w:r>
-      <w:proofErr w:type="spellStart"/>
-      <w:r>
-        <w:t>operations_count</w:t>
-      </w:r>
-      <w:proofErr w:type="spellEnd"/>
-      <w:r>
-        <w:t>++;</w:t>
+        <w:t>.size();</w:t>
+      </w:r>
+    </w:p>
+    <w:p>
+      <w:pPr>
+        <w:pStyle w:val="ae"/>
+      </w:pPr>
+      <w:r>
+        <w:t>    operations_count++;</w:t>
       </w:r>
     </w:p>
     <w:p>
@@ -7376,15 +7323,7 @@
         <w:pStyle w:val="ae"/>
       </w:pPr>
       <w:r>
-        <w:t xml:space="preserve">    for (int </w:t>
-      </w:r>
-      <w:proofErr w:type="spellStart"/>
-      <w:r>
-        <w:t>i</w:t>
-      </w:r>
-      <w:proofErr w:type="spellEnd"/>
-      <w:r>
-        <w:t xml:space="preserve"> = </w:t>
+        <w:t xml:space="preserve">    for (int i = </w:t>
       </w:r>
       <w:r>
         <w:rPr>
@@ -7394,15 +7333,7 @@
         <w:t>x</w:t>
       </w:r>
       <w:r>
-        <w:t xml:space="preserve"> ; </w:t>
-      </w:r>
-      <w:proofErr w:type="spellStart"/>
-      <w:r>
-        <w:t>i</w:t>
-      </w:r>
-      <w:proofErr w:type="spellEnd"/>
-      <w:r>
-        <w:t xml:space="preserve"> &lt; </w:t>
+        <w:t xml:space="preserve"> ; i &lt; </w:t>
       </w:r>
       <w:r>
         <w:rPr>
@@ -7422,15 +7353,7 @@
         <w:t>size</w:t>
       </w:r>
       <w:r>
-        <w:t xml:space="preserve">; </w:t>
-      </w:r>
-      <w:proofErr w:type="spellStart"/>
-      <w:r>
-        <w:t>i</w:t>
-      </w:r>
-      <w:proofErr w:type="spellEnd"/>
-      <w:r>
-        <w:t>++) {</w:t>
+        <w:t>; i++) {</w:t>
       </w:r>
     </w:p>
     <w:p>
@@ -7468,31 +7391,15 @@
         <w:t>size</w:t>
       </w:r>
       <w:r>
-        <w:t xml:space="preserve">; </w:t>
-      </w:r>
-      <w:proofErr w:type="spellStart"/>
-      <w:r>
-        <w:t>j++</w:t>
-      </w:r>
-      <w:proofErr w:type="spellEnd"/>
-      <w:r>
-        <w:t>) {</w:t>
-      </w:r>
-    </w:p>
-    <w:p>
-      <w:pPr>
-        <w:pStyle w:val="ae"/>
-      </w:pPr>
-      <w:r>
-        <w:t xml:space="preserve">            </w:t>
-      </w:r>
-      <w:proofErr w:type="spellStart"/>
-      <w:r>
-        <w:t>operations_count</w:t>
-      </w:r>
-      <w:proofErr w:type="spellEnd"/>
-      <w:r>
-        <w:t>++;</w:t>
+        <w:t>; j++) {</w:t>
+      </w:r>
+    </w:p>
+    <w:p>
+      <w:pPr>
+        <w:pStyle w:val="ae"/>
+      </w:pPr>
+      <w:r>
+        <w:t>            operations_count++;</w:t>
       </w:r>
     </w:p>
     <w:p>
@@ -7510,15 +7417,7 @@
         <w:t>board</w:t>
       </w:r>
       <w:r>
-        <w:t>[</w:t>
-      </w:r>
-      <w:proofErr w:type="spellStart"/>
-      <w:r>
-        <w:t>i</w:t>
-      </w:r>
-      <w:proofErr w:type="spellEnd"/>
-      <w:r>
-        <w:t>][j] == 1) {</w:t>
+        <w:t>[i][j] == 1) {</w:t>
       </w:r>
     </w:p>
     <w:p>
@@ -7579,15 +7478,7 @@
         <w:pStyle w:val="ae"/>
       </w:pPr>
       <w:r>
-        <w:t xml:space="preserve">void </w:t>
-      </w:r>
-      <w:proofErr w:type="spellStart"/>
-      <w:r>
-        <w:t>PlaceSquare</w:t>
-      </w:r>
-      <w:proofErr w:type="spellEnd"/>
-      <w:r>
-        <w:t xml:space="preserve">(vector&lt;vector&lt;int&gt;&gt;&amp; </w:t>
+        <w:t xml:space="preserve">void PlaceSquare(vector&lt;vector&lt;int&gt;&gt;&amp; </w:t>
       </w:r>
       <w:r>
         <w:rPr>
@@ -7635,15 +7526,7 @@
         <w:pStyle w:val="ae"/>
       </w:pPr>
       <w:r>
-        <w:t xml:space="preserve">    for (int </w:t>
-      </w:r>
-      <w:proofErr w:type="spellStart"/>
-      <w:r>
-        <w:t>i</w:t>
-      </w:r>
-      <w:proofErr w:type="spellEnd"/>
-      <w:r>
-        <w:t xml:space="preserve"> = </w:t>
+        <w:t xml:space="preserve">    for (int i = </w:t>
       </w:r>
       <w:r>
         <w:rPr>
@@ -7653,15 +7536,7 @@
         <w:t>x</w:t>
       </w:r>
       <w:r>
-        <w:t xml:space="preserve"> ; </w:t>
-      </w:r>
-      <w:proofErr w:type="spellStart"/>
-      <w:r>
-        <w:t>i</w:t>
-      </w:r>
-      <w:proofErr w:type="spellEnd"/>
-      <w:r>
-        <w:t xml:space="preserve"> &lt; </w:t>
+        <w:t xml:space="preserve"> ; i &lt; </w:t>
       </w:r>
       <w:r>
         <w:rPr>
@@ -7681,15 +7556,7 @@
         <w:t>size</w:t>
       </w:r>
       <w:r>
-        <w:t xml:space="preserve">; </w:t>
-      </w:r>
-      <w:proofErr w:type="spellStart"/>
-      <w:r>
-        <w:t>i</w:t>
-      </w:r>
-      <w:proofErr w:type="spellEnd"/>
-      <w:r>
-        <w:t>++) {</w:t>
+        <w:t>; i++) {</w:t>
       </w:r>
     </w:p>
     <w:p>
@@ -7727,31 +7594,15 @@
         <w:t>size</w:t>
       </w:r>
       <w:r>
-        <w:t xml:space="preserve">; </w:t>
-      </w:r>
-      <w:proofErr w:type="spellStart"/>
-      <w:r>
-        <w:t>j++</w:t>
-      </w:r>
-      <w:proofErr w:type="spellEnd"/>
-      <w:r>
-        <w:t>) {</w:t>
-      </w:r>
-    </w:p>
-    <w:p>
-      <w:pPr>
-        <w:pStyle w:val="ae"/>
-      </w:pPr>
-      <w:r>
-        <w:t xml:space="preserve">            </w:t>
-      </w:r>
-      <w:proofErr w:type="spellStart"/>
-      <w:r>
-        <w:t>operations_count</w:t>
-      </w:r>
-      <w:proofErr w:type="spellEnd"/>
-      <w:r>
-        <w:t>++;</w:t>
+        <w:t>; j++) {</w:t>
+      </w:r>
+    </w:p>
+    <w:p>
+      <w:pPr>
+        <w:pStyle w:val="ae"/>
+      </w:pPr>
+      <w:r>
+        <w:t>            operations_count++;</w:t>
       </w:r>
     </w:p>
     <w:p>
@@ -7769,15 +7620,7 @@
         <w:t>board</w:t>
       </w:r>
       <w:r>
-        <w:t>[</w:t>
-      </w:r>
-      <w:proofErr w:type="spellStart"/>
-      <w:r>
-        <w:t>i</w:t>
-      </w:r>
-      <w:proofErr w:type="spellEnd"/>
-      <w:r>
-        <w:t>][j] = 1;</w:t>
+        <w:t>[i][j] = 1;</w:t>
       </w:r>
     </w:p>
     <w:p>
@@ -7843,15 +7686,7 @@
         <w:pStyle w:val="ae"/>
       </w:pPr>
       <w:r>
-        <w:t xml:space="preserve">struct </w:t>
-      </w:r>
-      <w:proofErr w:type="spellStart"/>
-      <w:r>
-        <w:t>StateBoard</w:t>
-      </w:r>
-      <w:proofErr w:type="spellEnd"/>
-      <w:r>
-        <w:t xml:space="preserve"> {</w:t>
+        <w:t>struct StateBoard {</w:t>
       </w:r>
     </w:p>
     <w:p>
@@ -7867,15 +7702,7 @@
         <w:pStyle w:val="ae"/>
       </w:pPr>
       <w:r>
-        <w:t xml:space="preserve">    vector&lt;Square&gt; </w:t>
-      </w:r>
-      <w:proofErr w:type="spellStart"/>
-      <w:r>
-        <w:t>placed_sq</w:t>
-      </w:r>
-      <w:proofErr w:type="spellEnd"/>
-      <w:r>
-        <w:t>;</w:t>
+        <w:t>    vector&lt;Square&gt; placed_sq;</w:t>
       </w:r>
     </w:p>
     <w:p>
@@ -7896,15 +7723,7 @@
         <w:pStyle w:val="ae"/>
       </w:pPr>
       <w:r>
-        <w:t xml:space="preserve">void </w:t>
-      </w:r>
-      <w:proofErr w:type="spellStart"/>
-      <w:r>
-        <w:t>PrintBoard</w:t>
-      </w:r>
-      <w:proofErr w:type="spellEnd"/>
-      <w:r>
-        <w:t xml:space="preserve">(int </w:t>
+        <w:t xml:space="preserve">void PrintBoard(int </w:t>
       </w:r>
       <w:r>
         <w:rPr>
@@ -7932,15 +7751,7 @@
         <w:pStyle w:val="ae"/>
       </w:pPr>
       <w:r>
-        <w:t xml:space="preserve">    </w:t>
-      </w:r>
-      <w:proofErr w:type="spellStart"/>
-      <w:r>
-        <w:t>cout</w:t>
-      </w:r>
-      <w:proofErr w:type="spellEnd"/>
-      <w:r>
-        <w:t xml:space="preserve"> &lt;&lt; "\n\n";</w:t>
+        <w:t>    cout &lt;&lt; "\n\n";</w:t>
       </w:r>
     </w:p>
     <w:p>
@@ -8007,79 +7818,31 @@
         <w:pStyle w:val="ae"/>
       </w:pPr>
       <w:r>
-        <w:t xml:space="preserve">        int x = </w:t>
-      </w:r>
-      <w:proofErr w:type="spellStart"/>
-      <w:r>
-        <w:t>sq.x</w:t>
-      </w:r>
-      <w:proofErr w:type="spellEnd"/>
-      <w:r>
-        <w:t>;</w:t>
-      </w:r>
-    </w:p>
-    <w:p>
-      <w:pPr>
-        <w:pStyle w:val="ae"/>
-      </w:pPr>
-      <w:r>
-        <w:t xml:space="preserve">        int y = </w:t>
-      </w:r>
-      <w:proofErr w:type="spellStart"/>
-      <w:r>
-        <w:t>sq.y</w:t>
-      </w:r>
-      <w:proofErr w:type="spellEnd"/>
-      <w:r>
-        <w:t>;</w:t>
-      </w:r>
-    </w:p>
-    <w:p>
-      <w:pPr>
-        <w:pStyle w:val="ae"/>
-      </w:pPr>
-      <w:r>
-        <w:t xml:space="preserve">        int size = </w:t>
-      </w:r>
-      <w:proofErr w:type="spellStart"/>
-      <w:r>
-        <w:t>sq.size</w:t>
-      </w:r>
-      <w:proofErr w:type="spellEnd"/>
-      <w:r>
-        <w:t>;</w:t>
-      </w:r>
-    </w:p>
-    <w:p>
-      <w:pPr>
-        <w:pStyle w:val="ae"/>
-      </w:pPr>
-      <w:r>
-        <w:t xml:space="preserve">        for (int </w:t>
-      </w:r>
-      <w:proofErr w:type="spellStart"/>
-      <w:r>
-        <w:t>i</w:t>
-      </w:r>
-      <w:proofErr w:type="spellEnd"/>
-      <w:r>
-        <w:t xml:space="preserve"> = x; </w:t>
-      </w:r>
-      <w:proofErr w:type="spellStart"/>
-      <w:r>
-        <w:t>i</w:t>
-      </w:r>
-      <w:proofErr w:type="spellEnd"/>
-      <w:r>
-        <w:t xml:space="preserve"> &lt; x + size; ++</w:t>
-      </w:r>
-      <w:proofErr w:type="spellStart"/>
-      <w:r>
-        <w:t>i</w:t>
-      </w:r>
-      <w:proofErr w:type="spellEnd"/>
-      <w:r>
-        <w:t>) {</w:t>
+        <w:t>        int x = sq.x;</w:t>
+      </w:r>
+    </w:p>
+    <w:p>
+      <w:pPr>
+        <w:pStyle w:val="ae"/>
+      </w:pPr>
+      <w:r>
+        <w:t>        int y = sq.y;</w:t>
+      </w:r>
+    </w:p>
+    <w:p>
+      <w:pPr>
+        <w:pStyle w:val="ae"/>
+      </w:pPr>
+      <w:r>
+        <w:t>        int size = sq.size;</w:t>
+      </w:r>
+    </w:p>
+    <w:p>
+      <w:pPr>
+        <w:pStyle w:val="ae"/>
+      </w:pPr>
+      <w:r>
+        <w:t>        for (int i = x; i &lt; x + size; ++i) {</w:t>
       </w:r>
     </w:p>
     <w:p>
@@ -8095,15 +7858,7 @@
         <w:pStyle w:val="ae"/>
       </w:pPr>
       <w:r>
-        <w:t>                board[</w:t>
-      </w:r>
-      <w:proofErr w:type="spellStart"/>
-      <w:r>
-        <w:t>i</w:t>
-      </w:r>
-      <w:proofErr w:type="spellEnd"/>
-      <w:r>
-        <w:t>][j] = number;</w:t>
+        <w:t>                board[i][j] = number;</w:t>
       </w:r>
     </w:p>
     <w:p>
@@ -8148,23 +7903,7 @@
         <w:pStyle w:val="ae"/>
       </w:pPr>
       <w:r>
-        <w:t xml:space="preserve">    for (int </w:t>
-      </w:r>
-      <w:proofErr w:type="spellStart"/>
-      <w:r>
-        <w:t>i</w:t>
-      </w:r>
-      <w:proofErr w:type="spellEnd"/>
-      <w:r>
-        <w:t xml:space="preserve"> = 0; </w:t>
-      </w:r>
-      <w:proofErr w:type="spellStart"/>
-      <w:r>
-        <w:t>i</w:t>
-      </w:r>
-      <w:proofErr w:type="spellEnd"/>
-      <w:r>
-        <w:t xml:space="preserve"> &lt; </w:t>
+        <w:t xml:space="preserve">    for (int i = 0; i &lt; </w:t>
       </w:r>
       <w:r>
         <w:rPr>
@@ -8174,15 +7913,7 @@
         <w:t>N</w:t>
       </w:r>
       <w:r>
-        <w:t>; ++</w:t>
-      </w:r>
-      <w:proofErr w:type="spellStart"/>
-      <w:r>
-        <w:t>i</w:t>
-      </w:r>
-      <w:proofErr w:type="spellEnd"/>
-      <w:r>
-        <w:t>) {</w:t>
+        <w:t>; ++i) {</w:t>
       </w:r>
     </w:p>
     <w:p>
@@ -8208,23 +7939,7 @@
         <w:pStyle w:val="ae"/>
       </w:pPr>
       <w:r>
-        <w:t xml:space="preserve">            </w:t>
-      </w:r>
-      <w:proofErr w:type="spellStart"/>
-      <w:r>
-        <w:t>cout</w:t>
-      </w:r>
-      <w:proofErr w:type="spellEnd"/>
-      <w:r>
-        <w:t xml:space="preserve"> &lt;&lt; board[</w:t>
-      </w:r>
-      <w:proofErr w:type="spellStart"/>
-      <w:r>
-        <w:t>i</w:t>
-      </w:r>
-      <w:proofErr w:type="spellEnd"/>
-      <w:r>
-        <w:t>][j] &lt;&lt; " ";</w:t>
+        <w:t>            cout &lt;&lt; board[i][j] &lt;&lt; " ";</w:t>
       </w:r>
     </w:p>
     <w:p>
@@ -8240,23 +7955,7 @@
         <w:pStyle w:val="ae"/>
       </w:pPr>
       <w:r>
-        <w:t xml:space="preserve">        </w:t>
-      </w:r>
-      <w:proofErr w:type="spellStart"/>
-      <w:r>
-        <w:t>cout</w:t>
-      </w:r>
-      <w:proofErr w:type="spellEnd"/>
-      <w:r>
-        <w:t xml:space="preserve"> &lt;&lt; </w:t>
-      </w:r>
-      <w:proofErr w:type="spellStart"/>
-      <w:r>
-        <w:t>endl</w:t>
-      </w:r>
-      <w:proofErr w:type="spellEnd"/>
-      <w:r>
-        <w:t>;</w:t>
+        <w:t>        cout &lt;&lt; endl;</w:t>
       </w:r>
     </w:p>
     <w:p>
@@ -8285,15 +7984,7 @@
         <w:pStyle w:val="ae"/>
       </w:pPr>
       <w:r>
-        <w:t xml:space="preserve">void </w:t>
-      </w:r>
-      <w:proofErr w:type="spellStart"/>
-      <w:r>
-        <w:t>FormedSolution</w:t>
-      </w:r>
-      <w:proofErr w:type="spellEnd"/>
-      <w:r>
-        <w:t xml:space="preserve">(vector&lt;Square&gt; </w:t>
+        <w:t xml:space="preserve">void FormedSolution(vector&lt;Square&gt; </w:t>
       </w:r>
       <w:r>
         <w:rPr>
@@ -8321,17 +8012,8 @@
         <w:pStyle w:val="ae"/>
       </w:pPr>
       <w:r>
-        <w:t xml:space="preserve">    </w:t>
-      </w:r>
-      <w:proofErr w:type="spellStart"/>
-      <w:r>
-        <w:t>cout</w:t>
-      </w:r>
-      <w:proofErr w:type="spellEnd"/>
-      <w:r>
-        <w:t xml:space="preserve"> &lt;&lt; </w:t>
-      </w:r>
-      <w:proofErr w:type="spellStart"/>
+        <w:t xml:space="preserve">    cout &lt;&lt; </w:t>
+      </w:r>
       <w:r>
         <w:rPr>
           <w:i/>
@@ -8340,19 +8022,7 @@
         <w:t>solution</w:t>
       </w:r>
       <w:r>
-        <w:t>.size</w:t>
-      </w:r>
-      <w:proofErr w:type="spellEnd"/>
-      <w:r>
-        <w:t xml:space="preserve">() &lt;&lt; </w:t>
-      </w:r>
-      <w:proofErr w:type="spellStart"/>
-      <w:r>
-        <w:t>endl</w:t>
-      </w:r>
-      <w:proofErr w:type="spellEnd"/>
-      <w:r>
-        <w:t>;</w:t>
+        <w:t>.size() &lt;&lt; endl;</w:t>
       </w:r>
     </w:p>
     <w:p>
@@ -8378,55 +8048,23 @@
         <w:pStyle w:val="ae"/>
       </w:pPr>
       <w:r>
-        <w:t xml:space="preserve">        </w:t>
-      </w:r>
-      <w:proofErr w:type="spellStart"/>
-      <w:r>
-        <w:t>cout</w:t>
-      </w:r>
-      <w:proofErr w:type="spellEnd"/>
-      <w:r>
-        <w:t xml:space="preserve"> &lt;&lt; </w:t>
-      </w:r>
-      <w:proofErr w:type="spellStart"/>
-      <w:r>
-        <w:t>square.x</w:t>
-      </w:r>
-      <w:proofErr w:type="spellEnd"/>
-      <w:r>
-        <w:t xml:space="preserve"> + 1 &lt;&lt; " "</w:t>
-      </w:r>
-    </w:p>
-    <w:p>
-      <w:pPr>
-        <w:pStyle w:val="ae"/>
-      </w:pPr>
-      <w:r>
-        <w:t xml:space="preserve">            &lt;&lt; </w:t>
-      </w:r>
-      <w:proofErr w:type="spellStart"/>
-      <w:r>
-        <w:t>square.y</w:t>
-      </w:r>
-      <w:proofErr w:type="spellEnd"/>
-      <w:r>
-        <w:t xml:space="preserve"> + 1 &lt;&lt; " "</w:t>
-      </w:r>
-    </w:p>
-    <w:p>
-      <w:pPr>
-        <w:pStyle w:val="ae"/>
-      </w:pPr>
-      <w:r>
-        <w:t xml:space="preserve">            &lt;&lt; </w:t>
-      </w:r>
-      <w:proofErr w:type="spellStart"/>
-      <w:r>
-        <w:t>square.size</w:t>
-      </w:r>
-      <w:proofErr w:type="spellEnd"/>
-      <w:r>
-        <w:t xml:space="preserve"> &lt;&lt; "\n";</w:t>
+        <w:t>        cout &lt;&lt; square.x + 1 &lt;&lt; " "</w:t>
+      </w:r>
+    </w:p>
+    <w:p>
+      <w:pPr>
+        <w:pStyle w:val="ae"/>
+      </w:pPr>
+      <w:r>
+        <w:t>            &lt;&lt; square.y + 1 &lt;&lt; " "</w:t>
+      </w:r>
+    </w:p>
+    <w:p>
+      <w:pPr>
+        <w:pStyle w:val="ae"/>
+      </w:pPr>
+      <w:r>
+        <w:t>            &lt;&lt; square.size &lt;&lt; "\n";</w:t>
       </w:r>
     </w:p>
     <w:p>
@@ -8442,15 +8080,7 @@
         <w:pStyle w:val="ae"/>
       </w:pPr>
       <w:r>
-        <w:t xml:space="preserve">    </w:t>
-      </w:r>
-      <w:proofErr w:type="spellStart"/>
-      <w:r>
-        <w:t>PrintBoard</w:t>
-      </w:r>
-      <w:proofErr w:type="spellEnd"/>
-      <w:r>
-        <w:t>(</w:t>
+        <w:t>    PrintBoard(</w:t>
       </w:r>
       <w:r>
         <w:rPr>
@@ -8491,15 +8121,7 @@
         <w:pStyle w:val="ae"/>
       </w:pPr>
       <w:r>
-        <w:t xml:space="preserve">vector&lt;Square&gt; </w:t>
-      </w:r>
-      <w:proofErr w:type="spellStart"/>
-      <w:r>
-        <w:t>EvenSolution</w:t>
-      </w:r>
-      <w:proofErr w:type="spellEnd"/>
-      <w:r>
-        <w:t xml:space="preserve">(int </w:t>
+        <w:t xml:space="preserve">vector&lt;Square&gt; EvenSolution(int </w:t>
       </w:r>
       <w:r>
         <w:rPr>
@@ -8551,79 +8173,39 @@
         <w:pStyle w:val="ae"/>
       </w:pPr>
       <w:r>
-        <w:t xml:space="preserve">    </w:t>
-      </w:r>
-      <w:proofErr w:type="spellStart"/>
-      <w:r>
-        <w:t>solution.push_back</w:t>
-      </w:r>
-      <w:proofErr w:type="spellEnd"/>
-      <w:r>
-        <w:t>({0, 0, half});</w:t>
-      </w:r>
-    </w:p>
-    <w:p>
-      <w:pPr>
-        <w:pStyle w:val="ae"/>
-      </w:pPr>
-      <w:r>
-        <w:t xml:space="preserve">    </w:t>
-      </w:r>
-      <w:proofErr w:type="spellStart"/>
-      <w:r>
-        <w:t>solution.push_back</w:t>
-      </w:r>
-      <w:proofErr w:type="spellEnd"/>
-      <w:r>
-        <w:t>({0, half, half});</w:t>
-      </w:r>
-    </w:p>
-    <w:p>
-      <w:pPr>
-        <w:pStyle w:val="ae"/>
-      </w:pPr>
-      <w:r>
-        <w:t xml:space="preserve">    </w:t>
-      </w:r>
-      <w:proofErr w:type="spellStart"/>
-      <w:r>
-        <w:t>solution.push_back</w:t>
-      </w:r>
-      <w:proofErr w:type="spellEnd"/>
-      <w:r>
-        <w:t>({half, 0, half});</w:t>
-      </w:r>
-    </w:p>
-    <w:p>
-      <w:pPr>
-        <w:pStyle w:val="ae"/>
-      </w:pPr>
-      <w:r>
-        <w:t xml:space="preserve">    </w:t>
-      </w:r>
-      <w:proofErr w:type="spellStart"/>
-      <w:r>
-        <w:t>solution.push_back</w:t>
-      </w:r>
-      <w:proofErr w:type="spellEnd"/>
-      <w:r>
-        <w:t>({half, half, half});</w:t>
-      </w:r>
-    </w:p>
-    <w:p>
-      <w:pPr>
-        <w:pStyle w:val="ae"/>
-      </w:pPr>
-      <w:r>
-        <w:t xml:space="preserve">    </w:t>
-      </w:r>
-      <w:proofErr w:type="spellStart"/>
-      <w:r>
-        <w:t>operations_count</w:t>
-      </w:r>
-      <w:proofErr w:type="spellEnd"/>
-      <w:r>
-        <w:t xml:space="preserve"> += 4;</w:t>
+        <w:t>    solution.push_back({0, 0, half});</w:t>
+      </w:r>
+    </w:p>
+    <w:p>
+      <w:pPr>
+        <w:pStyle w:val="ae"/>
+      </w:pPr>
+      <w:r>
+        <w:t>    solution.push_back({0, half, half});</w:t>
+      </w:r>
+    </w:p>
+    <w:p>
+      <w:pPr>
+        <w:pStyle w:val="ae"/>
+      </w:pPr>
+      <w:r>
+        <w:t>    solution.push_back({half, 0, half});</w:t>
+      </w:r>
+    </w:p>
+    <w:p>
+      <w:pPr>
+        <w:pStyle w:val="ae"/>
+      </w:pPr>
+      <w:r>
+        <w:t>    solution.push_back({half, half, half});</w:t>
+      </w:r>
+    </w:p>
+    <w:p>
+      <w:pPr>
+        <w:pStyle w:val="ae"/>
+      </w:pPr>
+      <w:r>
+        <w:t>    operations_count += 4;</w:t>
       </w:r>
     </w:p>
     <w:p>
@@ -8661,15 +8243,7 @@
         <w:pStyle w:val="ae"/>
       </w:pPr>
       <w:r>
-        <w:t xml:space="preserve">vector&lt;Square&gt; </w:t>
-      </w:r>
-      <w:proofErr w:type="spellStart"/>
-      <w:r>
-        <w:t>InitBestSolution</w:t>
-      </w:r>
-      <w:proofErr w:type="spellEnd"/>
-      <w:r>
-        <w:t xml:space="preserve">(int </w:t>
+        <w:t xml:space="preserve">vector&lt;Square&gt; InitBestSolution(int </w:t>
       </w:r>
       <w:r>
         <w:rPr>
@@ -8713,44 +8287,20 @@
         <w:pStyle w:val="ae"/>
       </w:pPr>
       <w:r>
-        <w:t xml:space="preserve">    </w:t>
-      </w:r>
-      <w:proofErr w:type="spellStart"/>
-      <w:r>
-        <w:t>solution.push_back</w:t>
-      </w:r>
-      <w:proofErr w:type="spellEnd"/>
-      <w:r>
-        <w:t>(sq);</w:t>
-      </w:r>
-    </w:p>
-    <w:p>
-      <w:pPr>
-        <w:pStyle w:val="ae"/>
-      </w:pPr>
-    </w:p>
-    <w:p>
-      <w:pPr>
-        <w:pStyle w:val="ae"/>
-      </w:pPr>
-      <w:r>
-        <w:t xml:space="preserve">    for (int </w:t>
-      </w:r>
-      <w:proofErr w:type="spellStart"/>
-      <w:r>
-        <w:t>i</w:t>
-      </w:r>
-      <w:proofErr w:type="spellEnd"/>
-      <w:r>
-        <w:t xml:space="preserve"> = 0; </w:t>
-      </w:r>
-      <w:proofErr w:type="spellStart"/>
-      <w:r>
-        <w:t>i</w:t>
-      </w:r>
-      <w:proofErr w:type="spellEnd"/>
-      <w:r>
-        <w:t xml:space="preserve"> &lt; </w:t>
+        <w:t>    solution.push_back(sq);</w:t>
+      </w:r>
+    </w:p>
+    <w:p>
+      <w:pPr>
+        <w:pStyle w:val="ae"/>
+      </w:pPr>
+    </w:p>
+    <w:p>
+      <w:pPr>
+        <w:pStyle w:val="ae"/>
+      </w:pPr>
+      <w:r>
+        <w:t xml:space="preserve">    for (int i = 0; i &lt; </w:t>
       </w:r>
       <w:r>
         <w:rPr>
@@ -8760,15 +8310,7 @@
         <w:t>N</w:t>
       </w:r>
       <w:r>
-        <w:t xml:space="preserve">; </w:t>
-      </w:r>
-      <w:proofErr w:type="spellStart"/>
-      <w:r>
-        <w:t>i</w:t>
-      </w:r>
-      <w:proofErr w:type="spellEnd"/>
-      <w:r>
-        <w:t>++) {</w:t>
+        <w:t>; i++) {</w:t>
       </w:r>
     </w:p>
     <w:p>
@@ -8786,47 +8328,23 @@
         <w:t>N</w:t>
       </w:r>
       <w:r>
-        <w:t xml:space="preserve"> - 1, </w:t>
-      </w:r>
-      <w:proofErr w:type="spellStart"/>
-      <w:r>
-        <w:t>i</w:t>
-      </w:r>
-      <w:proofErr w:type="spellEnd"/>
-      <w:r>
-        <w:t>, 1};</w:t>
-      </w:r>
-    </w:p>
-    <w:p>
-      <w:pPr>
-        <w:pStyle w:val="ae"/>
-      </w:pPr>
-      <w:r>
-        <w:t xml:space="preserve">        </w:t>
-      </w:r>
-      <w:proofErr w:type="spellStart"/>
-      <w:r>
-        <w:t>solution.push_back</w:t>
-      </w:r>
-      <w:proofErr w:type="spellEnd"/>
-      <w:r>
-        <w:t>(sq);</w:t>
-      </w:r>
-    </w:p>
-    <w:p>
-      <w:pPr>
-        <w:pStyle w:val="ae"/>
-      </w:pPr>
-      <w:r>
-        <w:t xml:space="preserve">        </w:t>
-      </w:r>
-      <w:proofErr w:type="spellStart"/>
-      <w:r>
-        <w:t>operations_count</w:t>
-      </w:r>
-      <w:proofErr w:type="spellEnd"/>
-      <w:r>
-        <w:t>++;</w:t>
+        <w:t xml:space="preserve"> - 1, i, 1};</w:t>
+      </w:r>
+    </w:p>
+    <w:p>
+      <w:pPr>
+        <w:pStyle w:val="ae"/>
+      </w:pPr>
+      <w:r>
+        <w:t>        solution.push_back(sq);</w:t>
+      </w:r>
+    </w:p>
+    <w:p>
+      <w:pPr>
+        <w:pStyle w:val="ae"/>
+      </w:pPr>
+      <w:r>
+        <w:t>        operations_count++;</w:t>
       </w:r>
     </w:p>
     <w:p>
@@ -8855,23 +8373,7 @@
         <w:pStyle w:val="ae"/>
       </w:pPr>
       <w:r>
-        <w:t xml:space="preserve">    for (int </w:t>
-      </w:r>
-      <w:proofErr w:type="spellStart"/>
-      <w:r>
-        <w:t>i</w:t>
-      </w:r>
-      <w:proofErr w:type="spellEnd"/>
-      <w:r>
-        <w:t xml:space="preserve"> = 0; </w:t>
-      </w:r>
-      <w:proofErr w:type="spellStart"/>
-      <w:r>
-        <w:t>i</w:t>
-      </w:r>
-      <w:proofErr w:type="spellEnd"/>
-      <w:r>
-        <w:t xml:space="preserve"> &lt; </w:t>
+        <w:t xml:space="preserve">    for (int i = 0; i &lt; </w:t>
       </w:r>
       <w:r>
         <w:rPr>
@@ -8881,31 +8383,15 @@
         <w:t>N</w:t>
       </w:r>
       <w:r>
-        <w:t xml:space="preserve"> - 1; </w:t>
-      </w:r>
-      <w:proofErr w:type="spellStart"/>
-      <w:r>
-        <w:t>i</w:t>
-      </w:r>
-      <w:proofErr w:type="spellEnd"/>
-      <w:r>
-        <w:t>++) {</w:t>
-      </w:r>
-    </w:p>
-    <w:p>
-      <w:pPr>
-        <w:pStyle w:val="ae"/>
-      </w:pPr>
-      <w:r>
-        <w:t>        Square sq = {</w:t>
-      </w:r>
-      <w:proofErr w:type="spellStart"/>
-      <w:r>
-        <w:t>i</w:t>
-      </w:r>
-      <w:proofErr w:type="spellEnd"/>
-      <w:r>
-        <w:t xml:space="preserve">, </w:t>
+        <w:t xml:space="preserve"> - 1; i++) {</w:t>
+      </w:r>
+    </w:p>
+    <w:p>
+      <w:pPr>
+        <w:pStyle w:val="ae"/>
+      </w:pPr>
+      <w:r>
+        <w:t xml:space="preserve">        Square sq = {i, </w:t>
       </w:r>
       <w:r>
         <w:rPr>
@@ -8923,31 +8409,15 @@
         <w:pStyle w:val="ae"/>
       </w:pPr>
       <w:r>
-        <w:t xml:space="preserve">        </w:t>
-      </w:r>
-      <w:proofErr w:type="spellStart"/>
-      <w:r>
-        <w:t>solution.push_back</w:t>
-      </w:r>
-      <w:proofErr w:type="spellEnd"/>
-      <w:r>
-        <w:t>(sq);</w:t>
-      </w:r>
-    </w:p>
-    <w:p>
-      <w:pPr>
-        <w:pStyle w:val="ae"/>
-      </w:pPr>
-      <w:r>
-        <w:t xml:space="preserve">        </w:t>
-      </w:r>
-      <w:proofErr w:type="spellStart"/>
-      <w:r>
-        <w:t>operations_count</w:t>
-      </w:r>
-      <w:proofErr w:type="spellEnd"/>
-      <w:r>
-        <w:t>++;</w:t>
+        <w:t>        solution.push_back(sq);</w:t>
+      </w:r>
+    </w:p>
+    <w:p>
+      <w:pPr>
+        <w:pStyle w:val="ae"/>
+      </w:pPr>
+      <w:r>
+        <w:t>        operations_count++;</w:t>
       </w:r>
     </w:p>
     <w:p>
@@ -8987,15 +8457,7 @@
         <w:pStyle w:val="ae"/>
       </w:pPr>
       <w:r>
-        <w:t xml:space="preserve">void </w:t>
-      </w:r>
-      <w:proofErr w:type="spellStart"/>
-      <w:r>
-        <w:t>write_results_to_file</w:t>
-      </w:r>
-      <w:proofErr w:type="spellEnd"/>
-      <w:r>
-        <w:t xml:space="preserve">(int </w:t>
+        <w:t xml:space="preserve">void write_results_to_file(int </w:t>
       </w:r>
       <w:r>
         <w:rPr>
@@ -9005,15 +8467,7 @@
         <w:t>N</w:t>
       </w:r>
       <w:r>
-        <w:t xml:space="preserve">, long </w:t>
-      </w:r>
-      <w:proofErr w:type="spellStart"/>
-      <w:r>
-        <w:t>long</w:t>
-      </w:r>
-      <w:proofErr w:type="spellEnd"/>
-      <w:r>
-        <w:t xml:space="preserve"> </w:t>
+        <w:t xml:space="preserve">, long long </w:t>
       </w:r>
       <w:r>
         <w:rPr>
@@ -9031,39 +8485,15 @@
         <w:pStyle w:val="ae"/>
       </w:pPr>
       <w:r>
-        <w:t xml:space="preserve">    </w:t>
-      </w:r>
-      <w:proofErr w:type="spellStart"/>
-      <w:r>
-        <w:t>ofstream</w:t>
-      </w:r>
-      <w:proofErr w:type="spellEnd"/>
-      <w:r>
-        <w:t xml:space="preserve"> file("results.csv", </w:t>
-      </w:r>
-      <w:proofErr w:type="spellStart"/>
-      <w:r>
-        <w:t>ios</w:t>
-      </w:r>
-      <w:proofErr w:type="spellEnd"/>
-      <w:r>
-        <w:t>::out);</w:t>
-      </w:r>
-    </w:p>
-    <w:p>
-      <w:pPr>
-        <w:pStyle w:val="ae"/>
-      </w:pPr>
-      <w:r>
-        <w:t>    if (</w:t>
-      </w:r>
-      <w:proofErr w:type="spellStart"/>
-      <w:r>
-        <w:t>file.is_open</w:t>
-      </w:r>
-      <w:proofErr w:type="spellEnd"/>
-      <w:r>
-        <w:t>()) {</w:t>
+        <w:t>    ofstream file("results.csv", ios::out);</w:t>
+      </w:r>
+    </w:p>
+    <w:p>
+      <w:pPr>
+        <w:pStyle w:val="ae"/>
+      </w:pPr>
+      <w:r>
+        <w:t>    if (file.is_open()) {</w:t>
       </w:r>
     </w:p>
     <w:p>
@@ -9099,351 +8529,207 @@
         <w:pStyle w:val="ae"/>
       </w:pPr>
       <w:r>
+        <w:t>        file.close();</w:t>
+      </w:r>
+    </w:p>
+    <w:p>
+      <w:pPr>
+        <w:pStyle w:val="ae"/>
+      </w:pPr>
+      <w:r>
+        <w:t>    }</w:t>
+      </w:r>
+    </w:p>
+    <w:p>
+      <w:pPr>
+        <w:pStyle w:val="ae"/>
+      </w:pPr>
+      <w:r>
+        <w:t>}</w:t>
+      </w:r>
+    </w:p>
+    <w:p>
+      <w:pPr>
+        <w:pStyle w:val="ae"/>
+      </w:pPr>
+      <w:r>
+        <w:br/>
+      </w:r>
+    </w:p>
+    <w:p>
+      <w:pPr>
+        <w:pStyle w:val="ae"/>
+      </w:pPr>
+      <w:r>
+        <w:t>int main() {</w:t>
+      </w:r>
+    </w:p>
+    <w:p>
+      <w:pPr>
+        <w:pStyle w:val="ae"/>
+      </w:pPr>
+      <w:r>
+        <w:t xml:space="preserve">    </w:t>
+      </w:r>
+    </w:p>
+    <w:p>
+      <w:pPr>
+        <w:pStyle w:val="ae"/>
+      </w:pPr>
+      <w:r>
+        <w:t>    int N;</w:t>
+      </w:r>
+    </w:p>
+    <w:p>
+      <w:pPr>
+        <w:pStyle w:val="ae"/>
+      </w:pPr>
+      <w:r>
+        <w:t>    cin &gt;&gt; N;</w:t>
+      </w:r>
+    </w:p>
+    <w:p>
+      <w:pPr>
+        <w:pStyle w:val="ae"/>
+      </w:pPr>
+    </w:p>
+    <w:p>
+      <w:pPr>
+        <w:pStyle w:val="ae"/>
+      </w:pPr>
+      <w:r>
+        <w:t>    if (N % 2 == 0) {</w:t>
+      </w:r>
+    </w:p>
+    <w:p>
+      <w:pPr>
+        <w:pStyle w:val="ae"/>
+      </w:pPr>
+      <w:r>
+        <w:t>        FormedSolution(EvenSolution(N), N);</w:t>
+      </w:r>
+    </w:p>
+    <w:p>
+      <w:pPr>
+        <w:pStyle w:val="ae"/>
+      </w:pPr>
+      <w:r>
+        <w:t>        operations_count++;</w:t>
+      </w:r>
+    </w:p>
+    <w:p>
+      <w:pPr>
+        <w:pStyle w:val="ae"/>
+      </w:pPr>
+      <w:r>
+        <w:t>        write_results_to_file(N, operations_count);</w:t>
+      </w:r>
+    </w:p>
+    <w:p>
+      <w:pPr>
+        <w:pStyle w:val="ae"/>
+      </w:pPr>
+      <w:r>
+        <w:t>        return 0;</w:t>
+      </w:r>
+    </w:p>
+    <w:p>
+      <w:pPr>
+        <w:pStyle w:val="ae"/>
+      </w:pPr>
+      <w:r>
+        <w:t>    }</w:t>
+      </w:r>
+    </w:p>
+    <w:p>
+      <w:pPr>
+        <w:pStyle w:val="ae"/>
+      </w:pPr>
+    </w:p>
+    <w:p>
+      <w:pPr>
+        <w:pStyle w:val="ae"/>
+      </w:pPr>
+      <w:r>
+        <w:t>    stack&lt;StateBoard&gt; st;</w:t>
+      </w:r>
+    </w:p>
+    <w:p>
+      <w:pPr>
+        <w:pStyle w:val="ae"/>
+      </w:pPr>
+      <w:r>
+        <w:t>    StateBoard start;</w:t>
+      </w:r>
+    </w:p>
+    <w:p>
+      <w:pPr>
+        <w:pStyle w:val="ae"/>
+      </w:pPr>
+      <w:r>
+        <w:t>    start.board = vector&lt;vector&lt;int&gt;&gt;(N, vector&lt;int&gt;(N, 0));</w:t>
+      </w:r>
+    </w:p>
+    <w:p>
+      <w:pPr>
+        <w:pStyle w:val="ae"/>
+      </w:pPr>
+      <w:r>
+        <w:t>    st.push(start);</w:t>
+      </w:r>
+    </w:p>
+    <w:p>
+      <w:pPr>
+        <w:pStyle w:val="ae"/>
+      </w:pPr>
+      <w:r>
+        <w:t>    vector&lt;Square&gt; best_solution = InitBestSolution(N);</w:t>
+      </w:r>
+    </w:p>
+    <w:p>
+      <w:pPr>
+        <w:pStyle w:val="ae"/>
+      </w:pPr>
+      <w:r>
+        <w:t xml:space="preserve">    </w:t>
+      </w:r>
+    </w:p>
+    <w:p>
+      <w:pPr>
+        <w:pStyle w:val="ae"/>
+      </w:pPr>
+    </w:p>
+    <w:p>
+      <w:pPr>
+        <w:pStyle w:val="ae"/>
+      </w:pPr>
+      <w:r>
+        <w:t>    while(!st.empty()) {</w:t>
+      </w:r>
+    </w:p>
+    <w:p>
+      <w:pPr>
+        <w:pStyle w:val="ae"/>
+      </w:pPr>
+      <w:r>
+        <w:t>        StateBoard current = st.top();</w:t>
+      </w:r>
+    </w:p>
+    <w:p>
+      <w:pPr>
+        <w:pStyle w:val="ae"/>
+      </w:pPr>
+      <w:r>
+        <w:t>        st.pop();</w:t>
+      </w:r>
+    </w:p>
+    <w:p>
+      <w:pPr>
+        <w:pStyle w:val="ae"/>
+      </w:pPr>
+      <w:r>
         <w:t xml:space="preserve">        </w:t>
       </w:r>
-      <w:proofErr w:type="spellStart"/>
-      <w:r>
-        <w:t>file.close</w:t>
-      </w:r>
-      <w:proofErr w:type="spellEnd"/>
-      <w:r>
-        <w:t>();</w:t>
-      </w:r>
-    </w:p>
-    <w:p>
-      <w:pPr>
-        <w:pStyle w:val="ae"/>
-      </w:pPr>
-      <w:r>
-        <w:t>    }</w:t>
-      </w:r>
-    </w:p>
-    <w:p>
-      <w:pPr>
-        <w:pStyle w:val="ae"/>
-      </w:pPr>
-      <w:r>
-        <w:t>}</w:t>
-      </w:r>
-    </w:p>
-    <w:p>
-      <w:pPr>
-        <w:pStyle w:val="ae"/>
-      </w:pPr>
-      <w:r>
-        <w:br/>
-      </w:r>
-    </w:p>
-    <w:p>
-      <w:pPr>
-        <w:pStyle w:val="ae"/>
-      </w:pPr>
-      <w:r>
-        <w:t>int main() {</w:t>
-      </w:r>
-    </w:p>
-    <w:p>
-      <w:pPr>
-        <w:pStyle w:val="ae"/>
-      </w:pPr>
-      <w:r>
-        <w:t xml:space="preserve">    </w:t>
-      </w:r>
-    </w:p>
-    <w:p>
-      <w:pPr>
-        <w:pStyle w:val="ae"/>
-      </w:pPr>
-      <w:r>
-        <w:t>    int N;</w:t>
-      </w:r>
-    </w:p>
-    <w:p>
-      <w:pPr>
-        <w:pStyle w:val="ae"/>
-      </w:pPr>
-      <w:r>
-        <w:t xml:space="preserve">    </w:t>
-      </w:r>
-      <w:proofErr w:type="spellStart"/>
-      <w:r>
-        <w:t>cin</w:t>
-      </w:r>
-      <w:proofErr w:type="spellEnd"/>
-      <w:r>
-        <w:t xml:space="preserve"> &gt;&gt; N;</w:t>
-      </w:r>
-    </w:p>
-    <w:p>
-      <w:pPr>
-        <w:pStyle w:val="ae"/>
-      </w:pPr>
-    </w:p>
-    <w:p>
-      <w:pPr>
-        <w:pStyle w:val="ae"/>
-      </w:pPr>
-      <w:r>
-        <w:t>    if (N % 2 == 0) {</w:t>
-      </w:r>
-    </w:p>
-    <w:p>
-      <w:pPr>
-        <w:pStyle w:val="ae"/>
-      </w:pPr>
-      <w:r>
-        <w:t xml:space="preserve">        </w:t>
-      </w:r>
-      <w:proofErr w:type="spellStart"/>
-      <w:r>
-        <w:t>FormedSolution</w:t>
-      </w:r>
-      <w:proofErr w:type="spellEnd"/>
-      <w:r>
-        <w:t>(</w:t>
-      </w:r>
-      <w:proofErr w:type="spellStart"/>
-      <w:r>
-        <w:t>EvenSolution</w:t>
-      </w:r>
-      <w:proofErr w:type="spellEnd"/>
-      <w:r>
-        <w:t>(N), N);</w:t>
-      </w:r>
-    </w:p>
-    <w:p>
-      <w:pPr>
-        <w:pStyle w:val="ae"/>
-      </w:pPr>
-      <w:r>
-        <w:t xml:space="preserve">        </w:t>
-      </w:r>
-      <w:proofErr w:type="spellStart"/>
-      <w:r>
-        <w:t>operations_count</w:t>
-      </w:r>
-      <w:proofErr w:type="spellEnd"/>
-      <w:r>
-        <w:t>++;</w:t>
-      </w:r>
-    </w:p>
-    <w:p>
-      <w:pPr>
-        <w:pStyle w:val="ae"/>
-      </w:pPr>
-      <w:r>
-        <w:t xml:space="preserve">        </w:t>
-      </w:r>
-      <w:proofErr w:type="spellStart"/>
-      <w:r>
-        <w:t>write_results_to_file</w:t>
-      </w:r>
-      <w:proofErr w:type="spellEnd"/>
-      <w:r>
-        <w:t xml:space="preserve">(N, </w:t>
-      </w:r>
-      <w:proofErr w:type="spellStart"/>
-      <w:r>
-        <w:t>operations_count</w:t>
-      </w:r>
-      <w:proofErr w:type="spellEnd"/>
-      <w:r>
-        <w:t>);</w:t>
-      </w:r>
-    </w:p>
-    <w:p>
-      <w:pPr>
-        <w:pStyle w:val="ae"/>
-      </w:pPr>
-      <w:r>
-        <w:t>        return 0;</w:t>
-      </w:r>
-    </w:p>
-    <w:p>
-      <w:pPr>
-        <w:pStyle w:val="ae"/>
-      </w:pPr>
-      <w:r>
-        <w:t>    }</w:t>
-      </w:r>
-    </w:p>
-    <w:p>
-      <w:pPr>
-        <w:pStyle w:val="ae"/>
-      </w:pPr>
-    </w:p>
-    <w:p>
-      <w:pPr>
-        <w:pStyle w:val="ae"/>
-      </w:pPr>
-      <w:r>
-        <w:t>    stack&lt;</w:t>
-      </w:r>
-      <w:proofErr w:type="spellStart"/>
-      <w:r>
-        <w:t>StateBoard</w:t>
-      </w:r>
-      <w:proofErr w:type="spellEnd"/>
-      <w:r>
-        <w:t xml:space="preserve">&gt; </w:t>
-      </w:r>
-      <w:proofErr w:type="spellStart"/>
-      <w:r>
-        <w:t>st</w:t>
-      </w:r>
-      <w:proofErr w:type="spellEnd"/>
-      <w:r>
-        <w:t>;</w:t>
-      </w:r>
-    </w:p>
-    <w:p>
-      <w:pPr>
-        <w:pStyle w:val="ae"/>
-      </w:pPr>
-      <w:r>
-        <w:t xml:space="preserve">    </w:t>
-      </w:r>
-      <w:proofErr w:type="spellStart"/>
-      <w:r>
-        <w:t>StateBoard</w:t>
-      </w:r>
-      <w:proofErr w:type="spellEnd"/>
-      <w:r>
-        <w:t xml:space="preserve"> start;</w:t>
-      </w:r>
-    </w:p>
-    <w:p>
-      <w:pPr>
-        <w:pStyle w:val="ae"/>
-      </w:pPr>
-      <w:r>
-        <w:t xml:space="preserve">    </w:t>
-      </w:r>
-      <w:proofErr w:type="spellStart"/>
-      <w:r>
-        <w:t>start.board</w:t>
-      </w:r>
-      <w:proofErr w:type="spellEnd"/>
-      <w:r>
-        <w:t xml:space="preserve"> = vector&lt;vector&lt;int&gt;&gt;(N, vector&lt;int&gt;(N, 0));</w:t>
-      </w:r>
-    </w:p>
-    <w:p>
-      <w:pPr>
-        <w:pStyle w:val="ae"/>
-      </w:pPr>
-      <w:r>
-        <w:t xml:space="preserve">    </w:t>
-      </w:r>
-      <w:proofErr w:type="spellStart"/>
-      <w:r>
-        <w:t>st.push</w:t>
-      </w:r>
-      <w:proofErr w:type="spellEnd"/>
-      <w:r>
-        <w:t>(start);</w:t>
-      </w:r>
-    </w:p>
-    <w:p>
-      <w:pPr>
-        <w:pStyle w:val="ae"/>
-      </w:pPr>
-      <w:r>
-        <w:t xml:space="preserve">    vector&lt;Square&gt; </w:t>
-      </w:r>
-      <w:proofErr w:type="spellStart"/>
-      <w:r>
-        <w:t>best_solution</w:t>
-      </w:r>
-      <w:proofErr w:type="spellEnd"/>
-      <w:r>
-        <w:t xml:space="preserve"> = </w:t>
-      </w:r>
-      <w:proofErr w:type="spellStart"/>
-      <w:r>
-        <w:t>InitBestSolution</w:t>
-      </w:r>
-      <w:proofErr w:type="spellEnd"/>
-      <w:r>
-        <w:t>(N);</w:t>
-      </w:r>
-    </w:p>
-    <w:p>
-      <w:pPr>
-        <w:pStyle w:val="ae"/>
-      </w:pPr>
-      <w:r>
-        <w:t xml:space="preserve">    </w:t>
-      </w:r>
-    </w:p>
-    <w:p>
-      <w:pPr>
-        <w:pStyle w:val="ae"/>
-      </w:pPr>
-    </w:p>
-    <w:p>
-      <w:pPr>
-        <w:pStyle w:val="ae"/>
-      </w:pPr>
-      <w:r>
-        <w:t>    while(!</w:t>
-      </w:r>
-      <w:proofErr w:type="spellStart"/>
-      <w:r>
-        <w:t>st.empty</w:t>
-      </w:r>
-      <w:proofErr w:type="spellEnd"/>
-      <w:r>
-        <w:t>()) {</w:t>
-      </w:r>
-    </w:p>
-    <w:p>
-      <w:pPr>
-        <w:pStyle w:val="ae"/>
-      </w:pPr>
-      <w:r>
-        <w:t xml:space="preserve">        </w:t>
-      </w:r>
-      <w:proofErr w:type="spellStart"/>
-      <w:r>
-        <w:t>StateBoard</w:t>
-      </w:r>
-      <w:proofErr w:type="spellEnd"/>
-      <w:r>
-        <w:t xml:space="preserve"> current = </w:t>
-      </w:r>
-      <w:proofErr w:type="spellStart"/>
-      <w:r>
-        <w:t>st.top</w:t>
-      </w:r>
-      <w:proofErr w:type="spellEnd"/>
-      <w:r>
-        <w:t>();</w:t>
-      </w:r>
-    </w:p>
-    <w:p>
-      <w:pPr>
-        <w:pStyle w:val="ae"/>
-      </w:pPr>
-      <w:r>
-        <w:t xml:space="preserve">        </w:t>
-      </w:r>
-      <w:proofErr w:type="spellStart"/>
-      <w:r>
-        <w:t>st.pop</w:t>
-      </w:r>
-      <w:proofErr w:type="spellEnd"/>
-      <w:r>
-        <w:t>();</w:t>
-      </w:r>
-    </w:p>
-    <w:p>
-      <w:pPr>
-        <w:pStyle w:val="ae"/>
-      </w:pPr>
-      <w:r>
-        <w:t xml:space="preserve">        </w:t>
-      </w:r>
     </w:p>
     <w:p>
       <w:pPr>
@@ -9458,71 +8744,23 @@
         <w:pStyle w:val="ae"/>
       </w:pPr>
       <w:r>
-        <w:t>        if (</w:t>
-      </w:r>
-      <w:proofErr w:type="spellStart"/>
-      <w:r>
-        <w:t>FullBoard</w:t>
-      </w:r>
-      <w:proofErr w:type="spellEnd"/>
-      <w:r>
-        <w:t>(</w:t>
-      </w:r>
-      <w:proofErr w:type="spellStart"/>
-      <w:r>
-        <w:t>current.board</w:t>
-      </w:r>
-      <w:proofErr w:type="spellEnd"/>
-      <w:r>
-        <w:t>, x, y)) {</w:t>
-      </w:r>
-    </w:p>
-    <w:p>
-      <w:pPr>
-        <w:pStyle w:val="ae"/>
-      </w:pPr>
-      <w:r>
-        <w:t>            if (</w:t>
-      </w:r>
-      <w:proofErr w:type="spellStart"/>
-      <w:r>
-        <w:t>current.placed_sq.size</w:t>
-      </w:r>
-      <w:proofErr w:type="spellEnd"/>
-      <w:r>
-        <w:t xml:space="preserve">() &lt; </w:t>
-      </w:r>
-      <w:proofErr w:type="spellStart"/>
-      <w:r>
-        <w:t>best_solution.size</w:t>
-      </w:r>
-      <w:proofErr w:type="spellEnd"/>
-      <w:r>
-        <w:t>()) {</w:t>
-      </w:r>
-    </w:p>
-    <w:p>
-      <w:pPr>
-        <w:pStyle w:val="ae"/>
-      </w:pPr>
-      <w:r>
-        <w:t xml:space="preserve">                </w:t>
-      </w:r>
-      <w:proofErr w:type="spellStart"/>
-      <w:r>
-        <w:t>best_solution</w:t>
-      </w:r>
-      <w:proofErr w:type="spellEnd"/>
-      <w:r>
-        <w:t xml:space="preserve"> = </w:t>
-      </w:r>
-      <w:proofErr w:type="spellStart"/>
-      <w:r>
-        <w:t>current.placed_sq</w:t>
-      </w:r>
-      <w:proofErr w:type="spellEnd"/>
-      <w:r>
-        <w:t>;</w:t>
+        <w:t>        if (FullBoard(current.board, x, y)) {</w:t>
+      </w:r>
+    </w:p>
+    <w:p>
+      <w:pPr>
+        <w:pStyle w:val="ae"/>
+      </w:pPr>
+      <w:r>
+        <w:t>            if (current.placed_sq.size() &lt; best_solution.size()) {</w:t>
+      </w:r>
+    </w:p>
+    <w:p>
+      <w:pPr>
+        <w:pStyle w:val="ae"/>
+      </w:pPr>
+      <w:r>
+        <w:t>                best_solution = current.placed_sq;</w:t>
       </w:r>
     </w:p>
     <w:p>
@@ -9538,15 +8776,7 @@
         <w:pStyle w:val="ae"/>
       </w:pPr>
       <w:r>
-        <w:t xml:space="preserve">            </w:t>
-      </w:r>
-      <w:proofErr w:type="spellStart"/>
-      <w:r>
-        <w:t>operations_count</w:t>
-      </w:r>
-      <w:proofErr w:type="spellEnd"/>
-      <w:r>
-        <w:t>++;</w:t>
+        <w:t>            operations_count++;</w:t>
       </w:r>
     </w:p>
     <w:p>
@@ -9579,23 +8809,135 @@
         <w:pStyle w:val="ae"/>
       </w:pPr>
       <w:r>
-        <w:t>        if (</w:t>
-      </w:r>
-      <w:proofErr w:type="spellStart"/>
-      <w:r>
-        <w:t>current.placed_sq.size</w:t>
-      </w:r>
-      <w:proofErr w:type="spellEnd"/>
-      <w:r>
-        <w:t xml:space="preserve">() &gt;= </w:t>
-      </w:r>
-      <w:proofErr w:type="spellStart"/>
-      <w:r>
-        <w:t>best_solution.size</w:t>
-      </w:r>
-      <w:proofErr w:type="spellEnd"/>
-      <w:r>
-        <w:t>()) {</w:t>
+        <w:t>        if (current.placed_sq.size() &gt;= best_solution.size()) {</w:t>
+      </w:r>
+    </w:p>
+    <w:p>
+      <w:pPr>
+        <w:pStyle w:val="ae"/>
+      </w:pPr>
+      <w:r>
+        <w:t>            operations_count++;</w:t>
+      </w:r>
+    </w:p>
+    <w:p>
+      <w:pPr>
+        <w:pStyle w:val="ae"/>
+      </w:pPr>
+      <w:r>
+        <w:t>            continue;</w:t>
+      </w:r>
+    </w:p>
+    <w:p>
+      <w:pPr>
+        <w:pStyle w:val="ae"/>
+      </w:pPr>
+      <w:r>
+        <w:t>        }</w:t>
+      </w:r>
+    </w:p>
+    <w:p>
+      <w:pPr>
+        <w:pStyle w:val="ae"/>
+      </w:pPr>
+      <w:r>
+        <w:t>        int m = min(N - x, N - y);</w:t>
+      </w:r>
+    </w:p>
+    <w:p>
+      <w:pPr>
+        <w:pStyle w:val="ae"/>
+      </w:pPr>
+      <w:r>
+        <w:t>        if (current.placed_sq.size() + CountEmptyCell(current.board) / (m * m) &gt;= best_solution.size()) {</w:t>
+      </w:r>
+    </w:p>
+    <w:p>
+      <w:pPr>
+        <w:pStyle w:val="ae"/>
+      </w:pPr>
+      <w:r>
+        <w:t>            operations_count++;</w:t>
+      </w:r>
+    </w:p>
+    <w:p>
+      <w:pPr>
+        <w:pStyle w:val="ae"/>
+      </w:pPr>
+      <w:r>
+        <w:t>            continue;</w:t>
+      </w:r>
+    </w:p>
+    <w:p>
+      <w:pPr>
+        <w:pStyle w:val="ae"/>
+      </w:pPr>
+      <w:r>
+        <w:t>        }</w:t>
+      </w:r>
+    </w:p>
+    <w:p>
+      <w:pPr>
+        <w:pStyle w:val="ae"/>
+      </w:pPr>
+      <w:r>
+        <w:t>        int min_size = (current.placed_sq.empty()) ? N / 2 : 0;</w:t>
+      </w:r>
+    </w:p>
+    <w:p>
+      <w:pPr>
+        <w:pStyle w:val="ae"/>
+      </w:pPr>
+      <w:r>
+        <w:t>        int max_size = min({N - x, N - y, N - 2});</w:t>
+      </w:r>
+    </w:p>
+    <w:p>
+      <w:pPr>
+        <w:pStyle w:val="ae"/>
+      </w:pPr>
+      <w:r>
+        <w:t>        while (max_size &gt; 0 &amp;&amp; !CanPlace(current.board, x, y, max_size)) {</w:t>
+      </w:r>
+    </w:p>
+    <w:p>
+      <w:pPr>
+        <w:pStyle w:val="ae"/>
+      </w:pPr>
+      <w:r>
+        <w:t>            operations_count++;</w:t>
+      </w:r>
+    </w:p>
+    <w:p>
+      <w:pPr>
+        <w:pStyle w:val="ae"/>
+      </w:pPr>
+      <w:r>
+        <w:t>            max_size--;</w:t>
+      </w:r>
+    </w:p>
+    <w:p>
+      <w:pPr>
+        <w:pStyle w:val="ae"/>
+      </w:pPr>
+      <w:r>
+        <w:t>        }</w:t>
+      </w:r>
+    </w:p>
+    <w:p>
+      <w:pPr>
+        <w:pStyle w:val="ae"/>
+      </w:pPr>
+      <w:r>
+        <w:t xml:space="preserve">        </w:t>
+      </w:r>
+    </w:p>
+    <w:p>
+      <w:pPr>
+        <w:pStyle w:val="ae"/>
+      </w:pPr>
+      <w:r>
+        <w:t>        for(int size = max_size; size &gt; min_size; size--) {</w:t>
       </w:r>
     </w:p>
     <w:p>
@@ -9605,21 +8947,280 @@
       <w:r>
         <w:t xml:space="preserve">            </w:t>
       </w:r>
-      <w:proofErr w:type="spellStart"/>
-      <w:r>
-        <w:t>operations_count</w:t>
-      </w:r>
-      <w:proofErr w:type="spellEnd"/>
-      <w:r>
-        <w:t>++;</w:t>
-      </w:r>
-    </w:p>
-    <w:p>
-      <w:pPr>
-        <w:pStyle w:val="ae"/>
-      </w:pPr>
-      <w:r>
-        <w:t>            continue;</w:t>
+    </w:p>
+    <w:p>
+      <w:pPr>
+        <w:pStyle w:val="ae"/>
+      </w:pPr>
+      <w:r>
+        <w:t>            operations_count++;</w:t>
+      </w:r>
+    </w:p>
+    <w:p>
+      <w:pPr>
+        <w:pStyle w:val="ae"/>
+      </w:pPr>
+    </w:p>
+    <w:p>
+      <w:pPr>
+        <w:pStyle w:val="ae"/>
+      </w:pPr>
+      <w:r>
+        <w:t>            if (CanPlace(current.board, x, y, size)) {</w:t>
+      </w:r>
+    </w:p>
+    <w:p>
+      <w:pPr>
+        <w:pStyle w:val="ae"/>
+      </w:pPr>
+      <w:r>
+        <w:t>                StateBoard new_state1 = current;</w:t>
+      </w:r>
+    </w:p>
+    <w:p>
+      <w:pPr>
+        <w:pStyle w:val="ae"/>
+      </w:pPr>
+      <w:r>
+        <w:t>                PlaceSquare(new_state1.board, x, y, size);</w:t>
+      </w:r>
+    </w:p>
+    <w:p>
+      <w:pPr>
+        <w:pStyle w:val="ae"/>
+      </w:pPr>
+      <w:r>
+        <w:t>                new_state1.placed_sq.push_back({x, y, size});</w:t>
+      </w:r>
+    </w:p>
+    <w:p>
+      <w:pPr>
+        <w:pStyle w:val="ae"/>
+      </w:pPr>
+      <w:r>
+        <w:t>                st.push(new_state1);</w:t>
+      </w:r>
+    </w:p>
+    <w:p>
+      <w:pPr>
+        <w:pStyle w:val="ae"/>
+      </w:pPr>
+      <w:r>
+        <w:t>                operations_count++;</w:t>
+      </w:r>
+    </w:p>
+    <w:p>
+      <w:pPr>
+        <w:pStyle w:val="ae"/>
+      </w:pPr>
+    </w:p>
+    <w:p>
+      <w:pPr>
+        <w:pStyle w:val="ae"/>
+      </w:pPr>
+      <w:r>
+        <w:t>                #ifdef LOG</w:t>
+      </w:r>
+    </w:p>
+    <w:p>
+      <w:pPr>
+        <w:pStyle w:val="ae"/>
+      </w:pPr>
+      <w:r>
+        <w:t>                PrintBoard(N, new_state1.placed_sq);</w:t>
+      </w:r>
+    </w:p>
+    <w:p>
+      <w:pPr>
+        <w:pStyle w:val="ae"/>
+      </w:pPr>
+      <w:r>
+        <w:t>                cout &lt;&lt; "</w:t>
+      </w:r>
+      <w:r>
+        <w:rPr>
+          <w:lang w:val="ru-RU"/>
+        </w:rPr>
+        <w:t>Операций</w:t>
+      </w:r>
+      <w:r>
+        <w:t xml:space="preserve"> = " &lt;&lt; operations_count &lt;&lt; endl;</w:t>
+      </w:r>
+    </w:p>
+    <w:p>
+      <w:pPr>
+        <w:pStyle w:val="ae"/>
+      </w:pPr>
+      <w:r>
+        <w:t>                #endif</w:t>
+      </w:r>
+    </w:p>
+    <w:p>
+      <w:pPr>
+        <w:pStyle w:val="ae"/>
+      </w:pPr>
+      <w:r>
+        <w:t>                if (current.placed_sq.empty()) {</w:t>
+      </w:r>
+    </w:p>
+    <w:p>
+      <w:pPr>
+        <w:pStyle w:val="ae"/>
+      </w:pPr>
+      <w:r>
+        <w:t>                    int second_size = N - size;</w:t>
+      </w:r>
+    </w:p>
+    <w:p>
+      <w:pPr>
+        <w:pStyle w:val="ae"/>
+      </w:pPr>
+      <w:r>
+        <w:t xml:space="preserve">                </w:t>
+      </w:r>
+    </w:p>
+    <w:p>
+      <w:pPr>
+        <w:pStyle w:val="ae"/>
+      </w:pPr>
+      <w:r>
+        <w:t>                    StateBoard new_state2 = current;</w:t>
+      </w:r>
+    </w:p>
+    <w:p>
+      <w:pPr>
+        <w:pStyle w:val="ae"/>
+      </w:pPr>
+      <w:r>
+        <w:t>                    PlaceSquare(new_state2.board, 0, 0, size);</w:t>
+      </w:r>
+    </w:p>
+    <w:p>
+      <w:pPr>
+        <w:pStyle w:val="ae"/>
+      </w:pPr>
+      <w:r>
+        <w:t>                    PlaceSquare(new_state2.board, size, 0, second_size);</w:t>
+      </w:r>
+    </w:p>
+    <w:p>
+      <w:pPr>
+        <w:pStyle w:val="ae"/>
+      </w:pPr>
+      <w:r>
+        <w:t>                    PlaceSquare(new_state2.board, 0, size, second_size);</w:t>
+      </w:r>
+    </w:p>
+    <w:p>
+      <w:pPr>
+        <w:pStyle w:val="ae"/>
+      </w:pPr>
+      <w:r>
+        <w:t>                    new_state2.placed_sq.push_back({x, y, size});</w:t>
+      </w:r>
+    </w:p>
+    <w:p>
+      <w:pPr>
+        <w:pStyle w:val="ae"/>
+      </w:pPr>
+      <w:r>
+        <w:t>                    new_state2.placed_sq.push_back({size, 0, second_size});</w:t>
+      </w:r>
+    </w:p>
+    <w:p>
+      <w:pPr>
+        <w:pStyle w:val="ae"/>
+      </w:pPr>
+      <w:r>
+        <w:t>                    new_state2.placed_sq.push_back({0, size, second_size});</w:t>
+      </w:r>
+    </w:p>
+    <w:p>
+      <w:pPr>
+        <w:pStyle w:val="ae"/>
+      </w:pPr>
+      <w:r>
+        <w:t>                    st.push(new_state2);</w:t>
+      </w:r>
+    </w:p>
+    <w:p>
+      <w:pPr>
+        <w:pStyle w:val="ae"/>
+      </w:pPr>
+    </w:p>
+    <w:p>
+      <w:pPr>
+        <w:pStyle w:val="ae"/>
+      </w:pPr>
+      <w:r>
+        <w:t>                    operations_count += 3;</w:t>
+      </w:r>
+    </w:p>
+    <w:p>
+      <w:pPr>
+        <w:pStyle w:val="ae"/>
+      </w:pPr>
+    </w:p>
+    <w:p>
+      <w:pPr>
+        <w:pStyle w:val="ae"/>
+      </w:pPr>
+      <w:r>
+        <w:t>                    #ifdef LOG</w:t>
+      </w:r>
+    </w:p>
+    <w:p>
+      <w:pPr>
+        <w:pStyle w:val="ae"/>
+      </w:pPr>
+      <w:r>
+        <w:t>                    PrintBoard(N, new_state2.placed_sq);</w:t>
+      </w:r>
+    </w:p>
+    <w:p>
+      <w:pPr>
+        <w:pStyle w:val="ae"/>
+      </w:pPr>
+      <w:r>
+        <w:t>                    cout &lt;&lt; "</w:t>
+      </w:r>
+      <w:r>
+        <w:rPr>
+          <w:lang w:val="ru-RU"/>
+        </w:rPr>
+        <w:t>Операций</w:t>
+      </w:r>
+      <w:r>
+        <w:t xml:space="preserve"> = " &lt;&lt; operations_count &lt;&lt; endl;</w:t>
+      </w:r>
+    </w:p>
+    <w:p>
+      <w:pPr>
+        <w:pStyle w:val="ae"/>
+      </w:pPr>
+      <w:r>
+        <w:t>                    #endif</w:t>
+      </w:r>
+    </w:p>
+    <w:p>
+      <w:pPr>
+        <w:pStyle w:val="ae"/>
+      </w:pPr>
+    </w:p>
+    <w:p>
+      <w:pPr>
+        <w:pStyle w:val="ae"/>
+      </w:pPr>
+      <w:r>
+        <w:t>                }</w:t>
+      </w:r>
+    </w:p>
+    <w:p>
+      <w:pPr>
+        <w:pStyle w:val="ae"/>
+      </w:pPr>
+      <w:r>
+        <w:t>            }</w:t>
       </w:r>
     </w:p>
     <w:p>
@@ -9635,745 +9236,6 @@
         <w:pStyle w:val="ae"/>
       </w:pPr>
       <w:r>
-        <w:t>        int m = min(N - x, N - y);</w:t>
-      </w:r>
-    </w:p>
-    <w:p>
-      <w:pPr>
-        <w:pStyle w:val="ae"/>
-      </w:pPr>
-      <w:r>
-        <w:t>        if (</w:t>
-      </w:r>
-      <w:proofErr w:type="spellStart"/>
-      <w:r>
-        <w:t>current.placed_sq.size</w:t>
-      </w:r>
-      <w:proofErr w:type="spellEnd"/>
-      <w:r>
-        <w:t xml:space="preserve">() + </w:t>
-      </w:r>
-      <w:proofErr w:type="spellStart"/>
-      <w:r>
-        <w:t>CountEmptyCell</w:t>
-      </w:r>
-      <w:proofErr w:type="spellEnd"/>
-      <w:r>
-        <w:t>(</w:t>
-      </w:r>
-      <w:proofErr w:type="spellStart"/>
-      <w:r>
-        <w:t>current.board</w:t>
-      </w:r>
-      <w:proofErr w:type="spellEnd"/>
-      <w:r>
-        <w:t xml:space="preserve">) / (m * m) &gt;= </w:t>
-      </w:r>
-      <w:proofErr w:type="spellStart"/>
-      <w:r>
-        <w:t>best_solution.size</w:t>
-      </w:r>
-      <w:proofErr w:type="spellEnd"/>
-      <w:r>
-        <w:t>()) {</w:t>
-      </w:r>
-    </w:p>
-    <w:p>
-      <w:pPr>
-        <w:pStyle w:val="ae"/>
-      </w:pPr>
-      <w:r>
-        <w:t xml:space="preserve">            </w:t>
-      </w:r>
-      <w:proofErr w:type="spellStart"/>
-      <w:r>
-        <w:t>operations_count</w:t>
-      </w:r>
-      <w:proofErr w:type="spellEnd"/>
-      <w:r>
-        <w:t>++;</w:t>
-      </w:r>
-    </w:p>
-    <w:p>
-      <w:pPr>
-        <w:pStyle w:val="ae"/>
-      </w:pPr>
-      <w:r>
-        <w:t>            continue;</w:t>
-      </w:r>
-    </w:p>
-    <w:p>
-      <w:pPr>
-        <w:pStyle w:val="ae"/>
-      </w:pPr>
-      <w:r>
-        <w:t>        }</w:t>
-      </w:r>
-    </w:p>
-    <w:p>
-      <w:pPr>
-        <w:pStyle w:val="ae"/>
-      </w:pPr>
-      <w:r>
-        <w:t xml:space="preserve">        int </w:t>
-      </w:r>
-      <w:proofErr w:type="spellStart"/>
-      <w:r>
-        <w:t>min_size</w:t>
-      </w:r>
-      <w:proofErr w:type="spellEnd"/>
-      <w:r>
-        <w:t xml:space="preserve"> = (</w:t>
-      </w:r>
-      <w:proofErr w:type="spellStart"/>
-      <w:r>
-        <w:t>current.placed_sq.empty</w:t>
-      </w:r>
-      <w:proofErr w:type="spellEnd"/>
-      <w:r>
-        <w:t>()) ? N / 2 : 0;</w:t>
-      </w:r>
-    </w:p>
-    <w:p>
-      <w:pPr>
-        <w:pStyle w:val="ae"/>
-      </w:pPr>
-      <w:r>
-        <w:t xml:space="preserve">        int </w:t>
-      </w:r>
-      <w:proofErr w:type="spellStart"/>
-      <w:r>
-        <w:t>max_size</w:t>
-      </w:r>
-      <w:proofErr w:type="spellEnd"/>
-      <w:r>
-        <w:t xml:space="preserve"> = min({N - x, N - y, N - 2});</w:t>
-      </w:r>
-    </w:p>
-    <w:p>
-      <w:pPr>
-        <w:pStyle w:val="ae"/>
-      </w:pPr>
-      <w:r>
-        <w:t>        while (</w:t>
-      </w:r>
-      <w:proofErr w:type="spellStart"/>
-      <w:r>
-        <w:t>max_size</w:t>
-      </w:r>
-      <w:proofErr w:type="spellEnd"/>
-      <w:r>
-        <w:t xml:space="preserve"> &gt; 0 &amp;&amp; !</w:t>
-      </w:r>
-      <w:proofErr w:type="spellStart"/>
-      <w:r>
-        <w:t>CanPlace</w:t>
-      </w:r>
-      <w:proofErr w:type="spellEnd"/>
-      <w:r>
-        <w:t>(</w:t>
-      </w:r>
-      <w:proofErr w:type="spellStart"/>
-      <w:r>
-        <w:t>current.board</w:t>
-      </w:r>
-      <w:proofErr w:type="spellEnd"/>
-      <w:r>
-        <w:t xml:space="preserve">, x, y, </w:t>
-      </w:r>
-      <w:proofErr w:type="spellStart"/>
-      <w:r>
-        <w:t>max_size</w:t>
-      </w:r>
-      <w:proofErr w:type="spellEnd"/>
-      <w:r>
-        <w:t>)) {</w:t>
-      </w:r>
-    </w:p>
-    <w:p>
-      <w:pPr>
-        <w:pStyle w:val="ae"/>
-      </w:pPr>
-      <w:r>
-        <w:t xml:space="preserve">            </w:t>
-      </w:r>
-      <w:proofErr w:type="spellStart"/>
-      <w:r>
-        <w:t>operations_count</w:t>
-      </w:r>
-      <w:proofErr w:type="spellEnd"/>
-      <w:r>
-        <w:t>++;</w:t>
-      </w:r>
-    </w:p>
-    <w:p>
-      <w:pPr>
-        <w:pStyle w:val="ae"/>
-      </w:pPr>
-      <w:r>
-        <w:t xml:space="preserve">            </w:t>
-      </w:r>
-      <w:proofErr w:type="spellStart"/>
-      <w:r>
-        <w:t>max_size</w:t>
-      </w:r>
-      <w:proofErr w:type="spellEnd"/>
-      <w:r>
-        <w:t>--;</w:t>
-      </w:r>
-    </w:p>
-    <w:p>
-      <w:pPr>
-        <w:pStyle w:val="ae"/>
-      </w:pPr>
-      <w:r>
-        <w:t>        }</w:t>
-      </w:r>
-    </w:p>
-    <w:p>
-      <w:pPr>
-        <w:pStyle w:val="ae"/>
-      </w:pPr>
-      <w:r>
-        <w:t xml:space="preserve">        </w:t>
-      </w:r>
-    </w:p>
-    <w:p>
-      <w:pPr>
-        <w:pStyle w:val="ae"/>
-      </w:pPr>
-      <w:r>
-        <w:t xml:space="preserve">        for(int size = </w:t>
-      </w:r>
-      <w:proofErr w:type="spellStart"/>
-      <w:r>
-        <w:t>max_size</w:t>
-      </w:r>
-      <w:proofErr w:type="spellEnd"/>
-      <w:r>
-        <w:t xml:space="preserve">; size &gt; </w:t>
-      </w:r>
-      <w:proofErr w:type="spellStart"/>
-      <w:r>
-        <w:t>min_size</w:t>
-      </w:r>
-      <w:proofErr w:type="spellEnd"/>
-      <w:r>
-        <w:t>; size--) {</w:t>
-      </w:r>
-    </w:p>
-    <w:p>
-      <w:pPr>
-        <w:pStyle w:val="ae"/>
-      </w:pPr>
-      <w:r>
-        <w:t xml:space="preserve">            </w:t>
-      </w:r>
-    </w:p>
-    <w:p>
-      <w:pPr>
-        <w:pStyle w:val="ae"/>
-      </w:pPr>
-      <w:r>
-        <w:t xml:space="preserve">            </w:t>
-      </w:r>
-      <w:proofErr w:type="spellStart"/>
-      <w:r>
-        <w:t>operations_count</w:t>
-      </w:r>
-      <w:proofErr w:type="spellEnd"/>
-      <w:r>
-        <w:t>++;</w:t>
-      </w:r>
-    </w:p>
-    <w:p>
-      <w:pPr>
-        <w:pStyle w:val="ae"/>
-      </w:pPr>
-    </w:p>
-    <w:p>
-      <w:pPr>
-        <w:pStyle w:val="ae"/>
-      </w:pPr>
-      <w:r>
-        <w:t>            if (</w:t>
-      </w:r>
-      <w:proofErr w:type="spellStart"/>
-      <w:r>
-        <w:t>CanPlace</w:t>
-      </w:r>
-      <w:proofErr w:type="spellEnd"/>
-      <w:r>
-        <w:t>(</w:t>
-      </w:r>
-      <w:proofErr w:type="spellStart"/>
-      <w:r>
-        <w:t>current.board</w:t>
-      </w:r>
-      <w:proofErr w:type="spellEnd"/>
-      <w:r>
-        <w:t>, x, y, size)) {</w:t>
-      </w:r>
-    </w:p>
-    <w:p>
-      <w:pPr>
-        <w:pStyle w:val="ae"/>
-      </w:pPr>
-      <w:r>
-        <w:t xml:space="preserve">                </w:t>
-      </w:r>
-      <w:proofErr w:type="spellStart"/>
-      <w:r>
-        <w:t>StateBoard</w:t>
-      </w:r>
-      <w:proofErr w:type="spellEnd"/>
-      <w:r>
-        <w:t xml:space="preserve"> new_state1 = current;</w:t>
-      </w:r>
-    </w:p>
-    <w:p>
-      <w:pPr>
-        <w:pStyle w:val="ae"/>
-      </w:pPr>
-      <w:r>
-        <w:t xml:space="preserve">                </w:t>
-      </w:r>
-      <w:proofErr w:type="spellStart"/>
-      <w:r>
-        <w:t>PlaceSquare</w:t>
-      </w:r>
-      <w:proofErr w:type="spellEnd"/>
-      <w:r>
-        <w:t>(new_state1.board, x, y, size);</w:t>
-      </w:r>
-    </w:p>
-    <w:p>
-      <w:pPr>
-        <w:pStyle w:val="ae"/>
-      </w:pPr>
-      <w:r>
-        <w:t>                new_state1.placed_sq.push_back({x, y, size});</w:t>
-      </w:r>
-    </w:p>
-    <w:p>
-      <w:pPr>
-        <w:pStyle w:val="ae"/>
-      </w:pPr>
-      <w:r>
-        <w:t xml:space="preserve">                </w:t>
-      </w:r>
-      <w:proofErr w:type="spellStart"/>
-      <w:r>
-        <w:t>st.push</w:t>
-      </w:r>
-      <w:proofErr w:type="spellEnd"/>
-      <w:r>
-        <w:t>(new_state1);</w:t>
-      </w:r>
-    </w:p>
-    <w:p>
-      <w:pPr>
-        <w:pStyle w:val="ae"/>
-      </w:pPr>
-      <w:r>
-        <w:t xml:space="preserve">                </w:t>
-      </w:r>
-      <w:proofErr w:type="spellStart"/>
-      <w:r>
-        <w:t>operations_count</w:t>
-      </w:r>
-      <w:proofErr w:type="spellEnd"/>
-      <w:r>
-        <w:t>++;</w:t>
-      </w:r>
-    </w:p>
-    <w:p>
-      <w:pPr>
-        <w:pStyle w:val="ae"/>
-      </w:pPr>
-    </w:p>
-    <w:p>
-      <w:pPr>
-        <w:pStyle w:val="ae"/>
-      </w:pPr>
-      <w:r>
-        <w:t>                #ifdef LOG</w:t>
-      </w:r>
-    </w:p>
-    <w:p>
-      <w:pPr>
-        <w:pStyle w:val="ae"/>
-      </w:pPr>
-      <w:r>
-        <w:t xml:space="preserve">                </w:t>
-      </w:r>
-      <w:proofErr w:type="spellStart"/>
-      <w:r>
-        <w:t>PrintBoard</w:t>
-      </w:r>
-      <w:proofErr w:type="spellEnd"/>
-      <w:r>
-        <w:t>(N, new_state1.placed_sq);</w:t>
-      </w:r>
-    </w:p>
-    <w:p>
-      <w:pPr>
-        <w:pStyle w:val="ae"/>
-      </w:pPr>
-      <w:r>
-        <w:t xml:space="preserve">                </w:t>
-      </w:r>
-      <w:proofErr w:type="spellStart"/>
-      <w:r>
-        <w:t>cout</w:t>
-      </w:r>
-      <w:proofErr w:type="spellEnd"/>
-      <w:r>
-        <w:t xml:space="preserve"> &lt;&lt; "</w:t>
-      </w:r>
-      <w:r>
-        <w:rPr>
-          <w:lang w:val="ru-RU"/>
-        </w:rPr>
-        <w:t>Операций</w:t>
-      </w:r>
-      <w:r>
-        <w:t xml:space="preserve"> = " &lt;&lt; </w:t>
-      </w:r>
-      <w:proofErr w:type="spellStart"/>
-      <w:r>
-        <w:t>operations_count</w:t>
-      </w:r>
-      <w:proofErr w:type="spellEnd"/>
-      <w:r>
-        <w:t xml:space="preserve"> &lt;&lt; </w:t>
-      </w:r>
-      <w:proofErr w:type="spellStart"/>
-      <w:r>
-        <w:t>endl</w:t>
-      </w:r>
-      <w:proofErr w:type="spellEnd"/>
-      <w:r>
-        <w:t>;</w:t>
-      </w:r>
-    </w:p>
-    <w:p>
-      <w:pPr>
-        <w:pStyle w:val="ae"/>
-      </w:pPr>
-      <w:r>
-        <w:t>                #endif</w:t>
-      </w:r>
-    </w:p>
-    <w:p>
-      <w:pPr>
-        <w:pStyle w:val="ae"/>
-      </w:pPr>
-      <w:r>
-        <w:t>                if (</w:t>
-      </w:r>
-      <w:proofErr w:type="spellStart"/>
-      <w:r>
-        <w:t>current.placed_sq.empty</w:t>
-      </w:r>
-      <w:proofErr w:type="spellEnd"/>
-      <w:r>
-        <w:t>()) {</w:t>
-      </w:r>
-    </w:p>
-    <w:p>
-      <w:pPr>
-        <w:pStyle w:val="ae"/>
-      </w:pPr>
-      <w:r>
-        <w:t xml:space="preserve">                    int </w:t>
-      </w:r>
-      <w:proofErr w:type="spellStart"/>
-      <w:r>
-        <w:t>second_size</w:t>
-      </w:r>
-      <w:proofErr w:type="spellEnd"/>
-      <w:r>
-        <w:t xml:space="preserve"> = N - size;</w:t>
-      </w:r>
-    </w:p>
-    <w:p>
-      <w:pPr>
-        <w:pStyle w:val="ae"/>
-      </w:pPr>
-      <w:r>
-        <w:t xml:space="preserve">                </w:t>
-      </w:r>
-    </w:p>
-    <w:p>
-      <w:pPr>
-        <w:pStyle w:val="ae"/>
-      </w:pPr>
-      <w:r>
-        <w:t xml:space="preserve">                    </w:t>
-      </w:r>
-      <w:proofErr w:type="spellStart"/>
-      <w:r>
-        <w:t>StateBoard</w:t>
-      </w:r>
-      <w:proofErr w:type="spellEnd"/>
-      <w:r>
-        <w:t xml:space="preserve"> new_state2 = current;</w:t>
-      </w:r>
-    </w:p>
-    <w:p>
-      <w:pPr>
-        <w:pStyle w:val="ae"/>
-      </w:pPr>
-      <w:r>
-        <w:t xml:space="preserve">                    </w:t>
-      </w:r>
-      <w:proofErr w:type="spellStart"/>
-      <w:r>
-        <w:t>PlaceSquare</w:t>
-      </w:r>
-      <w:proofErr w:type="spellEnd"/>
-      <w:r>
-        <w:t>(new_state2.board, 0, 0, size);</w:t>
-      </w:r>
-    </w:p>
-    <w:p>
-      <w:pPr>
-        <w:pStyle w:val="ae"/>
-      </w:pPr>
-      <w:r>
-        <w:t xml:space="preserve">                    </w:t>
-      </w:r>
-      <w:proofErr w:type="spellStart"/>
-      <w:r>
-        <w:t>PlaceSquare</w:t>
-      </w:r>
-      <w:proofErr w:type="spellEnd"/>
-      <w:r>
-        <w:t xml:space="preserve">(new_state2.board, size, 0, </w:t>
-      </w:r>
-      <w:proofErr w:type="spellStart"/>
-      <w:r>
-        <w:t>second_size</w:t>
-      </w:r>
-      <w:proofErr w:type="spellEnd"/>
-      <w:r>
-        <w:t>);</w:t>
-      </w:r>
-    </w:p>
-    <w:p>
-      <w:pPr>
-        <w:pStyle w:val="ae"/>
-      </w:pPr>
-      <w:r>
-        <w:t xml:space="preserve">                    </w:t>
-      </w:r>
-      <w:proofErr w:type="spellStart"/>
-      <w:r>
-        <w:t>PlaceSquare</w:t>
-      </w:r>
-      <w:proofErr w:type="spellEnd"/>
-      <w:r>
-        <w:t xml:space="preserve">(new_state2.board, 0, size, </w:t>
-      </w:r>
-      <w:proofErr w:type="spellStart"/>
-      <w:r>
-        <w:t>second_size</w:t>
-      </w:r>
-      <w:proofErr w:type="spellEnd"/>
-      <w:r>
-        <w:t>);</w:t>
-      </w:r>
-    </w:p>
-    <w:p>
-      <w:pPr>
-        <w:pStyle w:val="ae"/>
-      </w:pPr>
-      <w:r>
-        <w:t>                    new_state2.placed_sq.push_back({x, y, size});</w:t>
-      </w:r>
-    </w:p>
-    <w:p>
-      <w:pPr>
-        <w:pStyle w:val="ae"/>
-      </w:pPr>
-      <w:r>
-        <w:t xml:space="preserve">                    new_state2.placed_sq.push_back({size, 0, </w:t>
-      </w:r>
-      <w:proofErr w:type="spellStart"/>
-      <w:r>
-        <w:t>second_size</w:t>
-      </w:r>
-      <w:proofErr w:type="spellEnd"/>
-      <w:r>
-        <w:t>});</w:t>
-      </w:r>
-    </w:p>
-    <w:p>
-      <w:pPr>
-        <w:pStyle w:val="ae"/>
-      </w:pPr>
-      <w:r>
-        <w:t xml:space="preserve">                    new_state2.placed_sq.push_back({0, size, </w:t>
-      </w:r>
-      <w:proofErr w:type="spellStart"/>
-      <w:r>
-        <w:t>second_size</w:t>
-      </w:r>
-      <w:proofErr w:type="spellEnd"/>
-      <w:r>
-        <w:t>});</w:t>
-      </w:r>
-    </w:p>
-    <w:p>
-      <w:pPr>
-        <w:pStyle w:val="ae"/>
-      </w:pPr>
-      <w:r>
-        <w:t xml:space="preserve">                    </w:t>
-      </w:r>
-      <w:proofErr w:type="spellStart"/>
-      <w:r>
-        <w:t>st.push</w:t>
-      </w:r>
-      <w:proofErr w:type="spellEnd"/>
-      <w:r>
-        <w:t>(new_state2);</w:t>
-      </w:r>
-    </w:p>
-    <w:p>
-      <w:pPr>
-        <w:pStyle w:val="ae"/>
-      </w:pPr>
-    </w:p>
-    <w:p>
-      <w:pPr>
-        <w:pStyle w:val="ae"/>
-      </w:pPr>
-      <w:r>
-        <w:t xml:space="preserve">                    </w:t>
-      </w:r>
-      <w:proofErr w:type="spellStart"/>
-      <w:r>
-        <w:t>operations_count</w:t>
-      </w:r>
-      <w:proofErr w:type="spellEnd"/>
-      <w:r>
-        <w:t xml:space="preserve"> += 3;</w:t>
-      </w:r>
-    </w:p>
-    <w:p>
-      <w:pPr>
-        <w:pStyle w:val="ae"/>
-      </w:pPr>
-    </w:p>
-    <w:p>
-      <w:pPr>
-        <w:pStyle w:val="ae"/>
-      </w:pPr>
-      <w:r>
-        <w:t>                    #ifdef LOG</w:t>
-      </w:r>
-    </w:p>
-    <w:p>
-      <w:pPr>
-        <w:pStyle w:val="ae"/>
-      </w:pPr>
-      <w:r>
-        <w:t xml:space="preserve">                    </w:t>
-      </w:r>
-      <w:proofErr w:type="spellStart"/>
-      <w:r>
-        <w:t>PrintBoard</w:t>
-      </w:r>
-      <w:proofErr w:type="spellEnd"/>
-      <w:r>
-        <w:t>(N, new_state2.placed_sq);</w:t>
-      </w:r>
-    </w:p>
-    <w:p>
-      <w:pPr>
-        <w:pStyle w:val="ae"/>
-      </w:pPr>
-      <w:r>
-        <w:t xml:space="preserve">                    </w:t>
-      </w:r>
-      <w:proofErr w:type="spellStart"/>
-      <w:r>
-        <w:t>cout</w:t>
-      </w:r>
-      <w:proofErr w:type="spellEnd"/>
-      <w:r>
-        <w:t xml:space="preserve"> &lt;&lt; "</w:t>
-      </w:r>
-      <w:r>
-        <w:rPr>
-          <w:lang w:val="ru-RU"/>
-        </w:rPr>
-        <w:t>Операций</w:t>
-      </w:r>
-      <w:r>
-        <w:t xml:space="preserve"> = " &lt;&lt; </w:t>
-      </w:r>
-      <w:proofErr w:type="spellStart"/>
-      <w:r>
-        <w:t>operations_count</w:t>
-      </w:r>
-      <w:proofErr w:type="spellEnd"/>
-      <w:r>
-        <w:t xml:space="preserve"> &lt;&lt; </w:t>
-      </w:r>
-      <w:proofErr w:type="spellStart"/>
-      <w:r>
-        <w:t>endl</w:t>
-      </w:r>
-      <w:proofErr w:type="spellEnd"/>
-      <w:r>
-        <w:t>;</w:t>
-      </w:r>
-    </w:p>
-    <w:p>
-      <w:pPr>
-        <w:pStyle w:val="ae"/>
-      </w:pPr>
-      <w:r>
-        <w:t>                    #endif</w:t>
-      </w:r>
-    </w:p>
-    <w:p>
-      <w:pPr>
-        <w:pStyle w:val="ae"/>
-      </w:pPr>
-    </w:p>
-    <w:p>
-      <w:pPr>
-        <w:pStyle w:val="ae"/>
-      </w:pPr>
-      <w:r>
-        <w:t>                }</w:t>
-      </w:r>
-    </w:p>
-    <w:p>
-      <w:pPr>
-        <w:pStyle w:val="ae"/>
-      </w:pPr>
-      <w:r>
-        <w:t>            }</w:t>
-      </w:r>
-    </w:p>
-    <w:p>
-      <w:pPr>
-        <w:pStyle w:val="ae"/>
-      </w:pPr>
-      <w:r>
-        <w:t>        }</w:t>
-      </w:r>
-    </w:p>
-    <w:p>
-      <w:pPr>
-        <w:pStyle w:val="ae"/>
-      </w:pPr>
-      <w:r>
         <w:t>    }</w:t>
       </w:r>
     </w:p>
@@ -10387,23 +9249,7 @@
         <w:pStyle w:val="ae"/>
       </w:pPr>
       <w:r>
-        <w:t xml:space="preserve">    </w:t>
-      </w:r>
-      <w:proofErr w:type="spellStart"/>
-      <w:r>
-        <w:t>write_results_to_file</w:t>
-      </w:r>
-      <w:proofErr w:type="spellEnd"/>
-      <w:r>
-        <w:t xml:space="preserve">(N, </w:t>
-      </w:r>
-      <w:proofErr w:type="spellStart"/>
-      <w:r>
-        <w:t>operations_count</w:t>
-      </w:r>
-      <w:proofErr w:type="spellEnd"/>
-      <w:r>
-        <w:t>);</w:t>
+        <w:t>    write_results_to_file(N, operations_count);</w:t>
       </w:r>
     </w:p>
     <w:p>
@@ -10412,23 +9258,7 @@
       </w:pPr>
       <w:r>
         <w:lastRenderedPageBreak/>
-        <w:t xml:space="preserve">    </w:t>
-      </w:r>
-      <w:proofErr w:type="spellStart"/>
-      <w:r>
-        <w:t>FormedSolution</w:t>
-      </w:r>
-      <w:proofErr w:type="spellEnd"/>
-      <w:r>
-        <w:t>(</w:t>
-      </w:r>
-      <w:proofErr w:type="spellStart"/>
-      <w:r>
-        <w:t>best_solution</w:t>
-      </w:r>
-      <w:proofErr w:type="spellEnd"/>
-      <w:r>
-        <w:t>, N);</w:t>
+        <w:t>    FormedSolution(best_solution, N);</w:t>
       </w:r>
     </w:p>
     <w:p>
@@ -10470,618 +9300,541 @@
           <w:u w:val="single"/>
           <w:lang w:val="en-US"/>
         </w:rPr>
-        <w:t>generate_graph.</w:t>
-      </w:r>
-      <w:r>
+        <w:t>generate_graph.py:</w:t>
+      </w:r>
+    </w:p>
+    <w:p>
+      <w:pPr>
+        <w:pStyle w:val="ae"/>
+      </w:pPr>
+      <w:r>
+        <w:t>import matplotlib.pyplot as plt</w:t>
+      </w:r>
+    </w:p>
+    <w:p>
+      <w:pPr>
+        <w:pStyle w:val="ae"/>
+      </w:pPr>
+    </w:p>
+    <w:p>
+      <w:pPr>
+        <w:pStyle w:val="ae"/>
+      </w:pPr>
+      <w:r>
+        <w:t>x = []</w:t>
+      </w:r>
+    </w:p>
+    <w:p>
+      <w:pPr>
+        <w:pStyle w:val="ae"/>
+      </w:pPr>
+      <w:r>
+        <w:t>y = []</w:t>
+      </w:r>
+    </w:p>
+    <w:p>
+      <w:pPr>
+        <w:pStyle w:val="ae"/>
+      </w:pPr>
+    </w:p>
+    <w:p>
+      <w:pPr>
+        <w:pStyle w:val="ae"/>
+      </w:pPr>
+      <w:r>
+        <w:t>with open('results.csv', 'r') as f:</w:t>
+      </w:r>
+    </w:p>
+    <w:p>
+      <w:pPr>
+        <w:pStyle w:val="ae"/>
+      </w:pPr>
+      <w:r>
+        <w:t>    for line in f:</w:t>
+      </w:r>
+    </w:p>
+    <w:p>
+      <w:pPr>
+        <w:pStyle w:val="ae"/>
+      </w:pPr>
+      <w:r>
+        <w:t>        parts = line.strip().split(',')</w:t>
+      </w:r>
+    </w:p>
+    <w:p>
+      <w:pPr>
+        <w:pStyle w:val="ae"/>
+      </w:pPr>
+      <w:r>
+        <w:t>        if len(parts) &gt;= 2:</w:t>
+      </w:r>
+    </w:p>
+    <w:p>
+      <w:pPr>
+        <w:pStyle w:val="ae"/>
+      </w:pPr>
+      <w:r>
+        <w:t>            x.append(int(parts[0]))</w:t>
+      </w:r>
+    </w:p>
+    <w:p>
+      <w:pPr>
+        <w:pStyle w:val="ae"/>
+      </w:pPr>
+      <w:r>
+        <w:t>            y.append(int(parts[1]))</w:t>
+      </w:r>
+    </w:p>
+    <w:p>
+      <w:pPr>
+        <w:pStyle w:val="ae"/>
+      </w:pPr>
+    </w:p>
+    <w:p>
+      <w:pPr>
+        <w:pStyle w:val="ae"/>
+      </w:pPr>
+      <w:r>
+        <w:t>print("</w:t>
+      </w:r>
+      <w:r>
+        <w:rPr>
+          <w:lang w:val="ru-RU"/>
+        </w:rPr>
+        <w:t>ОСЬ</w:t>
+      </w:r>
+      <w:r>
+        <w:t xml:space="preserve"> X: ", " ".join(x))</w:t>
+      </w:r>
+    </w:p>
+    <w:p>
+      <w:pPr>
+        <w:pStyle w:val="ae"/>
+      </w:pPr>
+      <w:r>
+        <w:t>print("</w:t>
+      </w:r>
+      <w:r>
+        <w:rPr>
+          <w:lang w:val="ru-RU"/>
+        </w:rPr>
+        <w:t>ОСЬ</w:t>
+      </w:r>
+      <w:r>
+        <w:t xml:space="preserve"> Y: ", " ".join(y))</w:t>
+      </w:r>
+    </w:p>
+    <w:p>
+      <w:pPr>
+        <w:pStyle w:val="ae"/>
+      </w:pPr>
+      <w:r>
+        <w:br/>
+      </w:r>
+    </w:p>
+    <w:p>
+      <w:pPr>
+        <w:pStyle w:val="ae"/>
+      </w:pPr>
+      <w:r>
+        <w:t>plt.figure(</w:t>
+      </w:r>
+      <w:r>
+        <w:rPr>
+          <w:i/>
+          <w:iCs/>
+        </w:rPr>
+        <w:t>figsize</w:t>
+      </w:r>
+      <w:r>
+        <w:t>=(16, 10))</w:t>
+      </w:r>
+    </w:p>
+    <w:p>
+      <w:pPr>
+        <w:pStyle w:val="ae"/>
+      </w:pPr>
+      <w:r>
+        <w:t xml:space="preserve">plt.semilogy(x, y, 'bo-', </w:t>
+      </w:r>
+      <w:r>
+        <w:rPr>
+          <w:i/>
+          <w:iCs/>
+        </w:rPr>
+        <w:t>linewidth</w:t>
+      </w:r>
+      <w:r>
+        <w:t xml:space="preserve">=2, </w:t>
+      </w:r>
+      <w:r>
+        <w:rPr>
+          <w:i/>
+          <w:iCs/>
+        </w:rPr>
+        <w:t>markersize</w:t>
+      </w:r>
+      <w:r>
+        <w:t xml:space="preserve">=8, </w:t>
+      </w:r>
+      <w:r>
+        <w:rPr>
+          <w:i/>
+          <w:iCs/>
+        </w:rPr>
+        <w:t>markerfacecolor</w:t>
+      </w:r>
+      <w:r>
+        <w:t xml:space="preserve">='red', </w:t>
+      </w:r>
+      <w:r>
+        <w:rPr>
+          <w:i/>
+          <w:iCs/>
+        </w:rPr>
+        <w:t>markeredgecolor</w:t>
+      </w:r>
+      <w:r>
+        <w:t>='darkred')</w:t>
+      </w:r>
+    </w:p>
+    <w:p>
+      <w:pPr>
+        <w:pStyle w:val="ae"/>
+        <w:rPr>
+          <w:lang w:val="ru-RU"/>
+        </w:rPr>
+      </w:pPr>
+      <w:r>
+        <w:t>plt</w:t>
+      </w:r>
+      <w:r>
+        <w:rPr>
+          <w:lang w:val="ru-RU"/>
+        </w:rPr>
+        <w:t>.</w:t>
+      </w:r>
+      <w:r>
+        <w:t>xticks</w:t>
+      </w:r>
+      <w:r>
+        <w:rPr>
+          <w:lang w:val="ru-RU"/>
+        </w:rPr>
+        <w:t>(</w:t>
+      </w:r>
+      <w:r>
+        <w:t>x</w:t>
+      </w:r>
+      <w:r>
+        <w:rPr>
+          <w:lang w:val="ru-RU"/>
+        </w:rPr>
+        <w:t>)</w:t>
+      </w:r>
+    </w:p>
+    <w:p>
+      <w:pPr>
+        <w:pStyle w:val="ae"/>
+        <w:rPr>
+          <w:lang w:val="ru-RU"/>
+        </w:rPr>
+      </w:pPr>
+      <w:r>
+        <w:t>plt</w:t>
+      </w:r>
+      <w:r>
+        <w:rPr>
+          <w:lang w:val="ru-RU"/>
+        </w:rPr>
+        <w:t>.</w:t>
+      </w:r>
+      <w:r>
+        <w:t>xlabel</w:t>
+      </w:r>
+      <w:r>
+        <w:rPr>
+          <w:lang w:val="ru-RU"/>
+        </w:rPr>
+        <w:t>('Размер изначального квадрата')</w:t>
+      </w:r>
+    </w:p>
+    <w:p>
+      <w:pPr>
+        <w:pStyle w:val="ae"/>
+        <w:rPr>
+          <w:lang w:val="ru-RU"/>
+        </w:rPr>
+      </w:pPr>
+      <w:r>
+        <w:t>plt</w:t>
+      </w:r>
+      <w:r>
+        <w:rPr>
+          <w:lang w:val="ru-RU"/>
+        </w:rPr>
+        <w:t>.</w:t>
+      </w:r>
+      <w:r>
+        <w:t>ylabel</w:t>
+      </w:r>
+      <w:r>
+        <w:rPr>
+          <w:lang w:val="ru-RU"/>
+        </w:rPr>
+        <w:t>('Количество операций для заполнения квадрата')</w:t>
+      </w:r>
+    </w:p>
+    <w:p>
+      <w:pPr>
+        <w:pStyle w:val="ae"/>
+        <w:rPr>
+          <w:lang w:val="ru-RU"/>
+        </w:rPr>
+      </w:pPr>
+      <w:r>
+        <w:t>plt</w:t>
+      </w:r>
+      <w:r>
+        <w:rPr>
+          <w:lang w:val="ru-RU"/>
+        </w:rPr>
+        <w:t>.</w:t>
+      </w:r>
+      <w:r>
+        <w:t>title</w:t>
+      </w:r>
+      <w:r>
+        <w:rPr>
+          <w:lang w:val="ru-RU"/>
+        </w:rPr>
+        <w:t>('График зависимости размера квадрата от количества операций')</w:t>
+      </w:r>
+    </w:p>
+    <w:p>
+      <w:pPr>
+        <w:pStyle w:val="ae"/>
+      </w:pPr>
+      <w:r>
+        <w:t xml:space="preserve">plt.grid(True, </w:t>
+      </w:r>
+      <w:r>
+        <w:rPr>
+          <w:i/>
+          <w:iCs/>
+        </w:rPr>
+        <w:t>linestyle</w:t>
+      </w:r>
+      <w:r>
+        <w:t xml:space="preserve">='--', </w:t>
+      </w:r>
+      <w:r>
+        <w:rPr>
+          <w:i/>
+          <w:iCs/>
+        </w:rPr>
+        <w:t>alpha</w:t>
+      </w:r>
+      <w:r>
+        <w:t xml:space="preserve">=0.7, </w:t>
+      </w:r>
+      <w:r>
+        <w:rPr>
+          <w:i/>
+          <w:iCs/>
+        </w:rPr>
+        <w:t>which</w:t>
+      </w:r>
+      <w:r>
+        <w:t>='both')</w:t>
+      </w:r>
+    </w:p>
+    <w:p>
+      <w:pPr>
+        <w:pStyle w:val="ae"/>
+      </w:pPr>
+      <w:r>
+        <w:t>plt.savefig("graph_result.png")</w:t>
+      </w:r>
+    </w:p>
+    <w:p>
+      <w:pPr>
+        <w:pStyle w:val="ae"/>
+      </w:pPr>
+      <w:r>
+        <w:t>plt.show()</w:t>
+      </w:r>
+    </w:p>
+    <w:p>
+      <w:pPr>
+        <w:rPr>
+          <w:lang w:val="en-US"/>
+        </w:rPr>
+      </w:pPr>
+    </w:p>
+    <w:p>
+      <w:pPr>
+        <w:pStyle w:val="ae"/>
+      </w:pPr>
+    </w:p>
+    <w:p>
+      <w:pPr>
+        <w:pStyle w:val="ae"/>
+      </w:pPr>
+    </w:p>
+    <w:p>
+      <w:pPr>
+        <w:pStyle w:val="ae"/>
+      </w:pPr>
+    </w:p>
+    <w:p>
+      <w:pPr>
+        <w:pStyle w:val="ae"/>
+      </w:pPr>
+    </w:p>
+    <w:p>
+      <w:pPr>
+        <w:pStyle w:val="ae"/>
+      </w:pPr>
+    </w:p>
+    <w:p>
+      <w:pPr>
         <w:rPr>
           <w:b/>
           <w:bCs/>
           <w:u w:val="single"/>
           <w:lang w:val="en-US"/>
         </w:rPr>
-        <w:t>py:</w:t>
-      </w:r>
-    </w:p>
-    <w:p>
-      <w:pPr>
-        <w:pStyle w:val="ae"/>
-      </w:pPr>
-      <w:r>
-        <w:t xml:space="preserve">import </w:t>
-      </w:r>
-      <w:proofErr w:type="spellStart"/>
-      <w:r>
-        <w:t>matplotlib.pyplot</w:t>
-      </w:r>
-      <w:proofErr w:type="spellEnd"/>
-      <w:r>
-        <w:t xml:space="preserve"> as plt</w:t>
-      </w:r>
-    </w:p>
-    <w:p>
-      <w:pPr>
-        <w:pStyle w:val="ae"/>
-      </w:pPr>
-    </w:p>
-    <w:p>
-      <w:pPr>
-        <w:pStyle w:val="ae"/>
-      </w:pPr>
-      <w:r>
-        <w:t>x = []</w:t>
-      </w:r>
-    </w:p>
-    <w:p>
-      <w:pPr>
-        <w:pStyle w:val="ae"/>
-      </w:pPr>
-      <w:r>
-        <w:t>y = []</w:t>
-      </w:r>
-    </w:p>
-    <w:p>
-      <w:pPr>
-        <w:pStyle w:val="ae"/>
-      </w:pPr>
-    </w:p>
-    <w:p>
-      <w:pPr>
-        <w:pStyle w:val="ae"/>
-      </w:pPr>
-      <w:r>
-        <w:t>with open('results.csv', 'r') as f:</w:t>
-      </w:r>
-    </w:p>
-    <w:p>
-      <w:pPr>
-        <w:pStyle w:val="ae"/>
-      </w:pPr>
-      <w:r>
-        <w:t>    for line in f:</w:t>
-      </w:r>
-    </w:p>
-    <w:p>
-      <w:pPr>
-        <w:pStyle w:val="ae"/>
-      </w:pPr>
-      <w:r>
-        <w:t xml:space="preserve">        parts = </w:t>
-      </w:r>
-      <w:proofErr w:type="spellStart"/>
-      <w:r>
-        <w:t>line.strip</w:t>
-      </w:r>
-      <w:proofErr w:type="spellEnd"/>
-      <w:r>
-        <w:t>().split(',')</w:t>
-      </w:r>
-    </w:p>
-    <w:p>
-      <w:pPr>
-        <w:pStyle w:val="ae"/>
-      </w:pPr>
-      <w:r>
-        <w:t xml:space="preserve">        if </w:t>
-      </w:r>
-      <w:proofErr w:type="spellStart"/>
-      <w:r>
-        <w:t>len</w:t>
-      </w:r>
-      <w:proofErr w:type="spellEnd"/>
-      <w:r>
-        <w:t>(parts) &gt;= 2:</w:t>
-      </w:r>
-    </w:p>
-    <w:p>
-      <w:pPr>
-        <w:pStyle w:val="ae"/>
-      </w:pPr>
-      <w:r>
-        <w:t xml:space="preserve">            </w:t>
-      </w:r>
-      <w:proofErr w:type="spellStart"/>
-      <w:r>
-        <w:t>x.append</w:t>
-      </w:r>
-      <w:proofErr w:type="spellEnd"/>
-      <w:r>
-        <w:t>(int(parts[0]))</w:t>
-      </w:r>
-    </w:p>
-    <w:p>
-      <w:pPr>
-        <w:pStyle w:val="ae"/>
-      </w:pPr>
-      <w:r>
-        <w:t xml:space="preserve">            </w:t>
-      </w:r>
-      <w:proofErr w:type="spellStart"/>
-      <w:r>
-        <w:t>y.append</w:t>
-      </w:r>
-      <w:proofErr w:type="spellEnd"/>
-      <w:r>
-        <w:t>(int(parts[1]))</w:t>
-      </w:r>
-    </w:p>
-    <w:p>
-      <w:pPr>
-        <w:pStyle w:val="ae"/>
-      </w:pPr>
-    </w:p>
-    <w:p>
-      <w:pPr>
-        <w:pStyle w:val="ae"/>
-      </w:pPr>
-      <w:r>
-        <w:t>print("</w:t>
-      </w:r>
-      <w:r>
-        <w:rPr>
-          <w:lang w:val="ru-RU"/>
-        </w:rPr>
-        <w:t>ОСЬ</w:t>
-      </w:r>
-      <w:r>
-        <w:t xml:space="preserve"> X: ", " ".join(x))</w:t>
-      </w:r>
-    </w:p>
-    <w:p>
-      <w:pPr>
-        <w:pStyle w:val="ae"/>
-      </w:pPr>
-      <w:r>
-        <w:t>print("</w:t>
-      </w:r>
-      <w:r>
-        <w:rPr>
-          <w:lang w:val="ru-RU"/>
-        </w:rPr>
-        <w:t>ОСЬ</w:t>
-      </w:r>
-      <w:r>
-        <w:t xml:space="preserve"> Y: ", " ".join(y))</w:t>
-      </w:r>
-    </w:p>
-    <w:p>
-      <w:pPr>
-        <w:pStyle w:val="ae"/>
-      </w:pPr>
-      <w:r>
-        <w:br/>
-      </w:r>
-    </w:p>
-    <w:p>
-      <w:pPr>
-        <w:pStyle w:val="ae"/>
-      </w:pPr>
-      <w:proofErr w:type="spellStart"/>
-      <w:r>
-        <w:t>plt.figure</w:t>
-      </w:r>
-      <w:proofErr w:type="spellEnd"/>
-      <w:r>
-        <w:t>(</w:t>
-      </w:r>
-      <w:proofErr w:type="spellStart"/>
-      <w:r>
-        <w:rPr>
-          <w:i/>
-          <w:iCs/>
-        </w:rPr>
-        <w:t>figsize</w:t>
-      </w:r>
-      <w:proofErr w:type="spellEnd"/>
-      <w:r>
-        <w:t>=(16, 10))</w:t>
-      </w:r>
-    </w:p>
-    <w:p>
-      <w:pPr>
-        <w:pStyle w:val="ae"/>
-      </w:pPr>
-      <w:proofErr w:type="spellStart"/>
-      <w:r>
-        <w:t>plt.semilogy</w:t>
-      </w:r>
-      <w:proofErr w:type="spellEnd"/>
-      <w:r>
-        <w:t>(x, y, '</w:t>
-      </w:r>
-      <w:proofErr w:type="spellStart"/>
-      <w:r>
-        <w:t>bo</w:t>
-      </w:r>
-      <w:proofErr w:type="spellEnd"/>
-      <w:r>
-        <w:t xml:space="preserve">-', </w:t>
-      </w:r>
-      <w:r>
-        <w:rPr>
-          <w:i/>
-          <w:iCs/>
-        </w:rPr>
-        <w:t>linewidth</w:t>
-      </w:r>
-      <w:r>
-        <w:t xml:space="preserve">=2, </w:t>
-      </w:r>
-      <w:proofErr w:type="spellStart"/>
-      <w:r>
-        <w:rPr>
-          <w:i/>
-          <w:iCs/>
-        </w:rPr>
-        <w:t>markersize</w:t>
-      </w:r>
-      <w:proofErr w:type="spellEnd"/>
-      <w:r>
-        <w:t xml:space="preserve">=8, </w:t>
-      </w:r>
-      <w:proofErr w:type="spellStart"/>
-      <w:r>
-        <w:rPr>
-          <w:i/>
-          <w:iCs/>
-        </w:rPr>
-        <w:t>markerfacecolor</w:t>
-      </w:r>
-      <w:proofErr w:type="spellEnd"/>
-      <w:r>
-        <w:t xml:space="preserve">='red', </w:t>
-      </w:r>
-      <w:proofErr w:type="spellStart"/>
-      <w:r>
-        <w:rPr>
-          <w:i/>
-          <w:iCs/>
-        </w:rPr>
-        <w:t>markeredgecolor</w:t>
-      </w:r>
-      <w:proofErr w:type="spellEnd"/>
-      <w:r>
-        <w:t>='</w:t>
-      </w:r>
-      <w:proofErr w:type="spellStart"/>
-      <w:r>
-        <w:t>darkred</w:t>
-      </w:r>
-      <w:proofErr w:type="spellEnd"/>
-      <w:r>
-        <w:t>')</w:t>
-      </w:r>
-    </w:p>
-    <w:p>
-      <w:pPr>
-        <w:pStyle w:val="ae"/>
-      </w:pPr>
-      <w:proofErr w:type="spellStart"/>
-      <w:r>
-        <w:t>plt.xticks</w:t>
-      </w:r>
-      <w:proofErr w:type="spellEnd"/>
-      <w:r>
-        <w:t>(x)</w:t>
-      </w:r>
-    </w:p>
-    <w:p>
-      <w:pPr>
-        <w:pStyle w:val="ae"/>
-      </w:pPr>
-      <w:proofErr w:type="spellStart"/>
-      <w:r>
-        <w:t>plt.xlabel</w:t>
-      </w:r>
-      <w:proofErr w:type="spellEnd"/>
-      <w:r>
-        <w:t>('Размер изначального квадрата')</w:t>
-      </w:r>
-    </w:p>
-    <w:p>
-      <w:pPr>
-        <w:pStyle w:val="ae"/>
-      </w:pPr>
-      <w:proofErr w:type="spellStart"/>
-      <w:r>
-        <w:t>plt.ylabel</w:t>
-      </w:r>
-      <w:proofErr w:type="spellEnd"/>
-      <w:r>
-        <w:t>('Количество операций для заполнения квадрата')</w:t>
-      </w:r>
-    </w:p>
-    <w:p>
-      <w:pPr>
-        <w:pStyle w:val="ae"/>
-      </w:pPr>
-      <w:proofErr w:type="spellStart"/>
-      <w:r>
-        <w:t>plt.title</w:t>
-      </w:r>
-      <w:proofErr w:type="spellEnd"/>
-      <w:r>
-        <w:t>('График зависимости размера квадрата от количества операций')</w:t>
-      </w:r>
-    </w:p>
-    <w:p>
-      <w:pPr>
-        <w:pStyle w:val="ae"/>
-      </w:pPr>
-      <w:proofErr w:type="spellStart"/>
-      <w:r>
-        <w:t>plt.grid</w:t>
-      </w:r>
-      <w:proofErr w:type="spellEnd"/>
-      <w:r>
-        <w:t xml:space="preserve">(True, </w:t>
-      </w:r>
-      <w:proofErr w:type="spellStart"/>
-      <w:r>
-        <w:rPr>
-          <w:i/>
-          <w:iCs/>
-        </w:rPr>
-        <w:t>linestyle</w:t>
-      </w:r>
-      <w:proofErr w:type="spellEnd"/>
-      <w:r>
-        <w:t xml:space="preserve">='--', </w:t>
-      </w:r>
-      <w:r>
-        <w:rPr>
-          <w:i/>
-          <w:iCs/>
-        </w:rPr>
-        <w:t>alpha</w:t>
-      </w:r>
-      <w:r>
-        <w:t xml:space="preserve">=0.7, </w:t>
-      </w:r>
-      <w:r>
-        <w:rPr>
-          <w:i/>
-          <w:iCs/>
-        </w:rPr>
-        <w:t>which</w:t>
-      </w:r>
-      <w:r>
-        <w:t>='both')</w:t>
-      </w:r>
-    </w:p>
-    <w:p>
-      <w:pPr>
-        <w:pStyle w:val="ae"/>
-      </w:pPr>
-      <w:proofErr w:type="spellStart"/>
-      <w:r>
-        <w:t>plt.savefig</w:t>
-      </w:r>
-      <w:proofErr w:type="spellEnd"/>
-      <w:r>
-        <w:t>("graph_result.png")</w:t>
-      </w:r>
-    </w:p>
-    <w:p>
-      <w:pPr>
-        <w:pStyle w:val="ae"/>
-      </w:pPr>
-      <w:proofErr w:type="spellStart"/>
-      <w:r>
-        <w:t>plt.show</w:t>
-      </w:r>
-      <w:proofErr w:type="spellEnd"/>
-      <w:r>
-        <w:t>()</w:t>
-      </w:r>
-    </w:p>
-    <w:p>
-      <w:pPr>
-        <w:rPr>
-          <w:lang w:val="en-US"/>
-        </w:rPr>
-      </w:pPr>
-    </w:p>
-    <w:p>
-      <w:pPr>
-        <w:pStyle w:val="ae"/>
-      </w:pPr>
-    </w:p>
-    <w:p>
-      <w:pPr>
-        <w:pStyle w:val="ae"/>
-      </w:pPr>
-    </w:p>
-    <w:p>
-      <w:pPr>
-        <w:pStyle w:val="ae"/>
-      </w:pPr>
-    </w:p>
-    <w:p>
-      <w:pPr>
-        <w:pStyle w:val="ae"/>
-      </w:pPr>
-    </w:p>
-    <w:p>
-      <w:pPr>
-        <w:pStyle w:val="ae"/>
-      </w:pPr>
-    </w:p>
-    <w:p>
-      <w:pPr>
+      </w:pPr>
+      <w:r>
         <w:rPr>
           <w:b/>
           <w:bCs/>
           <w:u w:val="single"/>
           <w:lang w:val="en-US"/>
         </w:rPr>
-      </w:pPr>
-      <w:r>
-        <w:rPr>
-          <w:b/>
-          <w:bCs/>
-          <w:u w:val="single"/>
+        <w:t>run_analysis.sh:</w:t>
+      </w:r>
+    </w:p>
+    <w:p>
+      <w:pPr>
+        <w:pStyle w:val="ae"/>
+      </w:pPr>
+      <w:r>
+        <w:t>#!/bin/bash</w:t>
+      </w:r>
+    </w:p>
+    <w:p>
+      <w:pPr>
+        <w:pStyle w:val="ae"/>
+      </w:pPr>
+    </w:p>
+    <w:p>
+      <w:pPr>
+        <w:pStyle w:val="ae"/>
+      </w:pPr>
+      <w:r>
+        <w:t>g++ main.cpp -o program</w:t>
+      </w:r>
+    </w:p>
+    <w:p>
+      <w:pPr>
+        <w:pStyle w:val="ae"/>
+      </w:pPr>
+    </w:p>
+    <w:p>
+      <w:pPr>
+        <w:pStyle w:val="ae"/>
+      </w:pPr>
+      <w:r>
+        <w:t>for i in {1..20}</w:t>
+      </w:r>
+    </w:p>
+    <w:p>
+      <w:pPr>
+        <w:pStyle w:val="ae"/>
+      </w:pPr>
+      <w:r>
+        <w:t>do</w:t>
+      </w:r>
+    </w:p>
+    <w:p>
+      <w:pPr>
+        <w:pStyle w:val="ae"/>
+      </w:pPr>
+      <w:r>
+        <w:t>    echo "</w:t>
+      </w:r>
+      <w:r>
+        <w:rPr>
+          <w:lang w:val="ru-RU"/>
+        </w:rPr>
+        <w:t>Запуск</w:t>
+      </w:r>
+      <w:r>
+        <w:t xml:space="preserve"> </w:t>
+      </w:r>
+      <w:r>
+        <w:rPr>
+          <w:lang w:val="ru-RU"/>
+        </w:rPr>
+        <w:t>для</w:t>
+      </w:r>
+      <w:r>
+        <w:t xml:space="preserve"> N = $i"</w:t>
+      </w:r>
+    </w:p>
+    <w:p>
+      <w:pPr>
+        <w:pStyle w:val="ae"/>
+      </w:pPr>
+      <w:r>
+        <w:t>    echo $i | ./program</w:t>
+      </w:r>
+    </w:p>
+    <w:p>
+      <w:pPr>
+        <w:pStyle w:val="ae"/>
+      </w:pPr>
+      <w:r>
+        <w:t>done</w:t>
+      </w:r>
+    </w:p>
+    <w:p>
+      <w:pPr>
+        <w:pStyle w:val="ae"/>
+      </w:pPr>
+    </w:p>
+    <w:p>
+      <w:pPr>
+        <w:pStyle w:val="ae"/>
+      </w:pPr>
+      <w:r>
+        <w:t>python3 ./generate_graph.py</w:t>
+      </w:r>
+    </w:p>
+    <w:p>
+      <w:pPr>
+        <w:pStyle w:val="ae"/>
+      </w:pPr>
+    </w:p>
+    <w:p>
+      <w:pPr>
+        <w:pStyle w:val="ae"/>
+      </w:pPr>
+      <w:r>
+        <w:t>rm results.csv</w:t>
+      </w:r>
+    </w:p>
+    <w:p>
+      <w:pPr>
+        <w:rPr>
           <w:lang w:val="en-US"/>
         </w:rPr>
-        <w:t>run_analysis.sh</w:t>
-      </w:r>
-      <w:r>
-        <w:rPr>
-          <w:b/>
-          <w:bCs/>
-          <w:u w:val="single"/>
-          <w:lang w:val="en-US"/>
-        </w:rPr>
-        <w:t>:</w:t>
-      </w:r>
-    </w:p>
-    <w:p>
-      <w:pPr>
-        <w:pStyle w:val="ae"/>
-      </w:pPr>
-      <w:r>
-        <w:t>#!/bin/bash</w:t>
-      </w:r>
-    </w:p>
-    <w:p>
-      <w:pPr>
-        <w:pStyle w:val="ae"/>
-      </w:pPr>
-    </w:p>
-    <w:p>
-      <w:pPr>
-        <w:pStyle w:val="ae"/>
-      </w:pPr>
-      <w:r>
-        <w:t>g++ main.cpp -o program</w:t>
-      </w:r>
-    </w:p>
-    <w:p>
-      <w:pPr>
-        <w:pStyle w:val="ae"/>
-      </w:pPr>
-    </w:p>
-    <w:p>
-      <w:pPr>
-        <w:pStyle w:val="ae"/>
-      </w:pPr>
-      <w:r>
-        <w:t xml:space="preserve">for </w:t>
-      </w:r>
-      <w:proofErr w:type="spellStart"/>
-      <w:r>
-        <w:t>i</w:t>
-      </w:r>
-      <w:proofErr w:type="spellEnd"/>
-      <w:r>
-        <w:t xml:space="preserve"> in {1..20}</w:t>
-      </w:r>
-    </w:p>
-    <w:p>
-      <w:pPr>
-        <w:pStyle w:val="ae"/>
-      </w:pPr>
-      <w:r>
-        <w:t>do</w:t>
-      </w:r>
-    </w:p>
-    <w:p>
-      <w:pPr>
-        <w:pStyle w:val="ae"/>
-      </w:pPr>
-      <w:r>
-        <w:t>    echo "</w:t>
-      </w:r>
-      <w:r>
-        <w:rPr>
-          <w:lang w:val="ru-RU"/>
-        </w:rPr>
-        <w:t>Запуск</w:t>
-      </w:r>
-      <w:r>
-        <w:t xml:space="preserve"> </w:t>
-      </w:r>
-      <w:r>
-        <w:rPr>
-          <w:lang w:val="ru-RU"/>
-        </w:rPr>
-        <w:t>для</w:t>
-      </w:r>
-      <w:r>
-        <w:t xml:space="preserve"> N = $</w:t>
-      </w:r>
-      <w:proofErr w:type="spellStart"/>
-      <w:r>
-        <w:t>i</w:t>
-      </w:r>
-      <w:proofErr w:type="spellEnd"/>
-      <w:r>
-        <w:t>"</w:t>
-      </w:r>
-    </w:p>
-    <w:p>
-      <w:pPr>
-        <w:pStyle w:val="ae"/>
-      </w:pPr>
-      <w:r>
-        <w:t>    echo $</w:t>
-      </w:r>
-      <w:proofErr w:type="spellStart"/>
-      <w:r>
-        <w:t>i</w:t>
-      </w:r>
-      <w:proofErr w:type="spellEnd"/>
-      <w:r>
-        <w:t xml:space="preserve"> | ./program</w:t>
-      </w:r>
-    </w:p>
-    <w:p>
-      <w:pPr>
-        <w:pStyle w:val="ae"/>
-      </w:pPr>
-      <w:r>
-        <w:t>done</w:t>
-      </w:r>
-    </w:p>
-    <w:p>
-      <w:pPr>
-        <w:pStyle w:val="ae"/>
-      </w:pPr>
-    </w:p>
-    <w:p>
-      <w:pPr>
-        <w:pStyle w:val="ae"/>
-      </w:pPr>
-      <w:r>
-        <w:t>python3 ./generate_graph.py</w:t>
-      </w:r>
-    </w:p>
-    <w:p>
-      <w:pPr>
-        <w:pStyle w:val="ae"/>
-      </w:pPr>
-    </w:p>
-    <w:p>
-      <w:pPr>
-        <w:pStyle w:val="ae"/>
-      </w:pPr>
-      <w:proofErr w:type="spellStart"/>
-      <w:r>
-        <w:t>rm</w:t>
-      </w:r>
-      <w:proofErr w:type="spellEnd"/>
-      <w:r>
-        <w:t xml:space="preserve"> results.csv</w:t>
-      </w:r>
-    </w:p>
-    <w:p>
-      <w:pPr>
-        <w:rPr>
-          <w:lang w:val="en-US"/>
-        </w:rPr>
       </w:pPr>
     </w:p>
     <w:sectPr>
-      <w:footerReference w:type="default" r:id="rId10"/>
+      <w:footerReference w:type="default" r:id="rId12"/>
       <w:pgSz w:w="11906" w:h="16838" w:code="9"/>
       <w:pgMar w:top="1134" w:right="851" w:bottom="1134" w:left="1701" w:header="720" w:footer="720" w:gutter="0"/>
       <w:cols w:space="708"/>
@@ -11127,6 +9880,7 @@
         <w:docPartUnique/>
       </w:docPartObj>
     </w:sdtPr>
+    <w:sdtEndPr/>
     <w:sdtContent>
       <w:p>
         <w:pPr>
@@ -11723,6 +10477,119 @@
     </w:lvl>
   </w:abstractNum>
   <w:abstractNum w:abstractNumId="4" w15:restartNumberingAfterBreak="0">
+    <w:nsid w:val="1C871586"/>
+    <w:multiLevelType w:val="multilevel"/>
+    <w:tmpl w:val="E22EBF5E"/>
+    <w:lvl w:ilvl="0">
+      <w:start w:val="1"/>
+      <w:numFmt w:val="decimal"/>
+      <w:lvlText w:val="%1."/>
+      <w:lvlJc w:val="left"/>
+      <w:pPr>
+        <w:tabs>
+          <w:tab w:val="num" w:pos="720"/>
+        </w:tabs>
+        <w:ind w:left="720" w:hanging="360"/>
+      </w:pPr>
+    </w:lvl>
+    <w:lvl w:ilvl="1" w:tentative="1">
+      <w:start w:val="1"/>
+      <w:numFmt w:val="decimal"/>
+      <w:lvlText w:val="%2."/>
+      <w:lvlJc w:val="left"/>
+      <w:pPr>
+        <w:tabs>
+          <w:tab w:val="num" w:pos="1440"/>
+        </w:tabs>
+        <w:ind w:left="1440" w:hanging="360"/>
+      </w:pPr>
+    </w:lvl>
+    <w:lvl w:ilvl="2" w:tentative="1">
+      <w:start w:val="1"/>
+      <w:numFmt w:val="decimal"/>
+      <w:lvlText w:val="%3."/>
+      <w:lvlJc w:val="left"/>
+      <w:pPr>
+        <w:tabs>
+          <w:tab w:val="num" w:pos="2160"/>
+        </w:tabs>
+        <w:ind w:left="2160" w:hanging="360"/>
+      </w:pPr>
+    </w:lvl>
+    <w:lvl w:ilvl="3" w:tentative="1">
+      <w:start w:val="1"/>
+      <w:numFmt w:val="decimal"/>
+      <w:lvlText w:val="%4."/>
+      <w:lvlJc w:val="left"/>
+      <w:pPr>
+        <w:tabs>
+          <w:tab w:val="num" w:pos="2880"/>
+        </w:tabs>
+        <w:ind w:left="2880" w:hanging="360"/>
+      </w:pPr>
+    </w:lvl>
+    <w:lvl w:ilvl="4" w:tentative="1">
+      <w:start w:val="1"/>
+      <w:numFmt w:val="decimal"/>
+      <w:lvlText w:val="%5."/>
+      <w:lvlJc w:val="left"/>
+      <w:pPr>
+        <w:tabs>
+          <w:tab w:val="num" w:pos="3600"/>
+        </w:tabs>
+        <w:ind w:left="3600" w:hanging="360"/>
+      </w:pPr>
+    </w:lvl>
+    <w:lvl w:ilvl="5" w:tentative="1">
+      <w:start w:val="1"/>
+      <w:numFmt w:val="decimal"/>
+      <w:lvlText w:val="%6."/>
+      <w:lvlJc w:val="left"/>
+      <w:pPr>
+        <w:tabs>
+          <w:tab w:val="num" w:pos="4320"/>
+        </w:tabs>
+        <w:ind w:left="4320" w:hanging="360"/>
+      </w:pPr>
+    </w:lvl>
+    <w:lvl w:ilvl="6" w:tentative="1">
+      <w:start w:val="1"/>
+      <w:numFmt w:val="decimal"/>
+      <w:lvlText w:val="%7."/>
+      <w:lvlJc w:val="left"/>
+      <w:pPr>
+        <w:tabs>
+          <w:tab w:val="num" w:pos="5040"/>
+        </w:tabs>
+        <w:ind w:left="5040" w:hanging="360"/>
+      </w:pPr>
+    </w:lvl>
+    <w:lvl w:ilvl="7" w:tentative="1">
+      <w:start w:val="1"/>
+      <w:numFmt w:val="decimal"/>
+      <w:lvlText w:val="%8."/>
+      <w:lvlJc w:val="left"/>
+      <w:pPr>
+        <w:tabs>
+          <w:tab w:val="num" w:pos="5760"/>
+        </w:tabs>
+        <w:ind w:left="5760" w:hanging="360"/>
+      </w:pPr>
+    </w:lvl>
+    <w:lvl w:ilvl="8" w:tentative="1">
+      <w:start w:val="1"/>
+      <w:numFmt w:val="decimal"/>
+      <w:lvlText w:val="%9."/>
+      <w:lvlJc w:val="left"/>
+      <w:pPr>
+        <w:tabs>
+          <w:tab w:val="num" w:pos="6480"/>
+        </w:tabs>
+        <w:ind w:left="6480" w:hanging="360"/>
+      </w:pPr>
+    </w:lvl>
+  </w:abstractNum>
+  <w:abstractNum w:abstractNumId="5" w15:restartNumberingAfterBreak="0">
     <w:nsid w:val="35D01D7A"/>
     <w:multiLevelType w:val="multilevel"/>
     <w:tmpl w:val="5F6ABCB2"/>
@@ -11871,7 +10738,156 @@
       </w:rPr>
     </w:lvl>
   </w:abstractNum>
-  <w:abstractNum w:abstractNumId="5" w15:restartNumberingAfterBreak="0">
+  <w:abstractNum w:abstractNumId="6" w15:restartNumberingAfterBreak="0">
+    <w:nsid w:val="4D1615E4"/>
+    <w:multiLevelType w:val="multilevel"/>
+    <w:tmpl w:val="05F02E82"/>
+    <w:lvl w:ilvl="0">
+      <w:start w:val="1"/>
+      <w:numFmt w:val="bullet"/>
+      <w:lvlText w:val=""/>
+      <w:lvlJc w:val="left"/>
+      <w:pPr>
+        <w:tabs>
+          <w:tab w:val="num" w:pos="720"/>
+        </w:tabs>
+        <w:ind w:left="720" w:hanging="360"/>
+      </w:pPr>
+      <w:rPr>
+        <w:rFonts w:ascii="Symbol" w:hAnsi="Symbol" w:hint="default"/>
+        <w:sz w:val="20"/>
+      </w:rPr>
+    </w:lvl>
+    <w:lvl w:ilvl="1" w:tentative="1">
+      <w:start w:val="1"/>
+      <w:numFmt w:val="bullet"/>
+      <w:lvlText w:val="o"/>
+      <w:lvlJc w:val="left"/>
+      <w:pPr>
+        <w:tabs>
+          <w:tab w:val="num" w:pos="1440"/>
+        </w:tabs>
+        <w:ind w:left="1440" w:hanging="360"/>
+      </w:pPr>
+      <w:rPr>
+        <w:rFonts w:ascii="Courier New" w:hAnsi="Courier New" w:hint="default"/>
+        <w:sz w:val="20"/>
+      </w:rPr>
+    </w:lvl>
+    <w:lvl w:ilvl="2" w:tentative="1">
+      <w:start w:val="1"/>
+      <w:numFmt w:val="bullet"/>
+      <w:lvlText w:val=""/>
+      <w:lvlJc w:val="left"/>
+      <w:pPr>
+        <w:tabs>
+          <w:tab w:val="num" w:pos="2160"/>
+        </w:tabs>
+        <w:ind w:left="2160" w:hanging="360"/>
+      </w:pPr>
+      <w:rPr>
+        <w:rFonts w:ascii="Wingdings" w:hAnsi="Wingdings" w:hint="default"/>
+        <w:sz w:val="20"/>
+      </w:rPr>
+    </w:lvl>
+    <w:lvl w:ilvl="3" w:tentative="1">
+      <w:start w:val="1"/>
+      <w:numFmt w:val="bullet"/>
+      <w:lvlText w:val=""/>
+      <w:lvlJc w:val="left"/>
+      <w:pPr>
+        <w:tabs>
+          <w:tab w:val="num" w:pos="2880"/>
+        </w:tabs>
+        <w:ind w:left="2880" w:hanging="360"/>
+      </w:pPr>
+      <w:rPr>
+        <w:rFonts w:ascii="Wingdings" w:hAnsi="Wingdings" w:hint="default"/>
+        <w:sz w:val="20"/>
+      </w:rPr>
+    </w:lvl>
+    <w:lvl w:ilvl="4" w:tentative="1">
+      <w:start w:val="1"/>
+      <w:numFmt w:val="bullet"/>
+      <w:lvlText w:val=""/>
+      <w:lvlJc w:val="left"/>
+      <w:pPr>
+        <w:tabs>
+          <w:tab w:val="num" w:pos="3600"/>
+        </w:tabs>
+        <w:ind w:left="3600" w:hanging="360"/>
+      </w:pPr>
+      <w:rPr>
+        <w:rFonts w:ascii="Wingdings" w:hAnsi="Wingdings" w:hint="default"/>
+        <w:sz w:val="20"/>
+      </w:rPr>
+    </w:lvl>
+    <w:lvl w:ilvl="5" w:tentative="1">
+      <w:start w:val="1"/>
+      <w:numFmt w:val="bullet"/>
+      <w:lvlText w:val=""/>
+      <w:lvlJc w:val="left"/>
+      <w:pPr>
+        <w:tabs>
+          <w:tab w:val="num" w:pos="4320"/>
+        </w:tabs>
+        <w:ind w:left="4320" w:hanging="360"/>
+      </w:pPr>
+      <w:rPr>
+        <w:rFonts w:ascii="Wingdings" w:hAnsi="Wingdings" w:hint="default"/>
+        <w:sz w:val="20"/>
+      </w:rPr>
+    </w:lvl>
+    <w:lvl w:ilvl="6" w:tentative="1">
+      <w:start w:val="1"/>
+      <w:numFmt w:val="bullet"/>
+      <w:lvlText w:val=""/>
+      <w:lvlJc w:val="left"/>
+      <w:pPr>
+        <w:tabs>
+          <w:tab w:val="num" w:pos="5040"/>
+        </w:tabs>
+        <w:ind w:left="5040" w:hanging="360"/>
+      </w:pPr>
+      <w:rPr>
+        <w:rFonts w:ascii="Wingdings" w:hAnsi="Wingdings" w:hint="default"/>
+        <w:sz w:val="20"/>
+      </w:rPr>
+    </w:lvl>
+    <w:lvl w:ilvl="7" w:tentative="1">
+      <w:start w:val="1"/>
+      <w:numFmt w:val="bullet"/>
+      <w:lvlText w:val=""/>
+      <w:lvlJc w:val="left"/>
+      <w:pPr>
+        <w:tabs>
+          <w:tab w:val="num" w:pos="5760"/>
+        </w:tabs>
+        <w:ind w:left="5760" w:hanging="360"/>
+      </w:pPr>
+      <w:rPr>
+        <w:rFonts w:ascii="Wingdings" w:hAnsi="Wingdings" w:hint="default"/>
+        <w:sz w:val="20"/>
+      </w:rPr>
+    </w:lvl>
+    <w:lvl w:ilvl="8" w:tentative="1">
+      <w:start w:val="1"/>
+      <w:numFmt w:val="bullet"/>
+      <w:lvlText w:val=""/>
+      <w:lvlJc w:val="left"/>
+      <w:pPr>
+        <w:tabs>
+          <w:tab w:val="num" w:pos="6480"/>
+        </w:tabs>
+        <w:ind w:left="6480" w:hanging="360"/>
+      </w:pPr>
+      <w:rPr>
+        <w:rFonts w:ascii="Wingdings" w:hAnsi="Wingdings" w:hint="default"/>
+        <w:sz w:val="20"/>
+      </w:rPr>
+    </w:lvl>
+  </w:abstractNum>
+  <w:abstractNum w:abstractNumId="7" w15:restartNumberingAfterBreak="0">
     <w:nsid w:val="571A56D5"/>
     <w:multiLevelType w:val="multilevel"/>
     <w:tmpl w:val="DFD0BDE0"/>
@@ -11984,7 +11000,7 @@
       </w:pPr>
     </w:lvl>
   </w:abstractNum>
-  <w:abstractNum w:abstractNumId="6" w15:restartNumberingAfterBreak="0">
+  <w:abstractNum w:abstractNumId="8" w15:restartNumberingAfterBreak="0">
     <w:nsid w:val="64696DA7"/>
     <w:multiLevelType w:val="hybridMultilevel"/>
     <w:tmpl w:val="68480F9C"/>
@@ -12083,16 +11099,22 @@
     <w:abstractNumId w:val="2"/>
   </w:num>
   <w:num w:numId="4">
-    <w:abstractNumId w:val="6"/>
+    <w:abstractNumId w:val="8"/>
   </w:num>
   <w:num w:numId="5">
-    <w:abstractNumId w:val="5"/>
+    <w:abstractNumId w:val="7"/>
   </w:num>
   <w:num w:numId="6">
-    <w:abstractNumId w:val="4"/>
+    <w:abstractNumId w:val="5"/>
   </w:num>
   <w:num w:numId="7">
     <w:abstractNumId w:val="3"/>
+  </w:num>
+  <w:num w:numId="8">
+    <w:abstractNumId w:val="4"/>
+  </w:num>
+  <w:num w:numId="9">
+    <w:abstractNumId w:val="6"/>
   </w:num>
 </w:numbering>
 </file>
@@ -12495,7 +11517,7 @@
   <w:style w:type="paragraph" w:default="1" w:styleId="a">
     <w:name w:val="Normal"/>
     <w:qFormat/>
-    <w:rsid w:val="005F188B"/>
+    <w:rsid w:val="00A92278"/>
     <w:pPr>
       <w:spacing w:line="360" w:lineRule="auto"/>
       <w:ind w:firstLine="709"/>
